--- a/Asignación Proyectos/3. Output/Informe_Carga_PMs_Blend360.docx
+++ b/Asignación Proyectos/3. Output/Informe_Carga_PMs_Blend360.docx
@@ -228,6 +228,15 @@
         <w:ind w:left="283"/>
         <w:jc w:val="center"/>
       </w:pPr>
+      <w:r>
+        <w:rPr>
+          <w:rFonts w:asciiTheme="majorHAnsi" w:eastAsia="Poppins ExtraBold" w:hAnsiTheme="majorHAnsi" w:cs="Poppins ExtraBold"/>
+          <w:color w:val="002F59"/>
+          <w:sz w:val="66"/>
+          <w:szCs w:val="66"/>
+          <w:lang w:val="es-ES"/>
+        </w:rPr>
+      </w:r>
     </w:p>
     <w:p>
       <w:pPr>
@@ -372,6 +381,11 @@
           <w:szCs w:val="18"/>
         </w:rPr>
       </w:pPr>
+      <w:r>
+        <w:rPr>
+          <w:rFonts w:asciiTheme="majorHAnsi" w:hAnsiTheme="majorHAnsi"/>
+        </w:rPr>
+      </w:r>
     </w:p>
     <w:p>
       <w:pPr>
@@ -382,6 +396,13 @@
       </w:pPr>
       <w:bookmarkStart w:id="0" w:name="_ro8izzgs65yl" w:colFirst="0" w:colLast="0"/>
       <w:bookmarkEnd w:id="0"/>
+      <w:proofErr w:type="spellStart"/>
+      <w:r>
+        <w:rPr>
+          <w:color w:val="002F59"/>
+        </w:rPr>
+      </w:r>
+      <w:proofErr w:type="spellEnd"/>
     </w:p>
     <w:p>
       <w:pPr>
@@ -398,6 +419,12 @@
           <w:lang w:val="es-ES"/>
         </w:rPr>
       </w:pPr>
+      <w:r>
+        <w:rPr>
+          <w:rFonts w:asciiTheme="minorHAnsi" w:hAnsiTheme="minorHAnsi"/>
+          <w:lang w:val="es-ES"/>
+        </w:rPr>
+      </w:r>
     </w:p>
     <w:p>
       <w:pPr>
@@ -413,6 +440,11 @@
           <w:color w:val="002F59"/>
         </w:rPr>
       </w:pPr>
+      <w:r>
+        <w:rPr>
+          <w:color w:val="002F59"/>
+        </w:rPr>
+      </w:r>
     </w:p>
     <w:p>
       <w:pPr>
@@ -420,6 +452,12 @@
           <w:rFonts w:asciiTheme="minorHAnsi" w:hAnsiTheme="minorHAnsi"/>
         </w:rPr>
       </w:pPr>
+      <w:r>
+        <w:rPr>
+          <w:rFonts w:asciiTheme="minorHAnsi" w:hAnsiTheme="minorHAnsi"/>
+          <w:lang w:val="es-ES"/>
+        </w:rPr>
+      </w:r>
     </w:p>
     <w:p>
       <w:pPr>
@@ -428,6 +466,16 @@
           <w:color w:val="002F59"/>
         </w:rPr>
       </w:pPr>
+      <w:r>
+        <w:rPr>
+          <w:color w:val="002F59"/>
+        </w:rPr>
+      </w:r>
+      <w:r>
+        <w:rPr>
+          <w:color w:val="002F59"/>
+        </w:rPr>
+      </w:r>
     </w:p>
     <w:p>
       <w:pPr>
@@ -436,6 +484,12 @@
           <w:lang w:val="es-ES"/>
         </w:rPr>
       </w:pPr>
+      <w:r>
+        <w:rPr>
+          <w:rFonts w:asciiTheme="minorHAnsi" w:hAnsiTheme="minorHAnsi"/>
+          <w:lang w:val="es-ES"/>
+        </w:rPr>
+      </w:r>
     </w:p>
     <w:p>
       <w:pPr>
@@ -487,33 +541,8 @@
           <w:sz w:val="28"/>
         </w:rPr>
         <w:t>Análisis de Utilización de Capacidad</w:t>
-      </w:r>
-      <w:r>
-        <w:rPr>
-          <w:rFonts w:ascii="Calibri" w:hAnsi="Calibri"/>
-          <w:color w:val="0070C0"/>
-          <w:sz w:val="28"/>
-        </w:rPr>
         <w:br/>
-        <w:t xml:space="preserve">Marzo – </w:t>
-      </w:r>
-      <w:proofErr w:type="gramStart"/>
-      <w:r>
-        <w:rPr>
-          <w:rFonts w:ascii="Calibri" w:hAnsi="Calibri"/>
-          <w:color w:val="0070C0"/>
-          <w:sz w:val="28"/>
-        </w:rPr>
-        <w:t>Abril</w:t>
-      </w:r>
-      <w:proofErr w:type="gramEnd"/>
-      <w:r>
-        <w:rPr>
-          <w:rFonts w:ascii="Calibri" w:hAnsi="Calibri"/>
-          <w:color w:val="0070C0"/>
-          <w:sz w:val="28"/>
-        </w:rPr>
-        <w:t xml:space="preserve"> 2026</w:t>
+        <w:t>Marzo – Abril 2026</w:t>
       </w:r>
     </w:p>
     <w:p>
@@ -526,61 +555,7 @@
           <w:color w:val="595959"/>
           <w:sz w:val="22"/>
         </w:rPr>
-        <w:t xml:space="preserve">Blend360 </w:t>
-      </w:r>
-      <w:proofErr w:type="gramStart"/>
-      <w:r>
-        <w:rPr>
-          <w:rFonts w:ascii="Calibri" w:hAnsi="Calibri"/>
-          <w:color w:val="595959"/>
-          <w:sz w:val="22"/>
-        </w:rPr>
-        <w:t>Colombia  |</w:t>
-      </w:r>
-      <w:proofErr w:type="gramEnd"/>
-      <w:r>
-        <w:rPr>
-          <w:rFonts w:ascii="Calibri" w:hAnsi="Calibri"/>
-          <w:color w:val="595959"/>
-          <w:sz w:val="22"/>
-        </w:rPr>
-        <w:t xml:space="preserve">  PMO </w:t>
-      </w:r>
-      <w:proofErr w:type="gramStart"/>
-      <w:r>
-        <w:rPr>
-          <w:rFonts w:ascii="Calibri" w:hAnsi="Calibri"/>
-          <w:color w:val="595959"/>
-          <w:sz w:val="22"/>
-        </w:rPr>
-        <w:t>Operations  |</w:t>
-      </w:r>
-      <w:proofErr w:type="gramEnd"/>
-      <w:r>
-        <w:rPr>
-          <w:rFonts w:ascii="Calibri" w:hAnsi="Calibri"/>
-          <w:color w:val="595959"/>
-          <w:sz w:val="22"/>
-        </w:rPr>
-        <w:t xml:space="preserve">  </w:t>
-      </w:r>
-      <w:proofErr w:type="gramStart"/>
-      <w:r>
-        <w:rPr>
-          <w:rFonts w:ascii="Calibri" w:hAnsi="Calibri"/>
-          <w:color w:val="595959"/>
-          <w:sz w:val="22"/>
-        </w:rPr>
-        <w:t>Abril</w:t>
-      </w:r>
-      <w:proofErr w:type="gramEnd"/>
-      <w:r>
-        <w:rPr>
-          <w:rFonts w:ascii="Calibri" w:hAnsi="Calibri"/>
-          <w:color w:val="595959"/>
-          <w:sz w:val="22"/>
-        </w:rPr>
-        <w:t xml:space="preserve"> 2026</w:t>
+        <w:t>Blend360 Colombia  |  PMO Operations  |  Abril 2026</w:t>
       </w:r>
     </w:p>
     <w:p>
@@ -599,7 +574,6 @@
           <w:color w:val="003059"/>
           <w:sz w:val="32"/>
         </w:rPr>
-        <w:lastRenderedPageBreak/>
         <w:t>1. Objetivo del Informe</w:t>
       </w:r>
     </w:p>
@@ -613,12 +587,14 @@
     </w:p>
     <w:p>
       <w:pPr>
-        <w:spacing w:after="160"/>
+        <w:spacing w:before="0" w:after="160"/>
         <w:jc w:val="left"/>
       </w:pPr>
       <w:r>
         <w:rPr>
           <w:rFonts w:ascii="Calibri" w:hAnsi="Calibri"/>
+          <w:b w:val="0"/>
+          <w:i w:val="0"/>
           <w:sz w:val="22"/>
         </w:rPr>
         <w:t>El presente informe tiene como objetivo analizar la carga de trabajo de los Project Managers (PMs) de Blend360 Colombia durante los meses de marzo y abril de 2026, con base en las horas registradas en la plataforma OpenAir. Se evalúa la distribución de horas por proyecto, el nivel de utilización frente a la capacidad estándar de 44 horas semanales, y se identifican alertas y oportunidades de optimización en la asignación de proyectos.</w:t>
@@ -627,16 +603,16 @@
     <w:tbl>
       <w:tblPr>
         <w:tblStyle w:val="Tablaconcuadrcula"/>
-        <w:tblW w:w="0" w:type="auto"/>
-        <w:tblLook w:val="04A0" w:firstRow="1" w:lastRow="0" w:firstColumn="1" w:lastColumn="0" w:noHBand="0" w:noVBand="1"/>
+        <w:tblW w:type="auto" w:w="0"/>
+        <w:tblLook w:firstColumn="1" w:firstRow="1" w:lastColumn="0" w:lastRow="0" w:noHBand="0" w:noVBand="1" w:val="04A0"/>
       </w:tblPr>
       <w:tblGrid>
-        <w:gridCol w:w="9016"/>
+        <w:gridCol w:w="9026"/>
       </w:tblGrid>
       <w:tr>
         <w:tc>
           <w:tcPr>
-            <w:tcW w:w="9026" w:type="dxa"/>
+            <w:tcW w:type="dxa" w:w="9026"/>
             <w:shd w:val="clear" w:color="auto" w:fill="BDD7EE"/>
           </w:tcPr>
           <w:p>
@@ -648,14 +624,6 @@
                 <w:sz w:val="22"/>
               </w:rPr>
               <w:t>Parámetros de Análisis:</w:t>
-            </w:r>
-            <w:r>
-              <w:rPr>
-                <w:rFonts w:ascii="Calibri" w:hAnsi="Calibri"/>
-                <w:b/>
-                <w:color w:val="003059"/>
-                <w:sz w:val="22"/>
-              </w:rPr>
               <w:br/>
             </w:r>
           </w:p>
@@ -732,12 +700,14 @@
     </w:p>
     <w:p>
       <w:pPr>
-        <w:spacing w:after="160"/>
+        <w:spacing w:before="0" w:after="160"/>
         <w:jc w:val="left"/>
       </w:pPr>
       <w:r>
         <w:rPr>
           <w:rFonts w:ascii="Calibri" w:hAnsi="Calibri"/>
+          <w:b w:val="0"/>
+          <w:i w:val="0"/>
           <w:sz w:val="22"/>
         </w:rPr>
         <w:t>Durante marzo de 2026, los 9 PMs activos de Blend360 Colombia registraron en total 1,760 horas de trabajo distribuidas entre proyectos facturables, actividades internas y ausencias. El análisis revela que el equipo opera en su mayoría al límite de su capacidad disponible (194 horas/mes por PM).</w:t>
@@ -760,25 +730,22 @@
     <w:tbl>
       <w:tblPr>
         <w:tblStyle w:val="Tablaconcuadrcula"/>
-        <w:tblW w:w="0" w:type="auto"/>
+        <w:tblW w:type="auto" w:w="0"/>
         <w:jc w:val="center"/>
-        <w:tblLook w:val="04A0" w:firstRow="1" w:lastRow="0" w:firstColumn="1" w:lastColumn="0" w:noHBand="0" w:noVBand="1"/>
+        <w:tblLook w:firstColumn="1" w:firstRow="1" w:lastColumn="0" w:lastRow="0" w:noHBand="0" w:noVBand="1" w:val="04A0"/>
       </w:tblPr>
       <w:tblGrid>
-        <w:gridCol w:w="2905"/>
-        <w:gridCol w:w="1065"/>
-        <w:gridCol w:w="1152"/>
-        <w:gridCol w:w="1154"/>
-        <w:gridCol w:w="1139"/>
-        <w:gridCol w:w="1601"/>
+        <w:gridCol w:w="1504"/>
+        <w:gridCol w:w="1504"/>
+        <w:gridCol w:w="1504"/>
+        <w:gridCol w:w="1504"/>
+        <w:gridCol w:w="1504"/>
+        <w:gridCol w:w="1504"/>
       </w:tblGrid>
       <w:tr>
-        <w:trPr>
-          <w:jc w:val="center"/>
-        </w:trPr>
-        <w:tc>
-          <w:tcPr>
-            <w:tcW w:w="3600" w:type="dxa"/>
+        <w:tc>
+          <w:tcPr>
+            <w:tcW w:type="dxa" w:w="3600"/>
             <w:shd w:val="clear" w:color="auto" w:fill="003059"/>
           </w:tcPr>
           <w:p>
@@ -798,7 +765,7 @@
         </w:tc>
         <w:tc>
           <w:tcPr>
-            <w:tcW w:w="1152" w:type="dxa"/>
+            <w:tcW w:type="dxa" w:w="1152"/>
             <w:shd w:val="clear" w:color="auto" w:fill="003059"/>
           </w:tcPr>
           <w:p>
@@ -813,14 +780,6 @@
                 <w:sz w:val="20"/>
               </w:rPr>
               <w:t>Proy.</w:t>
-            </w:r>
-            <w:r>
-              <w:rPr>
-                <w:rFonts w:ascii="Calibri" w:hAnsi="Calibri"/>
-                <w:b/>
-                <w:color w:val="FFFFFF"/>
-                <w:sz w:val="20"/>
-              </w:rPr>
               <w:br/>
               <w:t>Activos</w:t>
             </w:r>
@@ -828,7 +787,7 @@
         </w:tc>
         <w:tc>
           <w:tcPr>
-            <w:tcW w:w="1296" w:type="dxa"/>
+            <w:tcW w:type="dxa" w:w="1296"/>
             <w:shd w:val="clear" w:color="auto" w:fill="003059"/>
           </w:tcPr>
           <w:p>
@@ -843,14 +802,6 @@
                 <w:sz w:val="20"/>
               </w:rPr>
               <w:t>Horas</w:t>
-            </w:r>
-            <w:r>
-              <w:rPr>
-                <w:rFonts w:ascii="Calibri" w:hAnsi="Calibri"/>
-                <w:b/>
-                <w:color w:val="FFFFFF"/>
-                <w:sz w:val="20"/>
-              </w:rPr>
               <w:br/>
               <w:t>Marzo</w:t>
             </w:r>
@@ -858,7 +809,7 @@
         </w:tc>
         <w:tc>
           <w:tcPr>
-            <w:tcW w:w="1296" w:type="dxa"/>
+            <w:tcW w:type="dxa" w:w="1296"/>
             <w:shd w:val="clear" w:color="auto" w:fill="003059"/>
           </w:tcPr>
           <w:p>
@@ -873,14 +824,6 @@
                 <w:sz w:val="20"/>
               </w:rPr>
               <w:t>% Cap.</w:t>
-            </w:r>
-            <w:r>
-              <w:rPr>
-                <w:rFonts w:ascii="Calibri" w:hAnsi="Calibri"/>
-                <w:b/>
-                <w:color w:val="FFFFFF"/>
-                <w:sz w:val="20"/>
-              </w:rPr>
               <w:br/>
               <w:t>Marzo</w:t>
             </w:r>
@@ -888,7 +831,7 @@
         </w:tc>
         <w:tc>
           <w:tcPr>
-            <w:tcW w:w="1296" w:type="dxa"/>
+            <w:tcW w:type="dxa" w:w="1296"/>
             <w:shd w:val="clear" w:color="auto" w:fill="003059"/>
           </w:tcPr>
           <w:p>
@@ -903,14 +846,6 @@
                 <w:sz w:val="20"/>
               </w:rPr>
               <w:t>Horas</w:t>
-            </w:r>
-            <w:r>
-              <w:rPr>
-                <w:rFonts w:ascii="Calibri" w:hAnsi="Calibri"/>
-                <w:b/>
-                <w:color w:val="FFFFFF"/>
-                <w:sz w:val="20"/>
-              </w:rPr>
               <w:br/>
               <w:t>Abril</w:t>
             </w:r>
@@ -918,7 +853,7 @@
         </w:tc>
         <w:tc>
           <w:tcPr>
-            <w:tcW w:w="1728" w:type="dxa"/>
+            <w:tcW w:type="dxa" w:w="1728"/>
             <w:shd w:val="clear" w:color="auto" w:fill="003059"/>
           </w:tcPr>
           <w:p>
@@ -938,12 +873,9 @@
         </w:tc>
       </w:tr>
       <w:tr>
-        <w:trPr>
-          <w:jc w:val="center"/>
-        </w:trPr>
-        <w:tc>
-          <w:tcPr>
-            <w:tcW w:w="3600" w:type="dxa"/>
+        <w:tc>
+          <w:tcPr>
+            <w:tcW w:type="dxa" w:w="3600"/>
           </w:tcPr>
           <w:p>
             <w:pPr>
@@ -952,6 +884,7 @@
             <w:r>
               <w:rPr>
                 <w:rFonts w:ascii="Calibri" w:hAnsi="Calibri"/>
+                <w:b w:val="0"/>
                 <w:sz w:val="18"/>
               </w:rPr>
               <w:t>Daniel Sebastian Vargas</w:t>
@@ -960,15 +893,16 @@
         </w:tc>
         <w:tc>
           <w:tcPr>
-            <w:tcW w:w="1152" w:type="dxa"/>
-          </w:tcPr>
-          <w:p>
-            <w:pPr>
-              <w:jc w:val="center"/>
-            </w:pPr>
-            <w:r>
-              <w:rPr>
-                <w:rFonts w:ascii="Calibri" w:hAnsi="Calibri"/>
+            <w:tcW w:type="dxa" w:w="1152"/>
+          </w:tcPr>
+          <w:p>
+            <w:pPr>
+              <w:jc w:val="center"/>
+            </w:pPr>
+            <w:r>
+              <w:rPr>
+                <w:rFonts w:ascii="Calibri" w:hAnsi="Calibri"/>
+                <w:b w:val="0"/>
                 <w:sz w:val="18"/>
               </w:rPr>
               <w:t>14</w:t>
@@ -977,15 +911,16 @@
         </w:tc>
         <w:tc>
           <w:tcPr>
-            <w:tcW w:w="1296" w:type="dxa"/>
-          </w:tcPr>
-          <w:p>
-            <w:pPr>
-              <w:jc w:val="center"/>
-            </w:pPr>
-            <w:r>
-              <w:rPr>
-                <w:rFonts w:ascii="Calibri" w:hAnsi="Calibri"/>
+            <w:tcW w:type="dxa" w:w="1296"/>
+          </w:tcPr>
+          <w:p>
+            <w:pPr>
+              <w:jc w:val="center"/>
+            </w:pPr>
+            <w:r>
+              <w:rPr>
+                <w:rFonts w:ascii="Calibri" w:hAnsi="Calibri"/>
+                <w:b w:val="0"/>
                 <w:sz w:val="18"/>
               </w:rPr>
               <w:t>194h</w:t>
@@ -994,15 +929,16 @@
         </w:tc>
         <w:tc>
           <w:tcPr>
-            <w:tcW w:w="1296" w:type="dxa"/>
-          </w:tcPr>
-          <w:p>
-            <w:pPr>
-              <w:jc w:val="center"/>
-            </w:pPr>
-            <w:r>
-              <w:rPr>
-                <w:rFonts w:ascii="Calibri" w:hAnsi="Calibri"/>
+            <w:tcW w:type="dxa" w:w="1296"/>
+          </w:tcPr>
+          <w:p>
+            <w:pPr>
+              <w:jc w:val="center"/>
+            </w:pPr>
+            <w:r>
+              <w:rPr>
+                <w:rFonts w:ascii="Calibri" w:hAnsi="Calibri"/>
+                <w:b w:val="0"/>
                 <w:sz w:val="18"/>
               </w:rPr>
               <w:t>100.5%</w:t>
@@ -1011,15 +947,16 @@
         </w:tc>
         <w:tc>
           <w:tcPr>
-            <w:tcW w:w="1296" w:type="dxa"/>
-          </w:tcPr>
-          <w:p>
-            <w:pPr>
-              <w:jc w:val="center"/>
-            </w:pPr>
-            <w:r>
-              <w:rPr>
-                <w:rFonts w:ascii="Calibri" w:hAnsi="Calibri"/>
+            <w:tcW w:type="dxa" w:w="1296"/>
+          </w:tcPr>
+          <w:p>
+            <w:pPr>
+              <w:jc w:val="center"/>
+            </w:pPr>
+            <w:r>
+              <w:rPr>
+                <w:rFonts w:ascii="Calibri" w:hAnsi="Calibri"/>
+                <w:b w:val="0"/>
                 <w:sz w:val="18"/>
               </w:rPr>
               <w:t>115h</w:t>
@@ -1028,7 +965,7 @@
         </w:tc>
         <w:tc>
           <w:tcPr>
-            <w:tcW w:w="1728" w:type="dxa"/>
+            <w:tcW w:type="dxa" w:w="1728"/>
             <w:shd w:val="clear" w:color="auto" w:fill="FF4D4D"/>
           </w:tcPr>
           <w:p>
@@ -1048,12 +985,9 @@
         </w:tc>
       </w:tr>
       <w:tr>
-        <w:trPr>
-          <w:jc w:val="center"/>
-        </w:trPr>
-        <w:tc>
-          <w:tcPr>
-            <w:tcW w:w="3600" w:type="dxa"/>
+        <w:tc>
+          <w:tcPr>
+            <w:tcW w:type="dxa" w:w="3600"/>
             <w:shd w:val="clear" w:color="auto" w:fill="F2F2F2"/>
           </w:tcPr>
           <w:p>
@@ -1063,6 +997,7 @@
             <w:r>
               <w:rPr>
                 <w:rFonts w:ascii="Calibri" w:hAnsi="Calibri"/>
+                <w:b w:val="0"/>
                 <w:sz w:val="18"/>
               </w:rPr>
               <w:t>David Cortes</w:t>
@@ -1071,7 +1006,7 @@
         </w:tc>
         <w:tc>
           <w:tcPr>
-            <w:tcW w:w="1152" w:type="dxa"/>
+            <w:tcW w:type="dxa" w:w="1152"/>
             <w:shd w:val="clear" w:color="auto" w:fill="F2F2F2"/>
           </w:tcPr>
           <w:p>
@@ -1081,6 +1016,7 @@
             <w:r>
               <w:rPr>
                 <w:rFonts w:ascii="Calibri" w:hAnsi="Calibri"/>
+                <w:b w:val="0"/>
                 <w:sz w:val="18"/>
               </w:rPr>
               <w:t>17</w:t>
@@ -1089,7 +1025,7 @@
         </w:tc>
         <w:tc>
           <w:tcPr>
-            <w:tcW w:w="1296" w:type="dxa"/>
+            <w:tcW w:type="dxa" w:w="1296"/>
             <w:shd w:val="clear" w:color="auto" w:fill="F2F2F2"/>
           </w:tcPr>
           <w:p>
@@ -1099,6 +1035,7 @@
             <w:r>
               <w:rPr>
                 <w:rFonts w:ascii="Calibri" w:hAnsi="Calibri"/>
+                <w:b w:val="0"/>
                 <w:sz w:val="18"/>
               </w:rPr>
               <w:t>198h</w:t>
@@ -1107,7 +1044,7 @@
         </w:tc>
         <w:tc>
           <w:tcPr>
-            <w:tcW w:w="1296" w:type="dxa"/>
+            <w:tcW w:type="dxa" w:w="1296"/>
             <w:shd w:val="clear" w:color="auto" w:fill="F2F2F2"/>
           </w:tcPr>
           <w:p>
@@ -1117,6 +1054,7 @@
             <w:r>
               <w:rPr>
                 <w:rFonts w:ascii="Calibri" w:hAnsi="Calibri"/>
+                <w:b w:val="0"/>
                 <w:sz w:val="18"/>
               </w:rPr>
               <w:t>102.3%</w:t>
@@ -1125,7 +1063,7 @@
         </w:tc>
         <w:tc>
           <w:tcPr>
-            <w:tcW w:w="1296" w:type="dxa"/>
+            <w:tcW w:type="dxa" w:w="1296"/>
             <w:shd w:val="clear" w:color="auto" w:fill="F2F2F2"/>
           </w:tcPr>
           <w:p>
@@ -1135,6 +1073,7 @@
             <w:r>
               <w:rPr>
                 <w:rFonts w:ascii="Calibri" w:hAnsi="Calibri"/>
+                <w:b w:val="0"/>
                 <w:sz w:val="18"/>
               </w:rPr>
               <w:t>71h</w:t>
@@ -1143,7 +1082,7 @@
         </w:tc>
         <w:tc>
           <w:tcPr>
-            <w:tcW w:w="1728" w:type="dxa"/>
+            <w:tcW w:type="dxa" w:w="1728"/>
             <w:shd w:val="clear" w:color="auto" w:fill="FF4D4D"/>
           </w:tcPr>
           <w:p>
@@ -1163,12 +1102,9 @@
         </w:tc>
       </w:tr>
       <w:tr>
-        <w:trPr>
-          <w:jc w:val="center"/>
-        </w:trPr>
-        <w:tc>
-          <w:tcPr>
-            <w:tcW w:w="3600" w:type="dxa"/>
+        <w:tc>
+          <w:tcPr>
+            <w:tcW w:type="dxa" w:w="3600"/>
           </w:tcPr>
           <w:p>
             <w:pPr>
@@ -1177,6 +1113,7 @@
             <w:r>
               <w:rPr>
                 <w:rFonts w:ascii="Calibri" w:hAnsi="Calibri"/>
+                <w:b w:val="0"/>
                 <w:sz w:val="18"/>
               </w:rPr>
               <w:t>Diana Castro</w:t>
@@ -1185,15 +1122,16 @@
         </w:tc>
         <w:tc>
           <w:tcPr>
-            <w:tcW w:w="1152" w:type="dxa"/>
-          </w:tcPr>
-          <w:p>
-            <w:pPr>
-              <w:jc w:val="center"/>
-            </w:pPr>
-            <w:r>
-              <w:rPr>
-                <w:rFonts w:ascii="Calibri" w:hAnsi="Calibri"/>
+            <w:tcW w:type="dxa" w:w="1152"/>
+          </w:tcPr>
+          <w:p>
+            <w:pPr>
+              <w:jc w:val="center"/>
+            </w:pPr>
+            <w:r>
+              <w:rPr>
+                <w:rFonts w:ascii="Calibri" w:hAnsi="Calibri"/>
+                <w:b w:val="0"/>
                 <w:sz w:val="18"/>
               </w:rPr>
               <w:t>11</w:t>
@@ -1202,15 +1140,16 @@
         </w:tc>
         <w:tc>
           <w:tcPr>
-            <w:tcW w:w="1296" w:type="dxa"/>
-          </w:tcPr>
-          <w:p>
-            <w:pPr>
-              <w:jc w:val="center"/>
-            </w:pPr>
-            <w:r>
-              <w:rPr>
-                <w:rFonts w:ascii="Calibri" w:hAnsi="Calibri"/>
+            <w:tcW w:type="dxa" w:w="1296"/>
+          </w:tcPr>
+          <w:p>
+            <w:pPr>
+              <w:jc w:val="center"/>
+            </w:pPr>
+            <w:r>
+              <w:rPr>
+                <w:rFonts w:ascii="Calibri" w:hAnsi="Calibri"/>
+                <w:b w:val="0"/>
                 <w:sz w:val="18"/>
               </w:rPr>
               <w:t>194h</w:t>
@@ -1219,15 +1158,16 @@
         </w:tc>
         <w:tc>
           <w:tcPr>
-            <w:tcW w:w="1296" w:type="dxa"/>
-          </w:tcPr>
-          <w:p>
-            <w:pPr>
-              <w:jc w:val="center"/>
-            </w:pPr>
-            <w:r>
-              <w:rPr>
-                <w:rFonts w:ascii="Calibri" w:hAnsi="Calibri"/>
+            <w:tcW w:type="dxa" w:w="1296"/>
+          </w:tcPr>
+          <w:p>
+            <w:pPr>
+              <w:jc w:val="center"/>
+            </w:pPr>
+            <w:r>
+              <w:rPr>
+                <w:rFonts w:ascii="Calibri" w:hAnsi="Calibri"/>
+                <w:b w:val="0"/>
                 <w:sz w:val="18"/>
               </w:rPr>
               <w:t>100.2%</w:t>
@@ -1236,15 +1176,16 @@
         </w:tc>
         <w:tc>
           <w:tcPr>
-            <w:tcW w:w="1296" w:type="dxa"/>
-          </w:tcPr>
-          <w:p>
-            <w:pPr>
-              <w:jc w:val="center"/>
-            </w:pPr>
-            <w:r>
-              <w:rPr>
-                <w:rFonts w:ascii="Calibri" w:hAnsi="Calibri"/>
+            <w:tcW w:type="dxa" w:w="1296"/>
+          </w:tcPr>
+          <w:p>
+            <w:pPr>
+              <w:jc w:val="center"/>
+            </w:pPr>
+            <w:r>
+              <w:rPr>
+                <w:rFonts w:ascii="Calibri" w:hAnsi="Calibri"/>
+                <w:b w:val="0"/>
                 <w:sz w:val="18"/>
               </w:rPr>
               <w:t>114h</w:t>
@@ -1253,7 +1194,7 @@
         </w:tc>
         <w:tc>
           <w:tcPr>
-            <w:tcW w:w="1728" w:type="dxa"/>
+            <w:tcW w:type="dxa" w:w="1728"/>
             <w:shd w:val="clear" w:color="auto" w:fill="FF4D4D"/>
           </w:tcPr>
           <w:p>
@@ -1273,12 +1214,9 @@
         </w:tc>
       </w:tr>
       <w:tr>
-        <w:trPr>
-          <w:jc w:val="center"/>
-        </w:trPr>
-        <w:tc>
-          <w:tcPr>
-            <w:tcW w:w="3600" w:type="dxa"/>
+        <w:tc>
+          <w:tcPr>
+            <w:tcW w:type="dxa" w:w="3600"/>
             <w:shd w:val="clear" w:color="auto" w:fill="F2F2F2"/>
           </w:tcPr>
           <w:p>
@@ -1288,6 +1226,7 @@
             <w:r>
               <w:rPr>
                 <w:rFonts w:ascii="Calibri" w:hAnsi="Calibri"/>
+                <w:b w:val="0"/>
                 <w:sz w:val="18"/>
               </w:rPr>
               <w:t>Diana Rojas</w:t>
@@ -1296,7 +1235,7 @@
         </w:tc>
         <w:tc>
           <w:tcPr>
-            <w:tcW w:w="1152" w:type="dxa"/>
+            <w:tcW w:type="dxa" w:w="1152"/>
             <w:shd w:val="clear" w:color="auto" w:fill="F2F2F2"/>
           </w:tcPr>
           <w:p>
@@ -1306,15 +1245,16 @@
             <w:r>
               <w:rPr>
                 <w:rFonts w:ascii="Calibri" w:hAnsi="Calibri"/>
-                <w:sz w:val="18"/>
-              </w:rPr>
-              <w:t>9</w:t>
-            </w:r>
-          </w:p>
-        </w:tc>
-        <w:tc>
-          <w:tcPr>
-            <w:tcW w:w="1296" w:type="dxa"/>
+                <w:b w:val="0"/>
+                <w:sz w:val="18"/>
+              </w:rPr>
+              <w:t>12</w:t>
+            </w:r>
+          </w:p>
+        </w:tc>
+        <w:tc>
+          <w:tcPr>
+            <w:tcW w:type="dxa" w:w="1296"/>
             <w:shd w:val="clear" w:color="auto" w:fill="F2F2F2"/>
           </w:tcPr>
           <w:p>
@@ -1324,6 +1264,7 @@
             <w:r>
               <w:rPr>
                 <w:rFonts w:ascii="Calibri" w:hAnsi="Calibri"/>
+                <w:b w:val="0"/>
                 <w:sz w:val="18"/>
               </w:rPr>
               <w:t>194h</w:t>
@@ -1332,7 +1273,7 @@
         </w:tc>
         <w:tc>
           <w:tcPr>
-            <w:tcW w:w="1296" w:type="dxa"/>
+            <w:tcW w:type="dxa" w:w="1296"/>
             <w:shd w:val="clear" w:color="auto" w:fill="F2F2F2"/>
           </w:tcPr>
           <w:p>
@@ -1342,6 +1283,7 @@
             <w:r>
               <w:rPr>
                 <w:rFonts w:ascii="Calibri" w:hAnsi="Calibri"/>
+                <w:b w:val="0"/>
                 <w:sz w:val="18"/>
               </w:rPr>
               <w:t>100.2%</w:t>
@@ -1350,7 +1292,7 @@
         </w:tc>
         <w:tc>
           <w:tcPr>
-            <w:tcW w:w="1296" w:type="dxa"/>
+            <w:tcW w:type="dxa" w:w="1296"/>
             <w:shd w:val="clear" w:color="auto" w:fill="F2F2F2"/>
           </w:tcPr>
           <w:p>
@@ -1360,6 +1302,7 @@
             <w:r>
               <w:rPr>
                 <w:rFonts w:ascii="Calibri" w:hAnsi="Calibri"/>
+                <w:b w:val="0"/>
                 <w:sz w:val="18"/>
               </w:rPr>
               <w:t>114h</w:t>
@@ -1368,7 +1311,7 @@
         </w:tc>
         <w:tc>
           <w:tcPr>
-            <w:tcW w:w="1728" w:type="dxa"/>
+            <w:tcW w:type="dxa" w:w="1728"/>
             <w:shd w:val="clear" w:color="auto" w:fill="FF4D4D"/>
           </w:tcPr>
           <w:p>
@@ -1388,12 +1331,9 @@
         </w:tc>
       </w:tr>
       <w:tr>
-        <w:trPr>
-          <w:jc w:val="center"/>
-        </w:trPr>
-        <w:tc>
-          <w:tcPr>
-            <w:tcW w:w="3600" w:type="dxa"/>
+        <w:tc>
+          <w:tcPr>
+            <w:tcW w:type="dxa" w:w="3600"/>
           </w:tcPr>
           <w:p>
             <w:pPr>
@@ -1402,6 +1342,7 @@
             <w:r>
               <w:rPr>
                 <w:rFonts w:ascii="Calibri" w:hAnsi="Calibri"/>
+                <w:b w:val="0"/>
                 <w:sz w:val="18"/>
               </w:rPr>
               <w:t>Indira Duarte</w:t>
@@ -1410,15 +1351,16 @@
         </w:tc>
         <w:tc>
           <w:tcPr>
-            <w:tcW w:w="1152" w:type="dxa"/>
-          </w:tcPr>
-          <w:p>
-            <w:pPr>
-              <w:jc w:val="center"/>
-            </w:pPr>
-            <w:r>
-              <w:rPr>
-                <w:rFonts w:ascii="Calibri" w:hAnsi="Calibri"/>
+            <w:tcW w:type="dxa" w:w="1152"/>
+          </w:tcPr>
+          <w:p>
+            <w:pPr>
+              <w:jc w:val="center"/>
+            </w:pPr>
+            <w:r>
+              <w:rPr>
+                <w:rFonts w:ascii="Calibri" w:hAnsi="Calibri"/>
+                <w:b w:val="0"/>
                 <w:sz w:val="18"/>
               </w:rPr>
               <w:t>4</w:t>
@@ -1427,15 +1369,16 @@
         </w:tc>
         <w:tc>
           <w:tcPr>
-            <w:tcW w:w="1296" w:type="dxa"/>
-          </w:tcPr>
-          <w:p>
-            <w:pPr>
-              <w:jc w:val="center"/>
-            </w:pPr>
-            <w:r>
-              <w:rPr>
-                <w:rFonts w:ascii="Calibri" w:hAnsi="Calibri"/>
+            <w:tcW w:type="dxa" w:w="1296"/>
+          </w:tcPr>
+          <w:p>
+            <w:pPr>
+              <w:jc w:val="center"/>
+            </w:pPr>
+            <w:r>
+              <w:rPr>
+                <w:rFonts w:ascii="Calibri" w:hAnsi="Calibri"/>
+                <w:b w:val="0"/>
                 <w:sz w:val="18"/>
               </w:rPr>
               <w:t>203h</w:t>
@@ -1444,15 +1387,16 @@
         </w:tc>
         <w:tc>
           <w:tcPr>
-            <w:tcW w:w="1296" w:type="dxa"/>
-          </w:tcPr>
-          <w:p>
-            <w:pPr>
-              <w:jc w:val="center"/>
-            </w:pPr>
-            <w:r>
-              <w:rPr>
-                <w:rFonts w:ascii="Calibri" w:hAnsi="Calibri"/>
+            <w:tcW w:type="dxa" w:w="1296"/>
+          </w:tcPr>
+          <w:p>
+            <w:pPr>
+              <w:jc w:val="center"/>
+            </w:pPr>
+            <w:r>
+              <w:rPr>
+                <w:rFonts w:ascii="Calibri" w:hAnsi="Calibri"/>
+                <w:b w:val="0"/>
                 <w:sz w:val="18"/>
               </w:rPr>
               <w:t>104.9%</w:t>
@@ -1461,15 +1405,16 @@
         </w:tc>
         <w:tc>
           <w:tcPr>
-            <w:tcW w:w="1296" w:type="dxa"/>
-          </w:tcPr>
-          <w:p>
-            <w:pPr>
-              <w:jc w:val="center"/>
-            </w:pPr>
-            <w:r>
-              <w:rPr>
-                <w:rFonts w:ascii="Calibri" w:hAnsi="Calibri"/>
+            <w:tcW w:type="dxa" w:w="1296"/>
+          </w:tcPr>
+          <w:p>
+            <w:pPr>
+              <w:jc w:val="center"/>
+            </w:pPr>
+            <w:r>
+              <w:rPr>
+                <w:rFonts w:ascii="Calibri" w:hAnsi="Calibri"/>
+                <w:b w:val="0"/>
                 <w:sz w:val="18"/>
               </w:rPr>
               <w:t>57h</w:t>
@@ -1478,7 +1423,7 @@
         </w:tc>
         <w:tc>
           <w:tcPr>
-            <w:tcW w:w="1728" w:type="dxa"/>
+            <w:tcW w:type="dxa" w:w="1728"/>
             <w:shd w:val="clear" w:color="auto" w:fill="FF4D4D"/>
           </w:tcPr>
           <w:p>
@@ -1498,12 +1443,9 @@
         </w:tc>
       </w:tr>
       <w:tr>
-        <w:trPr>
-          <w:jc w:val="center"/>
-        </w:trPr>
-        <w:tc>
-          <w:tcPr>
-            <w:tcW w:w="3600" w:type="dxa"/>
+        <w:tc>
+          <w:tcPr>
+            <w:tcW w:type="dxa" w:w="3600"/>
             <w:shd w:val="clear" w:color="auto" w:fill="F2F2F2"/>
           </w:tcPr>
           <w:p>
@@ -1513,6 +1455,7 @@
             <w:r>
               <w:rPr>
                 <w:rFonts w:ascii="Calibri" w:hAnsi="Calibri"/>
+                <w:b w:val="0"/>
                 <w:sz w:val="18"/>
               </w:rPr>
               <w:t>Juan Bernal</w:t>
@@ -1521,7 +1464,7 @@
         </w:tc>
         <w:tc>
           <w:tcPr>
-            <w:tcW w:w="1152" w:type="dxa"/>
+            <w:tcW w:type="dxa" w:w="1152"/>
             <w:shd w:val="clear" w:color="auto" w:fill="F2F2F2"/>
           </w:tcPr>
           <w:p>
@@ -1531,6 +1474,7 @@
             <w:r>
               <w:rPr>
                 <w:rFonts w:ascii="Calibri" w:hAnsi="Calibri"/>
+                <w:b w:val="0"/>
                 <w:sz w:val="18"/>
               </w:rPr>
               <w:t>26</w:t>
@@ -1539,7 +1483,7 @@
         </w:tc>
         <w:tc>
           <w:tcPr>
-            <w:tcW w:w="1296" w:type="dxa"/>
+            <w:tcW w:type="dxa" w:w="1296"/>
             <w:shd w:val="clear" w:color="auto" w:fill="F2F2F2"/>
           </w:tcPr>
           <w:p>
@@ -1549,6 +1493,7 @@
             <w:r>
               <w:rPr>
                 <w:rFonts w:ascii="Calibri" w:hAnsi="Calibri"/>
+                <w:b w:val="0"/>
                 <w:sz w:val="18"/>
               </w:rPr>
               <w:t>194h</w:t>
@@ -1557,7 +1502,7 @@
         </w:tc>
         <w:tc>
           <w:tcPr>
-            <w:tcW w:w="1296" w:type="dxa"/>
+            <w:tcW w:type="dxa" w:w="1296"/>
             <w:shd w:val="clear" w:color="auto" w:fill="F2F2F2"/>
           </w:tcPr>
           <w:p>
@@ -1567,6 +1512,7 @@
             <w:r>
               <w:rPr>
                 <w:rFonts w:ascii="Calibri" w:hAnsi="Calibri"/>
+                <w:b w:val="0"/>
                 <w:sz w:val="18"/>
               </w:rPr>
               <w:t>100.2%</w:t>
@@ -1575,7 +1521,7 @@
         </w:tc>
         <w:tc>
           <w:tcPr>
-            <w:tcW w:w="1296" w:type="dxa"/>
+            <w:tcW w:type="dxa" w:w="1296"/>
             <w:shd w:val="clear" w:color="auto" w:fill="F2F2F2"/>
           </w:tcPr>
           <w:p>
@@ -1585,6 +1531,7 @@
             <w:r>
               <w:rPr>
                 <w:rFonts w:ascii="Calibri" w:hAnsi="Calibri"/>
+                <w:b w:val="0"/>
                 <w:sz w:val="18"/>
               </w:rPr>
               <w:t>53h</w:t>
@@ -1593,7 +1540,7 @@
         </w:tc>
         <w:tc>
           <w:tcPr>
-            <w:tcW w:w="1728" w:type="dxa"/>
+            <w:tcW w:type="dxa" w:w="1728"/>
             <w:shd w:val="clear" w:color="auto" w:fill="FF4D4D"/>
           </w:tcPr>
           <w:p>
@@ -1613,12 +1560,9 @@
         </w:tc>
       </w:tr>
       <w:tr>
-        <w:trPr>
-          <w:jc w:val="center"/>
-        </w:trPr>
-        <w:tc>
-          <w:tcPr>
-            <w:tcW w:w="3600" w:type="dxa"/>
+        <w:tc>
+          <w:tcPr>
+            <w:tcW w:type="dxa" w:w="3600"/>
           </w:tcPr>
           <w:p>
             <w:pPr>
@@ -1627,6 +1571,7 @@
             <w:r>
               <w:rPr>
                 <w:rFonts w:ascii="Calibri" w:hAnsi="Calibri"/>
+                <w:b w:val="0"/>
                 <w:sz w:val="18"/>
               </w:rPr>
               <w:t>Kelly Carbonell</w:t>
@@ -1635,15 +1580,16 @@
         </w:tc>
         <w:tc>
           <w:tcPr>
-            <w:tcW w:w="1152" w:type="dxa"/>
-          </w:tcPr>
-          <w:p>
-            <w:pPr>
-              <w:jc w:val="center"/>
-            </w:pPr>
-            <w:r>
-              <w:rPr>
-                <w:rFonts w:ascii="Calibri" w:hAnsi="Calibri"/>
+            <w:tcW w:type="dxa" w:w="1152"/>
+          </w:tcPr>
+          <w:p>
+            <w:pPr>
+              <w:jc w:val="center"/>
+            </w:pPr>
+            <w:r>
+              <w:rPr>
+                <w:rFonts w:ascii="Calibri" w:hAnsi="Calibri"/>
+                <w:b w:val="0"/>
                 <w:sz w:val="18"/>
               </w:rPr>
               <w:t>14</w:t>
@@ -1652,15 +1598,16 @@
         </w:tc>
         <w:tc>
           <w:tcPr>
-            <w:tcW w:w="1296" w:type="dxa"/>
-          </w:tcPr>
-          <w:p>
-            <w:pPr>
-              <w:jc w:val="center"/>
-            </w:pPr>
-            <w:r>
-              <w:rPr>
-                <w:rFonts w:ascii="Calibri" w:hAnsi="Calibri"/>
+            <w:tcW w:type="dxa" w:w="1296"/>
+          </w:tcPr>
+          <w:p>
+            <w:pPr>
+              <w:jc w:val="center"/>
+            </w:pPr>
+            <w:r>
+              <w:rPr>
+                <w:rFonts w:ascii="Calibri" w:hAnsi="Calibri"/>
+                <w:b w:val="0"/>
                 <w:sz w:val="18"/>
               </w:rPr>
               <w:t>194h</w:t>
@@ -1669,15 +1616,16 @@
         </w:tc>
         <w:tc>
           <w:tcPr>
-            <w:tcW w:w="1296" w:type="dxa"/>
-          </w:tcPr>
-          <w:p>
-            <w:pPr>
-              <w:jc w:val="center"/>
-            </w:pPr>
-            <w:r>
-              <w:rPr>
-                <w:rFonts w:ascii="Calibri" w:hAnsi="Calibri"/>
+            <w:tcW w:type="dxa" w:w="1296"/>
+          </w:tcPr>
+          <w:p>
+            <w:pPr>
+              <w:jc w:val="center"/>
+            </w:pPr>
+            <w:r>
+              <w:rPr>
+                <w:rFonts w:ascii="Calibri" w:hAnsi="Calibri"/>
+                <w:b w:val="0"/>
                 <w:sz w:val="18"/>
               </w:rPr>
               <w:t>100.2%</w:t>
@@ -1686,15 +1634,16 @@
         </w:tc>
         <w:tc>
           <w:tcPr>
-            <w:tcW w:w="1296" w:type="dxa"/>
-          </w:tcPr>
-          <w:p>
-            <w:pPr>
-              <w:jc w:val="center"/>
-            </w:pPr>
-            <w:r>
-              <w:rPr>
-                <w:rFonts w:ascii="Calibri" w:hAnsi="Calibri"/>
+            <w:tcW w:type="dxa" w:w="1296"/>
+          </w:tcPr>
+          <w:p>
+            <w:pPr>
+              <w:jc w:val="center"/>
+            </w:pPr>
+            <w:r>
+              <w:rPr>
+                <w:rFonts w:ascii="Calibri" w:hAnsi="Calibri"/>
+                <w:b w:val="0"/>
                 <w:sz w:val="18"/>
               </w:rPr>
               <w:t>70h</w:t>
@@ -1703,7 +1652,7 @@
         </w:tc>
         <w:tc>
           <w:tcPr>
-            <w:tcW w:w="1728" w:type="dxa"/>
+            <w:tcW w:type="dxa" w:w="1728"/>
             <w:shd w:val="clear" w:color="auto" w:fill="FF4D4D"/>
           </w:tcPr>
           <w:p>
@@ -1723,12 +1672,9 @@
         </w:tc>
       </w:tr>
       <w:tr>
-        <w:trPr>
-          <w:jc w:val="center"/>
-        </w:trPr>
-        <w:tc>
-          <w:tcPr>
-            <w:tcW w:w="3600" w:type="dxa"/>
+        <w:tc>
+          <w:tcPr>
+            <w:tcW w:type="dxa" w:w="3600"/>
             <w:shd w:val="clear" w:color="auto" w:fill="F2F2F2"/>
           </w:tcPr>
           <w:p>
@@ -1738,6 +1684,7 @@
             <w:r>
               <w:rPr>
                 <w:rFonts w:ascii="Calibri" w:hAnsi="Calibri"/>
+                <w:b w:val="0"/>
                 <w:sz w:val="18"/>
               </w:rPr>
               <w:t>Miguel Garcia</w:t>
@@ -1746,7 +1693,7 @@
         </w:tc>
         <w:tc>
           <w:tcPr>
-            <w:tcW w:w="1152" w:type="dxa"/>
+            <w:tcW w:type="dxa" w:w="1152"/>
             <w:shd w:val="clear" w:color="auto" w:fill="F2F2F2"/>
           </w:tcPr>
           <w:p>
@@ -1756,6 +1703,7 @@
             <w:r>
               <w:rPr>
                 <w:rFonts w:ascii="Calibri" w:hAnsi="Calibri"/>
+                <w:b w:val="0"/>
                 <w:sz w:val="18"/>
               </w:rPr>
               <w:t>15</w:t>
@@ -1764,7 +1712,7 @@
         </w:tc>
         <w:tc>
           <w:tcPr>
-            <w:tcW w:w="1296" w:type="dxa"/>
+            <w:tcW w:type="dxa" w:w="1296"/>
             <w:shd w:val="clear" w:color="auto" w:fill="F2F2F2"/>
           </w:tcPr>
           <w:p>
@@ -1774,6 +1722,7 @@
             <w:r>
               <w:rPr>
                 <w:rFonts w:ascii="Calibri" w:hAnsi="Calibri"/>
+                <w:b w:val="0"/>
                 <w:sz w:val="18"/>
               </w:rPr>
               <w:t>194h</w:t>
@@ -1782,7 +1731,7 @@
         </w:tc>
         <w:tc>
           <w:tcPr>
-            <w:tcW w:w="1296" w:type="dxa"/>
+            <w:tcW w:type="dxa" w:w="1296"/>
             <w:shd w:val="clear" w:color="auto" w:fill="F2F2F2"/>
           </w:tcPr>
           <w:p>
@@ -1792,6 +1741,7 @@
             <w:r>
               <w:rPr>
                 <w:rFonts w:ascii="Calibri" w:hAnsi="Calibri"/>
+                <w:b w:val="0"/>
                 <w:sz w:val="18"/>
               </w:rPr>
               <w:t>100.2%</w:t>
@@ -1800,7 +1750,7 @@
         </w:tc>
         <w:tc>
           <w:tcPr>
-            <w:tcW w:w="1296" w:type="dxa"/>
+            <w:tcW w:type="dxa" w:w="1296"/>
             <w:shd w:val="clear" w:color="auto" w:fill="F2F2F2"/>
           </w:tcPr>
           <w:p>
@@ -1810,6 +1760,7 @@
             <w:r>
               <w:rPr>
                 <w:rFonts w:ascii="Calibri" w:hAnsi="Calibri"/>
+                <w:b w:val="0"/>
                 <w:sz w:val="18"/>
               </w:rPr>
               <w:t>114h</w:t>
@@ -1818,7 +1769,7 @@
         </w:tc>
         <w:tc>
           <w:tcPr>
-            <w:tcW w:w="1728" w:type="dxa"/>
+            <w:tcW w:type="dxa" w:w="1728"/>
             <w:shd w:val="clear" w:color="auto" w:fill="FF4D4D"/>
           </w:tcPr>
           <w:p>
@@ -1838,12 +1789,9 @@
         </w:tc>
       </w:tr>
       <w:tr>
-        <w:trPr>
-          <w:jc w:val="center"/>
-        </w:trPr>
-        <w:tc>
-          <w:tcPr>
-            <w:tcW w:w="3600" w:type="dxa"/>
+        <w:tc>
+          <w:tcPr>
+            <w:tcW w:type="dxa" w:w="3600"/>
           </w:tcPr>
           <w:p>
             <w:pPr>
@@ -1852,6 +1800,7 @@
             <w:r>
               <w:rPr>
                 <w:rFonts w:ascii="Calibri" w:hAnsi="Calibri"/>
+                <w:b w:val="0"/>
                 <w:sz w:val="18"/>
               </w:rPr>
               <w:t>Oscar Barragan</w:t>
@@ -1860,15 +1809,16 @@
         </w:tc>
         <w:tc>
           <w:tcPr>
-            <w:tcW w:w="1152" w:type="dxa"/>
-          </w:tcPr>
-          <w:p>
-            <w:pPr>
-              <w:jc w:val="center"/>
-            </w:pPr>
-            <w:r>
-              <w:rPr>
-                <w:rFonts w:ascii="Calibri" w:hAnsi="Calibri"/>
+            <w:tcW w:type="dxa" w:w="1152"/>
+          </w:tcPr>
+          <w:p>
+            <w:pPr>
+              <w:jc w:val="center"/>
+            </w:pPr>
+            <w:r>
+              <w:rPr>
+                <w:rFonts w:ascii="Calibri" w:hAnsi="Calibri"/>
+                <w:b w:val="0"/>
                 <w:sz w:val="18"/>
               </w:rPr>
               <w:t>56</w:t>
@@ -1877,15 +1827,16 @@
         </w:tc>
         <w:tc>
           <w:tcPr>
-            <w:tcW w:w="1296" w:type="dxa"/>
-          </w:tcPr>
-          <w:p>
-            <w:pPr>
-              <w:jc w:val="center"/>
-            </w:pPr>
-            <w:r>
-              <w:rPr>
-                <w:rFonts w:ascii="Calibri" w:hAnsi="Calibri"/>
+            <w:tcW w:type="dxa" w:w="1296"/>
+          </w:tcPr>
+          <w:p>
+            <w:pPr>
+              <w:jc w:val="center"/>
+            </w:pPr>
+            <w:r>
+              <w:rPr>
+                <w:rFonts w:ascii="Calibri" w:hAnsi="Calibri"/>
+                <w:b w:val="0"/>
                 <w:sz w:val="18"/>
               </w:rPr>
               <w:t>194h</w:t>
@@ -1894,15 +1845,16 @@
         </w:tc>
         <w:tc>
           <w:tcPr>
-            <w:tcW w:w="1296" w:type="dxa"/>
-          </w:tcPr>
-          <w:p>
-            <w:pPr>
-              <w:jc w:val="center"/>
-            </w:pPr>
-            <w:r>
-              <w:rPr>
-                <w:rFonts w:ascii="Calibri" w:hAnsi="Calibri"/>
+            <w:tcW w:type="dxa" w:w="1296"/>
+          </w:tcPr>
+          <w:p>
+            <w:pPr>
+              <w:jc w:val="center"/>
+            </w:pPr>
+            <w:r>
+              <w:rPr>
+                <w:rFonts w:ascii="Calibri" w:hAnsi="Calibri"/>
+                <w:b w:val="0"/>
                 <w:sz w:val="18"/>
               </w:rPr>
               <w:t>100.2%</w:t>
@@ -1911,15 +1863,16 @@
         </w:tc>
         <w:tc>
           <w:tcPr>
-            <w:tcW w:w="1296" w:type="dxa"/>
-          </w:tcPr>
-          <w:p>
-            <w:pPr>
-              <w:jc w:val="center"/>
-            </w:pPr>
-            <w:r>
-              <w:rPr>
-                <w:rFonts w:ascii="Calibri" w:hAnsi="Calibri"/>
+            <w:tcW w:type="dxa" w:w="1296"/>
+          </w:tcPr>
+          <w:p>
+            <w:pPr>
+              <w:jc w:val="center"/>
+            </w:pPr>
+            <w:r>
+              <w:rPr>
+                <w:rFonts w:ascii="Calibri" w:hAnsi="Calibri"/>
+                <w:b w:val="0"/>
                 <w:sz w:val="18"/>
               </w:rPr>
               <w:t>70h</w:t>
@@ -1928,7 +1881,7 @@
         </w:tc>
         <w:tc>
           <w:tcPr>
-            <w:tcW w:w="1728" w:type="dxa"/>
+            <w:tcW w:type="dxa" w:w="1728"/>
             <w:shd w:val="clear" w:color="auto" w:fill="FF4D4D"/>
           </w:tcPr>
           <w:p>
@@ -1954,27 +1907,22 @@
         <w:jc w:val="center"/>
       </w:pPr>
       <w:r>
-        <w:rPr>
-          <w:noProof/>
-        </w:rPr>
-        <w:lastRenderedPageBreak/>
         <w:drawing>
-          <wp:inline distT="0" distB="0" distL="0" distR="0" wp14:anchorId="3F3B4322" wp14:editId="5F8B4E6F">
+          <wp:inline xmlns:a="http://schemas.openxmlformats.org/drawingml/2006/main" xmlns:pic="http://schemas.openxmlformats.org/drawingml/2006/picture">
             <wp:extent cx="5486400" cy="2754291"/>
-            <wp:effectExtent l="0" t="0" r="0" b="0"/>
             <wp:docPr id="1" name="Picture 1"/>
             <wp:cNvGraphicFramePr>
-              <a:graphicFrameLocks xmlns:a="http://schemas.openxmlformats.org/drawingml/2006/main" noChangeAspect="1"/>
+              <a:graphicFrameLocks noChangeAspect="1"/>
             </wp:cNvGraphicFramePr>
-            <a:graphic xmlns:a="http://schemas.openxmlformats.org/drawingml/2006/main">
+            <a:graphic>
               <a:graphicData uri="http://schemas.openxmlformats.org/drawingml/2006/picture">
-                <pic:pic xmlns:pic="http://schemas.openxmlformats.org/drawingml/2006/picture">
+                <pic:pic>
                   <pic:nvPicPr>
                     <pic:cNvPr id="0" name="chart_horas_pm.png"/>
                     <pic:cNvPicPr/>
                   </pic:nvPicPr>
                   <pic:blipFill>
-                    <a:blip r:embed="rId11"/>
+                    <a:blip r:embed="rId16"/>
                     <a:stretch>
                       <a:fillRect/>
                     </a:stretch>
@@ -1984,9 +1932,7 @@
                       <a:off x="0" y="0"/>
                       <a:ext cx="5486400" cy="2754291"/>
                     </a:xfrm>
-                    <a:prstGeom prst="rect">
-                      <a:avLst/>
-                    </a:prstGeom>
+                    <a:prstGeom prst="rect"/>
                   </pic:spPr>
                 </pic:pic>
               </a:graphicData>
@@ -1997,85 +1943,42 @@
     </w:p>
     <w:p>
       <w:pPr>
-        <w:spacing w:after="200"/>
+        <w:spacing w:before="0" w:after="200"/>
         <w:jc w:val="center"/>
       </w:pPr>
       <w:r>
         <w:rPr>
           <w:rFonts w:ascii="Calibri" w:hAnsi="Calibri"/>
+          <w:b w:val="0"/>
           <w:i/>
           <w:color w:val="595959"/>
           <w:sz w:val="18"/>
         </w:rPr>
-        <w:t xml:space="preserve">Figura 1. </w:t>
+        <w:t>Figura 1. Total de horas registradas por PM – Marzo vs Abril 2026</w:t>
       </w:r>
-      <w:proofErr w:type="gramStart"/>
+    </w:p>
+    <w:p/>
+    <w:p>
+      <w:pPr>
+        <w:jc w:val="center"/>
+      </w:pPr>
       <w:r>
-        <w:rPr>
-          <w:rFonts w:ascii="Calibri" w:hAnsi="Calibri"/>
-          <w:i/>
-          <w:color w:val="595959"/>
-          <w:sz w:val="18"/>
-        </w:rPr>
-        <w:t>Total</w:t>
-      </w:r>
-      <w:proofErr w:type="gramEnd"/>
-      <w:r>
-        <w:rPr>
-          <w:rFonts w:ascii="Calibri" w:hAnsi="Calibri"/>
-          <w:i/>
-          <w:color w:val="595959"/>
-          <w:sz w:val="18"/>
-        </w:rPr>
-        <w:t xml:space="preserve"> de horas registradas por PM – Marzo vs </w:t>
-      </w:r>
-      <w:proofErr w:type="gramStart"/>
-      <w:r>
-        <w:rPr>
-          <w:rFonts w:ascii="Calibri" w:hAnsi="Calibri"/>
-          <w:i/>
-          <w:color w:val="595959"/>
-          <w:sz w:val="18"/>
-        </w:rPr>
-        <w:t>Abril</w:t>
-      </w:r>
-      <w:proofErr w:type="gramEnd"/>
-      <w:r>
-        <w:rPr>
-          <w:rFonts w:ascii="Calibri" w:hAnsi="Calibri"/>
-          <w:i/>
-          <w:color w:val="595959"/>
-          <w:sz w:val="18"/>
-        </w:rPr>
-        <w:t xml:space="preserve"> 2026</w:t>
-      </w:r>
-    </w:p>
-    <w:p/>
-    <w:p>
-      <w:pPr>
-        <w:jc w:val="center"/>
-      </w:pPr>
-      <w:r>
-        <w:rPr>
-          <w:noProof/>
-        </w:rPr>
         <w:drawing>
-          <wp:inline distT="0" distB="0" distL="0" distR="0" wp14:anchorId="7E4CE56B" wp14:editId="670A25B1">
+          <wp:inline xmlns:a="http://schemas.openxmlformats.org/drawingml/2006/main" xmlns:pic="http://schemas.openxmlformats.org/drawingml/2006/picture">
             <wp:extent cx="5303520" cy="2629877"/>
-            <wp:effectExtent l="0" t="0" r="0" b="0"/>
             <wp:docPr id="2" name="Picture 2"/>
             <wp:cNvGraphicFramePr>
-              <a:graphicFrameLocks xmlns:a="http://schemas.openxmlformats.org/drawingml/2006/main" noChangeAspect="1"/>
+              <a:graphicFrameLocks noChangeAspect="1"/>
             </wp:cNvGraphicFramePr>
-            <a:graphic xmlns:a="http://schemas.openxmlformats.org/drawingml/2006/main">
+            <a:graphic>
               <a:graphicData uri="http://schemas.openxmlformats.org/drawingml/2006/picture">
-                <pic:pic xmlns:pic="http://schemas.openxmlformats.org/drawingml/2006/picture">
+                <pic:pic>
                   <pic:nvPicPr>
                     <pic:cNvPr id="0" name="chart_utilizacion_marzo.png"/>
                     <pic:cNvPicPr/>
                   </pic:nvPicPr>
                   <pic:blipFill>
-                    <a:blip r:embed="rId12"/>
+                    <a:blip r:embed="rId17"/>
                     <a:stretch>
                       <a:fillRect/>
                     </a:stretch>
@@ -2085,9 +1988,7 @@
                       <a:off x="0" y="0"/>
                       <a:ext cx="5303520" cy="2629877"/>
                     </a:xfrm>
-                    <a:prstGeom prst="rect">
-                      <a:avLst/>
-                    </a:prstGeom>
+                    <a:prstGeom prst="rect"/>
                   </pic:spPr>
                 </pic:pic>
               </a:graphicData>
@@ -2098,37 +1999,18 @@
     </w:p>
     <w:p>
       <w:pPr>
-        <w:spacing w:after="200"/>
+        <w:spacing w:before="0" w:after="200"/>
         <w:jc w:val="center"/>
       </w:pPr>
       <w:r>
         <w:rPr>
           <w:rFonts w:ascii="Calibri" w:hAnsi="Calibri"/>
+          <w:b w:val="0"/>
           <w:i/>
           <w:color w:val="595959"/>
           <w:sz w:val="18"/>
         </w:rPr>
-        <w:t xml:space="preserve">Figura 2. Porcentaje de utilización de capacidad por PM – </w:t>
-      </w:r>
-      <w:proofErr w:type="gramStart"/>
-      <w:r>
-        <w:rPr>
-          <w:rFonts w:ascii="Calibri" w:hAnsi="Calibri"/>
-          <w:i/>
-          <w:color w:val="595959"/>
-          <w:sz w:val="18"/>
-        </w:rPr>
-        <w:t>Marzo</w:t>
-      </w:r>
-      <w:proofErr w:type="gramEnd"/>
-      <w:r>
-        <w:rPr>
-          <w:rFonts w:ascii="Calibri" w:hAnsi="Calibri"/>
-          <w:i/>
-          <w:color w:val="595959"/>
-          <w:sz w:val="18"/>
-        </w:rPr>
-        <w:t xml:space="preserve"> 2026</w:t>
+        <w:t>Figura 2. Porcentaje de utilización de capacidad por PM – Marzo 2026</w:t>
       </w:r>
     </w:p>
     <w:p>
@@ -2147,7 +2029,6 @@
           <w:color w:val="003059"/>
           <w:sz w:val="32"/>
         </w:rPr>
-        <w:lastRenderedPageBreak/>
         <w:t>3. Análisis Detallado por Project Manager</w:t>
       </w:r>
     </w:p>
@@ -2176,19 +2057,19 @@
     <w:tbl>
       <w:tblPr>
         <w:tblStyle w:val="Tablaconcuadrcula"/>
-        <w:tblW w:w="0" w:type="auto"/>
-        <w:tblLook w:val="04A0" w:firstRow="1" w:lastRow="0" w:firstColumn="1" w:lastColumn="0" w:noHBand="0" w:noVBand="1"/>
+        <w:tblW w:type="auto" w:w="0"/>
+        <w:tblLook w:firstColumn="1" w:firstRow="1" w:lastColumn="0" w:lastRow="0" w:noHBand="0" w:noVBand="1" w:val="04A0"/>
       </w:tblPr>
       <w:tblGrid>
-        <w:gridCol w:w="2254"/>
-        <w:gridCol w:w="2251"/>
-        <w:gridCol w:w="2260"/>
-        <w:gridCol w:w="2251"/>
+        <w:gridCol w:w="2256"/>
+        <w:gridCol w:w="2256"/>
+        <w:gridCol w:w="2256"/>
+        <w:gridCol w:w="2256"/>
       </w:tblGrid>
       <w:tr>
         <w:tc>
           <w:tcPr>
-            <w:tcW w:w="2304" w:type="dxa"/>
+            <w:tcW w:type="dxa" w:w="2304"/>
             <w:shd w:val="clear" w:color="auto" w:fill="003059"/>
           </w:tcPr>
           <w:p>
@@ -2203,14 +2084,36 @@
                 <w:sz w:val="16"/>
               </w:rPr>
               <w:t>Proyectos Activos</w:t>
+              <w:br/>
             </w:r>
             <w:r>
               <w:rPr>
                 <w:rFonts w:ascii="Calibri" w:hAnsi="Calibri"/>
                 <w:b/>
                 <w:color w:val="FFFFFF"/>
+                <w:sz w:val="28"/>
+              </w:rPr>
+              <w:t>14</w:t>
+            </w:r>
+          </w:p>
+        </w:tc>
+        <w:tc>
+          <w:tcPr>
+            <w:tcW w:type="dxa" w:w="2304"/>
+            <w:shd w:val="clear" w:color="auto" w:fill="0070C0"/>
+          </w:tcPr>
+          <w:p>
+            <w:pPr>
+              <w:jc w:val="center"/>
+            </w:pPr>
+            <w:r>
+              <w:rPr>
+                <w:rFonts w:ascii="Calibri" w:hAnsi="Calibri"/>
+                <w:b/>
+                <w:color w:val="FFFFFF"/>
                 <w:sz w:val="16"/>
               </w:rPr>
+              <w:t>Horas Marzo</w:t>
               <w:br/>
             </w:r>
             <w:r>
@@ -2220,13 +2123,43 @@
                 <w:color w:val="FFFFFF"/>
                 <w:sz w:val="28"/>
               </w:rPr>
-              <w:t>14</w:t>
-            </w:r>
-          </w:p>
-        </w:tc>
-        <w:tc>
-          <w:tcPr>
-            <w:tcW w:w="2304" w:type="dxa"/>
+              <w:t>194h</w:t>
+            </w:r>
+          </w:p>
+        </w:tc>
+        <w:tc>
+          <w:tcPr>
+            <w:tcW w:type="dxa" w:w="2304"/>
+            <w:shd w:val="clear" w:color="auto" w:fill="003059"/>
+          </w:tcPr>
+          <w:p>
+            <w:pPr>
+              <w:jc w:val="center"/>
+            </w:pPr>
+            <w:r>
+              <w:rPr>
+                <w:rFonts w:ascii="Calibri" w:hAnsi="Calibri"/>
+                <w:b/>
+                <w:color w:val="FFFFFF"/>
+                <w:sz w:val="16"/>
+              </w:rPr>
+              <w:t>% Capacidad Marzo</w:t>
+              <w:br/>
+            </w:r>
+            <w:r>
+              <w:rPr>
+                <w:rFonts w:ascii="Calibri" w:hAnsi="Calibri"/>
+                <w:b/>
+                <w:color w:val="FFFFFF"/>
+                <w:sz w:val="28"/>
+              </w:rPr>
+              <w:t>100.5%</w:t>
+            </w:r>
+          </w:p>
+        </w:tc>
+        <w:tc>
+          <w:tcPr>
+            <w:tcW w:type="dxa" w:w="2304"/>
             <w:shd w:val="clear" w:color="auto" w:fill="0070C0"/>
           </w:tcPr>
           <w:p>
@@ -2240,91 +2173,7 @@
                 <w:color w:val="FFFFFF"/>
                 <w:sz w:val="16"/>
               </w:rPr>
-              <w:t>Horas Marzo</w:t>
-            </w:r>
-            <w:r>
-              <w:rPr>
-                <w:rFonts w:ascii="Calibri" w:hAnsi="Calibri"/>
-                <w:b/>
-                <w:color w:val="FFFFFF"/>
-                <w:sz w:val="16"/>
-              </w:rPr>
-              <w:br/>
-            </w:r>
-            <w:r>
-              <w:rPr>
-                <w:rFonts w:ascii="Calibri" w:hAnsi="Calibri"/>
-                <w:b/>
-                <w:color w:val="FFFFFF"/>
-                <w:sz w:val="28"/>
-              </w:rPr>
-              <w:t>194h</w:t>
-            </w:r>
-          </w:p>
-        </w:tc>
-        <w:tc>
-          <w:tcPr>
-            <w:tcW w:w="2304" w:type="dxa"/>
-            <w:shd w:val="clear" w:color="auto" w:fill="003059"/>
-          </w:tcPr>
-          <w:p>
-            <w:pPr>
-              <w:jc w:val="center"/>
-            </w:pPr>
-            <w:r>
-              <w:rPr>
-                <w:rFonts w:ascii="Calibri" w:hAnsi="Calibri"/>
-                <w:b/>
-                <w:color w:val="FFFFFF"/>
-                <w:sz w:val="16"/>
-              </w:rPr>
-              <w:t>% Capacidad Marzo</w:t>
-            </w:r>
-            <w:r>
-              <w:rPr>
-                <w:rFonts w:ascii="Calibri" w:hAnsi="Calibri"/>
-                <w:b/>
-                <w:color w:val="FFFFFF"/>
-                <w:sz w:val="16"/>
-              </w:rPr>
-              <w:br/>
-            </w:r>
-            <w:r>
-              <w:rPr>
-                <w:rFonts w:ascii="Calibri" w:hAnsi="Calibri"/>
-                <w:b/>
-                <w:color w:val="FFFFFF"/>
-                <w:sz w:val="28"/>
-              </w:rPr>
-              <w:t>100.5%</w:t>
-            </w:r>
-          </w:p>
-        </w:tc>
-        <w:tc>
-          <w:tcPr>
-            <w:tcW w:w="2304" w:type="dxa"/>
-            <w:shd w:val="clear" w:color="auto" w:fill="0070C0"/>
-          </w:tcPr>
-          <w:p>
-            <w:pPr>
-              <w:jc w:val="center"/>
-            </w:pPr>
-            <w:r>
-              <w:rPr>
-                <w:rFonts w:ascii="Calibri" w:hAnsi="Calibri"/>
-                <w:b/>
-                <w:color w:val="FFFFFF"/>
-                <w:sz w:val="16"/>
-              </w:rPr>
               <w:t>Horas Abril</w:t>
-            </w:r>
-            <w:r>
-              <w:rPr>
-                <w:rFonts w:ascii="Calibri" w:hAnsi="Calibri"/>
-                <w:b/>
-                <w:color w:val="FFFFFF"/>
-                <w:sz w:val="16"/>
-              </w:rPr>
               <w:br/>
             </w:r>
             <w:r>
@@ -2343,12 +2192,14 @@
     <w:p/>
     <w:p>
       <w:pPr>
-        <w:spacing w:after="120"/>
+        <w:spacing w:before="0" w:after="120"/>
         <w:jc w:val="left"/>
       </w:pPr>
       <w:r>
         <w:rPr>
           <w:rFonts w:ascii="Calibri" w:hAnsi="Calibri"/>
+          <w:b w:val="0"/>
+          <w:i w:val="0"/>
           <w:sz w:val="22"/>
         </w:rPr>
         <w:t>Daniel gestiona proyectos de IA y modernización. En marzo sus horas se distribuyeron entre el proyecto FOA Mojana (21.8%), Universidad de La Sabana (16.2%), IAPOL-G de Ponalsar (18%) y Supersociedades (16.4%).</w:t>
@@ -2388,45 +2239,25 @@
           <w:color w:val="003059"/>
           <w:sz w:val="22"/>
         </w:rPr>
-        <w:t xml:space="preserve">Principales proyectos – </w:t>
-      </w:r>
-      <w:proofErr w:type="gramStart"/>
-      <w:r>
-        <w:rPr>
-          <w:rFonts w:ascii="Calibri" w:hAnsi="Calibri"/>
-          <w:b/>
-          <w:color w:val="003059"/>
-          <w:sz w:val="22"/>
-        </w:rPr>
-        <w:t>Marzo</w:t>
-      </w:r>
-      <w:proofErr w:type="gramEnd"/>
-      <w:r>
-        <w:rPr>
-          <w:rFonts w:ascii="Calibri" w:hAnsi="Calibri"/>
-          <w:b/>
-          <w:color w:val="003059"/>
-          <w:sz w:val="22"/>
-        </w:rPr>
-        <w:t xml:space="preserve"> 2026</w:t>
+        <w:t>Principales proyectos – Marzo 2026</w:t>
       </w:r>
     </w:p>
     <w:tbl>
       <w:tblPr>
         <w:tblStyle w:val="Tablaconcuadrcula"/>
-        <w:tblW w:w="0" w:type="auto"/>
-        <w:tblLook w:val="04A0" w:firstRow="1" w:lastRow="0" w:firstColumn="1" w:lastColumn="0" w:noHBand="0" w:noVBand="1"/>
+        <w:tblW w:type="auto" w:w="0"/>
+        <w:tblLook w:firstColumn="1" w:firstRow="1" w:lastColumn="0" w:lastRow="0" w:noHBand="0" w:noVBand="1" w:val="04A0"/>
       </w:tblPr>
       <w:tblGrid>
-        <w:gridCol w:w="2255"/>
-        <w:gridCol w:w="2255"/>
-        <w:gridCol w:w="2253"/>
-        <w:gridCol w:w="2253"/>
+        <w:gridCol w:w="2256"/>
+        <w:gridCol w:w="2256"/>
+        <w:gridCol w:w="2256"/>
+        <w:gridCol w:w="2256"/>
       </w:tblGrid>
       <w:tr>
         <w:tc>
           <w:tcPr>
-            <w:tcW w:w="2256" w:type="dxa"/>
+            <w:tcW w:type="dxa" w:w="2256"/>
             <w:shd w:val="clear" w:color="auto" w:fill="0070C0"/>
           </w:tcPr>
           <w:p>
@@ -2446,7 +2277,7 @@
         </w:tc>
         <w:tc>
           <w:tcPr>
-            <w:tcW w:w="2256" w:type="dxa"/>
+            <w:tcW w:type="dxa" w:w="2256"/>
             <w:shd w:val="clear" w:color="auto" w:fill="0070C0"/>
           </w:tcPr>
           <w:p>
@@ -2466,7 +2297,7 @@
         </w:tc>
         <w:tc>
           <w:tcPr>
-            <w:tcW w:w="2256" w:type="dxa"/>
+            <w:tcW w:type="dxa" w:w="2256"/>
             <w:shd w:val="clear" w:color="auto" w:fill="0070C0"/>
           </w:tcPr>
           <w:p>
@@ -2486,7 +2317,7 @@
         </w:tc>
         <w:tc>
           <w:tcPr>
-            <w:tcW w:w="2256" w:type="dxa"/>
+            <w:tcW w:type="dxa" w:w="2256"/>
             <w:shd w:val="clear" w:color="auto" w:fill="0070C0"/>
           </w:tcPr>
           <w:p>
@@ -2508,7 +2339,7 @@
       <w:tr>
         <w:tc>
           <w:tcPr>
-            <w:tcW w:w="2256" w:type="dxa"/>
+            <w:tcW w:type="dxa" w:w="2256"/>
           </w:tcPr>
           <w:p>
             <w:pPr>
@@ -2525,7 +2356,7 @@
         </w:tc>
         <w:tc>
           <w:tcPr>
-            <w:tcW w:w="2256" w:type="dxa"/>
+            <w:tcW w:type="dxa" w:w="2256"/>
             <w:shd w:val="clear" w:color="auto" w:fill="70AD47"/>
           </w:tcPr>
           <w:p>
@@ -2544,7 +2375,7 @@
         </w:tc>
         <w:tc>
           <w:tcPr>
-            <w:tcW w:w="2256" w:type="dxa"/>
+            <w:tcW w:type="dxa" w:w="2256"/>
           </w:tcPr>
           <w:p>
             <w:pPr>
@@ -2561,7 +2392,7 @@
         </w:tc>
         <w:tc>
           <w:tcPr>
-            <w:tcW w:w="2256" w:type="dxa"/>
+            <w:tcW w:type="dxa" w:w="2256"/>
           </w:tcPr>
           <w:p>
             <w:pPr>
@@ -2580,21 +2411,17 @@
       <w:tr>
         <w:tc>
           <w:tcPr>
-            <w:tcW w:w="2256" w:type="dxa"/>
+            <w:tcW w:type="dxa" w:w="2256"/>
             <w:shd w:val="clear" w:color="auto" w:fill="F2F2F2"/>
           </w:tcPr>
           <w:p>
             <w:pPr>
               <w:jc w:val="left"/>
-              <w:rPr>
-                <w:lang w:val="en-US"/>
-              </w:rPr>
-            </w:pPr>
-            <w:r>
-              <w:rPr>
-                <w:rFonts w:ascii="Calibri" w:hAnsi="Calibri"/>
-                <w:sz w:val="18"/>
-                <w:lang w:val="en-US"/>
+            </w:pPr>
+            <w:r>
+              <w:rPr>
+                <w:rFonts w:ascii="Calibri" w:hAnsi="Calibri"/>
+                <w:sz w:val="18"/>
               </w:rPr>
               <w:t>PON - IAPOL-G - IA Generative - Fixed</w:t>
             </w:r>
@@ -2602,7 +2429,8 @@
         </w:tc>
         <w:tc>
           <w:tcPr>
-            <w:tcW w:w="2256" w:type="dxa"/>
+            <w:tcW w:type="dxa" w:w="2256"/>
+            <w:shd w:val="clear" w:color="auto" w:fill="F2F2F2"/>
             <w:shd w:val="clear" w:color="auto" w:fill="70AD47"/>
           </w:tcPr>
           <w:p>
@@ -2621,7 +2449,7 @@
         </w:tc>
         <w:tc>
           <w:tcPr>
-            <w:tcW w:w="2256" w:type="dxa"/>
+            <w:tcW w:type="dxa" w:w="2256"/>
             <w:shd w:val="clear" w:color="auto" w:fill="F2F2F2"/>
           </w:tcPr>
           <w:p>
@@ -2639,7 +2467,7 @@
         </w:tc>
         <w:tc>
           <w:tcPr>
-            <w:tcW w:w="2256" w:type="dxa"/>
+            <w:tcW w:type="dxa" w:w="2256"/>
             <w:shd w:val="clear" w:color="auto" w:fill="F2F2F2"/>
           </w:tcPr>
           <w:p>
@@ -2659,7 +2487,7 @@
       <w:tr>
         <w:tc>
           <w:tcPr>
-            <w:tcW w:w="2256" w:type="dxa"/>
+            <w:tcW w:type="dxa" w:w="2256"/>
           </w:tcPr>
           <w:p>
             <w:pPr>
@@ -2676,7 +2504,7 @@
         </w:tc>
         <w:tc>
           <w:tcPr>
-            <w:tcW w:w="2256" w:type="dxa"/>
+            <w:tcW w:type="dxa" w:w="2256"/>
             <w:shd w:val="clear" w:color="auto" w:fill="70AD47"/>
           </w:tcPr>
           <w:p>
@@ -2695,7 +2523,7 @@
         </w:tc>
         <w:tc>
           <w:tcPr>
-            <w:tcW w:w="2256" w:type="dxa"/>
+            <w:tcW w:type="dxa" w:w="2256"/>
           </w:tcPr>
           <w:p>
             <w:pPr>
@@ -2712,7 +2540,7 @@
         </w:tc>
         <w:tc>
           <w:tcPr>
-            <w:tcW w:w="2256" w:type="dxa"/>
+            <w:tcW w:type="dxa" w:w="2256"/>
           </w:tcPr>
           <w:p>
             <w:pPr>
@@ -2731,34 +2559,26 @@
       <w:tr>
         <w:tc>
           <w:tcPr>
-            <w:tcW w:w="2256" w:type="dxa"/>
+            <w:tcW w:type="dxa" w:w="2256"/>
             <w:shd w:val="clear" w:color="auto" w:fill="F2F2F2"/>
           </w:tcPr>
           <w:p>
             <w:pPr>
               <w:jc w:val="left"/>
             </w:pPr>
-            <w:proofErr w:type="gramStart"/>
-            <w:r>
-              <w:rPr>
-                <w:rFonts w:ascii="Calibri" w:hAnsi="Calibri"/>
-                <w:sz w:val="18"/>
-              </w:rPr>
-              <w:t>Meetings</w:t>
-            </w:r>
-            <w:proofErr w:type="gramEnd"/>
-            <w:r>
-              <w:rPr>
-                <w:rFonts w:ascii="Calibri" w:hAnsi="Calibri"/>
-                <w:sz w:val="18"/>
-              </w:rPr>
-              <w:t xml:space="preserve"> &amp; Training</w:t>
-            </w:r>
-          </w:p>
-        </w:tc>
-        <w:tc>
-          <w:tcPr>
-            <w:tcW w:w="2256" w:type="dxa"/>
+            <w:r>
+              <w:rPr>
+                <w:rFonts w:ascii="Calibri" w:hAnsi="Calibri"/>
+                <w:sz w:val="18"/>
+              </w:rPr>
+              <w:t>Meetings &amp; Training</w:t>
+            </w:r>
+          </w:p>
+        </w:tc>
+        <w:tc>
+          <w:tcPr>
+            <w:tcW w:type="dxa" w:w="2256"/>
+            <w:shd w:val="clear" w:color="auto" w:fill="F2F2F2"/>
             <w:shd w:val="clear" w:color="auto" w:fill="BDD7EE"/>
           </w:tcPr>
           <w:p>
@@ -2776,7 +2596,7 @@
         </w:tc>
         <w:tc>
           <w:tcPr>
-            <w:tcW w:w="2256" w:type="dxa"/>
+            <w:tcW w:type="dxa" w:w="2256"/>
             <w:shd w:val="clear" w:color="auto" w:fill="F2F2F2"/>
           </w:tcPr>
           <w:p>
@@ -2794,7 +2614,7 @@
         </w:tc>
         <w:tc>
           <w:tcPr>
-            <w:tcW w:w="2256" w:type="dxa"/>
+            <w:tcW w:type="dxa" w:w="2256"/>
             <w:shd w:val="clear" w:color="auto" w:fill="F2F2F2"/>
           </w:tcPr>
           <w:p>
@@ -2814,7 +2634,7 @@
       <w:tr>
         <w:tc>
           <w:tcPr>
-            <w:tcW w:w="2256" w:type="dxa"/>
+            <w:tcW w:type="dxa" w:w="2256"/>
           </w:tcPr>
           <w:p>
             <w:pPr>
@@ -2831,7 +2651,7 @@
         </w:tc>
         <w:tc>
           <w:tcPr>
-            <w:tcW w:w="2256" w:type="dxa"/>
+            <w:tcW w:type="dxa" w:w="2256"/>
             <w:shd w:val="clear" w:color="auto" w:fill="70AD47"/>
           </w:tcPr>
           <w:p>
@@ -2850,7 +2670,7 @@
         </w:tc>
         <w:tc>
           <w:tcPr>
-            <w:tcW w:w="2256" w:type="dxa"/>
+            <w:tcW w:type="dxa" w:w="2256"/>
           </w:tcPr>
           <w:p>
             <w:pPr>
@@ -2867,7 +2687,7 @@
         </w:tc>
         <w:tc>
           <w:tcPr>
-            <w:tcW w:w="2256" w:type="dxa"/>
+            <w:tcW w:type="dxa" w:w="2256"/>
           </w:tcPr>
           <w:p>
             <w:pPr>
@@ -2886,7 +2706,7 @@
       <w:tr>
         <w:tc>
           <w:tcPr>
-            <w:tcW w:w="2256" w:type="dxa"/>
+            <w:tcW w:type="dxa" w:w="2256"/>
             <w:shd w:val="clear" w:color="auto" w:fill="F2F2F2"/>
           </w:tcPr>
           <w:p>
@@ -2904,7 +2724,8 @@
         </w:tc>
         <w:tc>
           <w:tcPr>
-            <w:tcW w:w="2256" w:type="dxa"/>
+            <w:tcW w:type="dxa" w:w="2256"/>
+            <w:shd w:val="clear" w:color="auto" w:fill="F2F2F2"/>
             <w:shd w:val="clear" w:color="auto" w:fill="70AD47"/>
           </w:tcPr>
           <w:p>
@@ -2923,7 +2744,7 @@
         </w:tc>
         <w:tc>
           <w:tcPr>
-            <w:tcW w:w="2256" w:type="dxa"/>
+            <w:tcW w:type="dxa" w:w="2256"/>
             <w:shd w:val="clear" w:color="auto" w:fill="F2F2F2"/>
           </w:tcPr>
           <w:p>
@@ -2941,7 +2762,7 @@
         </w:tc>
         <w:tc>
           <w:tcPr>
-            <w:tcW w:w="2256" w:type="dxa"/>
+            <w:tcW w:type="dxa" w:w="2256"/>
             <w:shd w:val="clear" w:color="auto" w:fill="F2F2F2"/>
           </w:tcPr>
           <w:p>
@@ -2965,26 +2786,22 @@
         <w:jc w:val="center"/>
       </w:pPr>
       <w:r>
-        <w:rPr>
-          <w:noProof/>
-        </w:rPr>
         <w:drawing>
-          <wp:inline distT="0" distB="0" distL="0" distR="0" wp14:anchorId="0B54DFD4" wp14:editId="521B8A67">
+          <wp:inline xmlns:a="http://schemas.openxmlformats.org/drawingml/2006/main" xmlns:pic="http://schemas.openxmlformats.org/drawingml/2006/picture">
             <wp:extent cx="5029200" cy="2475462"/>
-            <wp:effectExtent l="0" t="0" r="0" b="0"/>
             <wp:docPr id="3" name="Picture 3"/>
             <wp:cNvGraphicFramePr>
-              <a:graphicFrameLocks xmlns:a="http://schemas.openxmlformats.org/drawingml/2006/main" noChangeAspect="1"/>
+              <a:graphicFrameLocks noChangeAspect="1"/>
             </wp:cNvGraphicFramePr>
-            <a:graphic xmlns:a="http://schemas.openxmlformats.org/drawingml/2006/main">
+            <a:graphic>
               <a:graphicData uri="http://schemas.openxmlformats.org/drawingml/2006/picture">
-                <pic:pic xmlns:pic="http://schemas.openxmlformats.org/drawingml/2006/picture">
+                <pic:pic>
                   <pic:nvPicPr>
                     <pic:cNvPr id="0" name="chart_pm_Daniel_Sebastian_Vargas.png"/>
                     <pic:cNvPicPr/>
                   </pic:nvPicPr>
                   <pic:blipFill>
-                    <a:blip r:embed="rId13"/>
+                    <a:blip r:embed="rId18"/>
                     <a:stretch>
                       <a:fillRect/>
                     </a:stretch>
@@ -2994,9 +2811,7 @@
                       <a:off x="0" y="0"/>
                       <a:ext cx="5029200" cy="2475462"/>
                     </a:xfrm>
-                    <a:prstGeom prst="rect">
-                      <a:avLst/>
-                    </a:prstGeom>
+                    <a:prstGeom prst="rect"/>
                   </pic:spPr>
                 </pic:pic>
               </a:graphicData>
@@ -3007,37 +2822,18 @@
     </w:p>
     <w:p>
       <w:pPr>
-        <w:spacing w:after="160"/>
+        <w:spacing w:before="0" w:after="160"/>
         <w:jc w:val="center"/>
       </w:pPr>
       <w:r>
         <w:rPr>
           <w:rFonts w:ascii="Calibri" w:hAnsi="Calibri"/>
+          <w:b w:val="0"/>
           <w:i/>
           <w:color w:val="595959"/>
           <w:sz w:val="18"/>
         </w:rPr>
-        <w:t xml:space="preserve">Figura. Distribución de horas por proyecto – Daniel Sebastian Vargas – </w:t>
-      </w:r>
-      <w:proofErr w:type="gramStart"/>
-      <w:r>
-        <w:rPr>
-          <w:rFonts w:ascii="Calibri" w:hAnsi="Calibri"/>
-          <w:i/>
-          <w:color w:val="595959"/>
-          <w:sz w:val="18"/>
-        </w:rPr>
-        <w:t>Marzo</w:t>
-      </w:r>
-      <w:proofErr w:type="gramEnd"/>
-      <w:r>
-        <w:rPr>
-          <w:rFonts w:ascii="Calibri" w:hAnsi="Calibri"/>
-          <w:i/>
-          <w:color w:val="595959"/>
-          <w:sz w:val="18"/>
-        </w:rPr>
-        <w:t xml:space="preserve"> 2026</w:t>
+        <w:t>Figura. Distribución de horas por proyecto – Daniel Sebastian Vargas – Marzo 2026</w:t>
       </w:r>
     </w:p>
     <w:p>
@@ -3065,19 +2861,19 @@
     <w:tbl>
       <w:tblPr>
         <w:tblStyle w:val="Tablaconcuadrcula"/>
-        <w:tblW w:w="0" w:type="auto"/>
-        <w:tblLook w:val="04A0" w:firstRow="1" w:lastRow="0" w:firstColumn="1" w:lastColumn="0" w:noHBand="0" w:noVBand="1"/>
+        <w:tblW w:type="auto" w:w="0"/>
+        <w:tblLook w:firstColumn="1" w:firstRow="1" w:lastColumn="0" w:lastRow="0" w:noHBand="0" w:noVBand="1" w:val="04A0"/>
       </w:tblPr>
       <w:tblGrid>
         <w:gridCol w:w="2256"/>
-        <w:gridCol w:w="2252"/>
-        <w:gridCol w:w="2261"/>
-        <w:gridCol w:w="2247"/>
+        <w:gridCol w:w="2256"/>
+        <w:gridCol w:w="2256"/>
+        <w:gridCol w:w="2256"/>
       </w:tblGrid>
       <w:tr>
         <w:tc>
           <w:tcPr>
-            <w:tcW w:w="2304" w:type="dxa"/>
+            <w:tcW w:type="dxa" w:w="2304"/>
             <w:shd w:val="clear" w:color="auto" w:fill="003059"/>
           </w:tcPr>
           <w:p>
@@ -3092,14 +2888,36 @@
                 <w:sz w:val="16"/>
               </w:rPr>
               <w:t>Proyectos Activos</w:t>
+              <w:br/>
             </w:r>
             <w:r>
               <w:rPr>
                 <w:rFonts w:ascii="Calibri" w:hAnsi="Calibri"/>
                 <w:b/>
                 <w:color w:val="FFFFFF"/>
+                <w:sz w:val="28"/>
+              </w:rPr>
+              <w:t>17</w:t>
+            </w:r>
+          </w:p>
+        </w:tc>
+        <w:tc>
+          <w:tcPr>
+            <w:tcW w:type="dxa" w:w="2304"/>
+            <w:shd w:val="clear" w:color="auto" w:fill="0070C0"/>
+          </w:tcPr>
+          <w:p>
+            <w:pPr>
+              <w:jc w:val="center"/>
+            </w:pPr>
+            <w:r>
+              <w:rPr>
+                <w:rFonts w:ascii="Calibri" w:hAnsi="Calibri"/>
+                <w:b/>
+                <w:color w:val="FFFFFF"/>
                 <w:sz w:val="16"/>
               </w:rPr>
+              <w:t>Horas Marzo</w:t>
               <w:br/>
             </w:r>
             <w:r>
@@ -3109,13 +2927,43 @@
                 <w:color w:val="FFFFFF"/>
                 <w:sz w:val="28"/>
               </w:rPr>
-              <w:t>17</w:t>
-            </w:r>
-          </w:p>
-        </w:tc>
-        <w:tc>
-          <w:tcPr>
-            <w:tcW w:w="2304" w:type="dxa"/>
+              <w:t>198h</w:t>
+            </w:r>
+          </w:p>
+        </w:tc>
+        <w:tc>
+          <w:tcPr>
+            <w:tcW w:type="dxa" w:w="2304"/>
+            <w:shd w:val="clear" w:color="auto" w:fill="003059"/>
+          </w:tcPr>
+          <w:p>
+            <w:pPr>
+              <w:jc w:val="center"/>
+            </w:pPr>
+            <w:r>
+              <w:rPr>
+                <w:rFonts w:ascii="Calibri" w:hAnsi="Calibri"/>
+                <w:b/>
+                <w:color w:val="FFFFFF"/>
+                <w:sz w:val="16"/>
+              </w:rPr>
+              <w:t>% Capacidad Marzo</w:t>
+              <w:br/>
+            </w:r>
+            <w:r>
+              <w:rPr>
+                <w:rFonts w:ascii="Calibri" w:hAnsi="Calibri"/>
+                <w:b/>
+                <w:color w:val="FFFFFF"/>
+                <w:sz w:val="28"/>
+              </w:rPr>
+              <w:t>102.3%</w:t>
+            </w:r>
+          </w:p>
+        </w:tc>
+        <w:tc>
+          <w:tcPr>
+            <w:tcW w:type="dxa" w:w="2304"/>
             <w:shd w:val="clear" w:color="auto" w:fill="0070C0"/>
           </w:tcPr>
           <w:p>
@@ -3129,91 +2977,7 @@
                 <w:color w:val="FFFFFF"/>
                 <w:sz w:val="16"/>
               </w:rPr>
-              <w:t>Horas Marzo</w:t>
-            </w:r>
-            <w:r>
-              <w:rPr>
-                <w:rFonts w:ascii="Calibri" w:hAnsi="Calibri"/>
-                <w:b/>
-                <w:color w:val="FFFFFF"/>
-                <w:sz w:val="16"/>
-              </w:rPr>
-              <w:br/>
-            </w:r>
-            <w:r>
-              <w:rPr>
-                <w:rFonts w:ascii="Calibri" w:hAnsi="Calibri"/>
-                <w:b/>
-                <w:color w:val="FFFFFF"/>
-                <w:sz w:val="28"/>
-              </w:rPr>
-              <w:t>198h</w:t>
-            </w:r>
-          </w:p>
-        </w:tc>
-        <w:tc>
-          <w:tcPr>
-            <w:tcW w:w="2304" w:type="dxa"/>
-            <w:shd w:val="clear" w:color="auto" w:fill="003059"/>
-          </w:tcPr>
-          <w:p>
-            <w:pPr>
-              <w:jc w:val="center"/>
-            </w:pPr>
-            <w:r>
-              <w:rPr>
-                <w:rFonts w:ascii="Calibri" w:hAnsi="Calibri"/>
-                <w:b/>
-                <w:color w:val="FFFFFF"/>
-                <w:sz w:val="16"/>
-              </w:rPr>
-              <w:t>% Capacidad Marzo</w:t>
-            </w:r>
-            <w:r>
-              <w:rPr>
-                <w:rFonts w:ascii="Calibri" w:hAnsi="Calibri"/>
-                <w:b/>
-                <w:color w:val="FFFFFF"/>
-                <w:sz w:val="16"/>
-              </w:rPr>
-              <w:br/>
-            </w:r>
-            <w:r>
-              <w:rPr>
-                <w:rFonts w:ascii="Calibri" w:hAnsi="Calibri"/>
-                <w:b/>
-                <w:color w:val="FFFFFF"/>
-                <w:sz w:val="28"/>
-              </w:rPr>
-              <w:t>102.3%</w:t>
-            </w:r>
-          </w:p>
-        </w:tc>
-        <w:tc>
-          <w:tcPr>
-            <w:tcW w:w="2304" w:type="dxa"/>
-            <w:shd w:val="clear" w:color="auto" w:fill="0070C0"/>
-          </w:tcPr>
-          <w:p>
-            <w:pPr>
-              <w:jc w:val="center"/>
-            </w:pPr>
-            <w:r>
-              <w:rPr>
-                <w:rFonts w:ascii="Calibri" w:hAnsi="Calibri"/>
-                <w:b/>
-                <w:color w:val="FFFFFF"/>
-                <w:sz w:val="16"/>
-              </w:rPr>
               <w:t>Horas Abril</w:t>
-            </w:r>
-            <w:r>
-              <w:rPr>
-                <w:rFonts w:ascii="Calibri" w:hAnsi="Calibri"/>
-                <w:b/>
-                <w:color w:val="FFFFFF"/>
-                <w:sz w:val="16"/>
-              </w:rPr>
               <w:br/>
             </w:r>
             <w:r>
@@ -3232,15 +2996,16 @@
     <w:p/>
     <w:p>
       <w:pPr>
-        <w:spacing w:after="120"/>
+        <w:spacing w:before="0" w:after="120"/>
         <w:jc w:val="left"/>
       </w:pPr>
       <w:r>
         <w:rPr>
           <w:rFonts w:ascii="Calibri" w:hAnsi="Calibri"/>
+          <w:b w:val="0"/>
+          <w:i w:val="0"/>
           <w:sz w:val="22"/>
         </w:rPr>
-        <w:lastRenderedPageBreak/>
         <w:t>David registró 198 horas en marzo, superando ligeramente la capacidad estándar (102.3%). Su tiempo estuvo concentrado en tres proyectos de alto volumen: Metro Medellín (50% de sus horas), CSJ y Ecuador IGM.</w:t>
       </w:r>
     </w:p>
@@ -3278,45 +3043,25 @@
           <w:color w:val="003059"/>
           <w:sz w:val="22"/>
         </w:rPr>
-        <w:t xml:space="preserve">Principales proyectos – </w:t>
-      </w:r>
-      <w:proofErr w:type="gramStart"/>
-      <w:r>
-        <w:rPr>
-          <w:rFonts w:ascii="Calibri" w:hAnsi="Calibri"/>
-          <w:b/>
-          <w:color w:val="003059"/>
-          <w:sz w:val="22"/>
-        </w:rPr>
-        <w:t>Marzo</w:t>
-      </w:r>
-      <w:proofErr w:type="gramEnd"/>
-      <w:r>
-        <w:rPr>
-          <w:rFonts w:ascii="Calibri" w:hAnsi="Calibri"/>
-          <w:b/>
-          <w:color w:val="003059"/>
-          <w:sz w:val="22"/>
-        </w:rPr>
-        <w:t xml:space="preserve"> 2026</w:t>
+        <w:t>Principales proyectos – Marzo 2026</w:t>
       </w:r>
     </w:p>
     <w:tbl>
       <w:tblPr>
         <w:tblStyle w:val="Tablaconcuadrcula"/>
-        <w:tblW w:w="0" w:type="auto"/>
-        <w:tblLook w:val="04A0" w:firstRow="1" w:lastRow="0" w:firstColumn="1" w:lastColumn="0" w:noHBand="0" w:noVBand="1"/>
+        <w:tblW w:type="auto" w:w="0"/>
+        <w:tblLook w:firstColumn="1" w:firstRow="1" w:lastColumn="0" w:lastRow="0" w:noHBand="0" w:noVBand="1" w:val="04A0"/>
       </w:tblPr>
       <w:tblGrid>
-        <w:gridCol w:w="2255"/>
-        <w:gridCol w:w="2255"/>
-        <w:gridCol w:w="2253"/>
-        <w:gridCol w:w="2253"/>
+        <w:gridCol w:w="2256"/>
+        <w:gridCol w:w="2256"/>
+        <w:gridCol w:w="2256"/>
+        <w:gridCol w:w="2256"/>
       </w:tblGrid>
       <w:tr>
         <w:tc>
           <w:tcPr>
-            <w:tcW w:w="2256" w:type="dxa"/>
+            <w:tcW w:type="dxa" w:w="2256"/>
             <w:shd w:val="clear" w:color="auto" w:fill="0070C0"/>
           </w:tcPr>
           <w:p>
@@ -3336,7 +3081,7 @@
         </w:tc>
         <w:tc>
           <w:tcPr>
-            <w:tcW w:w="2256" w:type="dxa"/>
+            <w:tcW w:type="dxa" w:w="2256"/>
             <w:shd w:val="clear" w:color="auto" w:fill="0070C0"/>
           </w:tcPr>
           <w:p>
@@ -3356,7 +3101,7 @@
         </w:tc>
         <w:tc>
           <w:tcPr>
-            <w:tcW w:w="2256" w:type="dxa"/>
+            <w:tcW w:type="dxa" w:w="2256"/>
             <w:shd w:val="clear" w:color="auto" w:fill="0070C0"/>
           </w:tcPr>
           <w:p>
@@ -3376,7 +3121,7 @@
         </w:tc>
         <w:tc>
           <w:tcPr>
-            <w:tcW w:w="2256" w:type="dxa"/>
+            <w:tcW w:type="dxa" w:w="2256"/>
             <w:shd w:val="clear" w:color="auto" w:fill="0070C0"/>
           </w:tcPr>
           <w:p>
@@ -3398,7 +3143,7 @@
       <w:tr>
         <w:tc>
           <w:tcPr>
-            <w:tcW w:w="2256" w:type="dxa"/>
+            <w:tcW w:type="dxa" w:w="2256"/>
           </w:tcPr>
           <w:p>
             <w:pPr>
@@ -3415,7 +3160,7 @@
         </w:tc>
         <w:tc>
           <w:tcPr>
-            <w:tcW w:w="2256" w:type="dxa"/>
+            <w:tcW w:type="dxa" w:w="2256"/>
             <w:shd w:val="clear" w:color="auto" w:fill="70AD47"/>
           </w:tcPr>
           <w:p>
@@ -3434,7 +3179,7 @@
         </w:tc>
         <w:tc>
           <w:tcPr>
-            <w:tcW w:w="2256" w:type="dxa"/>
+            <w:tcW w:type="dxa" w:w="2256"/>
           </w:tcPr>
           <w:p>
             <w:pPr>
@@ -3451,7 +3196,7 @@
         </w:tc>
         <w:tc>
           <w:tcPr>
-            <w:tcW w:w="2256" w:type="dxa"/>
+            <w:tcW w:type="dxa" w:w="2256"/>
           </w:tcPr>
           <w:p>
             <w:pPr>
@@ -3470,21 +3215,17 @@
       <w:tr>
         <w:tc>
           <w:tcPr>
-            <w:tcW w:w="2256" w:type="dxa"/>
+            <w:tcW w:type="dxa" w:w="2256"/>
             <w:shd w:val="clear" w:color="auto" w:fill="F2F2F2"/>
           </w:tcPr>
           <w:p>
             <w:pPr>
               <w:jc w:val="left"/>
-              <w:rPr>
-                <w:lang w:val="en-US"/>
-              </w:rPr>
-            </w:pPr>
-            <w:r>
-              <w:rPr>
-                <w:rFonts w:ascii="Calibri" w:hAnsi="Calibri"/>
-                <w:sz w:val="18"/>
-                <w:lang w:val="en-US"/>
+            </w:pPr>
+            <w:r>
+              <w:rPr>
+                <w:rFonts w:ascii="Calibri" w:hAnsi="Calibri"/>
+                <w:sz w:val="18"/>
               </w:rPr>
               <w:t>EC - IGM - Migration Assessment - Ret</w:t>
             </w:r>
@@ -3492,7 +3233,8 @@
         </w:tc>
         <w:tc>
           <w:tcPr>
-            <w:tcW w:w="2256" w:type="dxa"/>
+            <w:tcW w:type="dxa" w:w="2256"/>
+            <w:shd w:val="clear" w:color="auto" w:fill="F2F2F2"/>
             <w:shd w:val="clear" w:color="auto" w:fill="70AD47"/>
           </w:tcPr>
           <w:p>
@@ -3511,7 +3253,7 @@
         </w:tc>
         <w:tc>
           <w:tcPr>
-            <w:tcW w:w="2256" w:type="dxa"/>
+            <w:tcW w:type="dxa" w:w="2256"/>
             <w:shd w:val="clear" w:color="auto" w:fill="F2F2F2"/>
           </w:tcPr>
           <w:p>
@@ -3529,7 +3271,7 @@
         </w:tc>
         <w:tc>
           <w:tcPr>
-            <w:tcW w:w="2256" w:type="dxa"/>
+            <w:tcW w:type="dxa" w:w="2256"/>
             <w:shd w:val="clear" w:color="auto" w:fill="F2F2F2"/>
           </w:tcPr>
           <w:p>
@@ -3549,7 +3291,7 @@
       <w:tr>
         <w:tc>
           <w:tcPr>
-            <w:tcW w:w="2256" w:type="dxa"/>
+            <w:tcW w:type="dxa" w:w="2256"/>
           </w:tcPr>
           <w:p>
             <w:pPr>
@@ -3566,7 +3308,7 @@
         </w:tc>
         <w:tc>
           <w:tcPr>
-            <w:tcW w:w="2256" w:type="dxa"/>
+            <w:tcW w:type="dxa" w:w="2256"/>
             <w:shd w:val="clear" w:color="auto" w:fill="70AD47"/>
           </w:tcPr>
           <w:p>
@@ -3585,7 +3327,7 @@
         </w:tc>
         <w:tc>
           <w:tcPr>
-            <w:tcW w:w="2256" w:type="dxa"/>
+            <w:tcW w:type="dxa" w:w="2256"/>
           </w:tcPr>
           <w:p>
             <w:pPr>
@@ -3602,7 +3344,7 @@
         </w:tc>
         <w:tc>
           <w:tcPr>
-            <w:tcW w:w="2256" w:type="dxa"/>
+            <w:tcW w:type="dxa" w:w="2256"/>
           </w:tcPr>
           <w:p>
             <w:pPr>
@@ -3621,7 +3363,7 @@
       <w:tr>
         <w:tc>
           <w:tcPr>
-            <w:tcW w:w="2256" w:type="dxa"/>
+            <w:tcW w:type="dxa" w:w="2256"/>
             <w:shd w:val="clear" w:color="auto" w:fill="F2F2F2"/>
           </w:tcPr>
           <w:p>
@@ -3639,7 +3381,8 @@
         </w:tc>
         <w:tc>
           <w:tcPr>
-            <w:tcW w:w="2256" w:type="dxa"/>
+            <w:tcW w:type="dxa" w:w="2256"/>
+            <w:shd w:val="clear" w:color="auto" w:fill="F2F2F2"/>
             <w:shd w:val="clear" w:color="auto" w:fill="FFD966"/>
           </w:tcPr>
           <w:p>
@@ -3657,7 +3400,7 @@
         </w:tc>
         <w:tc>
           <w:tcPr>
-            <w:tcW w:w="2256" w:type="dxa"/>
+            <w:tcW w:type="dxa" w:w="2256"/>
             <w:shd w:val="clear" w:color="auto" w:fill="F2F2F2"/>
           </w:tcPr>
           <w:p>
@@ -3675,7 +3418,7 @@
         </w:tc>
         <w:tc>
           <w:tcPr>
-            <w:tcW w:w="2256" w:type="dxa"/>
+            <w:tcW w:type="dxa" w:w="2256"/>
             <w:shd w:val="clear" w:color="auto" w:fill="F2F2F2"/>
           </w:tcPr>
           <w:p>
@@ -3695,7 +3438,7 @@
       <w:tr>
         <w:tc>
           <w:tcPr>
-            <w:tcW w:w="2256" w:type="dxa"/>
+            <w:tcW w:type="dxa" w:w="2256"/>
           </w:tcPr>
           <w:p>
             <w:pPr>
@@ -3712,7 +3455,7 @@
         </w:tc>
         <w:tc>
           <w:tcPr>
-            <w:tcW w:w="2256" w:type="dxa"/>
+            <w:tcW w:type="dxa" w:w="2256"/>
             <w:shd w:val="clear" w:color="auto" w:fill="70AD47"/>
           </w:tcPr>
           <w:p>
@@ -3731,7 +3474,7 @@
         </w:tc>
         <w:tc>
           <w:tcPr>
-            <w:tcW w:w="2256" w:type="dxa"/>
+            <w:tcW w:type="dxa" w:w="2256"/>
           </w:tcPr>
           <w:p>
             <w:pPr>
@@ -3748,7 +3491,7 @@
         </w:tc>
         <w:tc>
           <w:tcPr>
-            <w:tcW w:w="2256" w:type="dxa"/>
+            <w:tcW w:type="dxa" w:w="2256"/>
           </w:tcPr>
           <w:p>
             <w:pPr>
@@ -3771,26 +3514,22 @@
         <w:jc w:val="center"/>
       </w:pPr>
       <w:r>
-        <w:rPr>
-          <w:noProof/>
-        </w:rPr>
         <w:drawing>
-          <wp:inline distT="0" distB="0" distL="0" distR="0" wp14:anchorId="059968B7" wp14:editId="6952D90B">
+          <wp:inline xmlns:a="http://schemas.openxmlformats.org/drawingml/2006/main" xmlns:pic="http://schemas.openxmlformats.org/drawingml/2006/picture">
             <wp:extent cx="5029200" cy="2472975"/>
-            <wp:effectExtent l="0" t="0" r="0" b="0"/>
             <wp:docPr id="4" name="Picture 4"/>
             <wp:cNvGraphicFramePr>
-              <a:graphicFrameLocks xmlns:a="http://schemas.openxmlformats.org/drawingml/2006/main" noChangeAspect="1"/>
+              <a:graphicFrameLocks noChangeAspect="1"/>
             </wp:cNvGraphicFramePr>
-            <a:graphic xmlns:a="http://schemas.openxmlformats.org/drawingml/2006/main">
+            <a:graphic>
               <a:graphicData uri="http://schemas.openxmlformats.org/drawingml/2006/picture">
-                <pic:pic xmlns:pic="http://schemas.openxmlformats.org/drawingml/2006/picture">
+                <pic:pic>
                   <pic:nvPicPr>
                     <pic:cNvPr id="0" name="chart_pm_David_Cortes.png"/>
                     <pic:cNvPicPr/>
                   </pic:nvPicPr>
                   <pic:blipFill>
-                    <a:blip r:embed="rId14"/>
+                    <a:blip r:embed="rId19"/>
                     <a:stretch>
                       <a:fillRect/>
                     </a:stretch>
@@ -3800,9 +3539,7 @@
                       <a:off x="0" y="0"/>
                       <a:ext cx="5029200" cy="2472975"/>
                     </a:xfrm>
-                    <a:prstGeom prst="rect">
-                      <a:avLst/>
-                    </a:prstGeom>
+                    <a:prstGeom prst="rect"/>
                   </pic:spPr>
                 </pic:pic>
               </a:graphicData>
@@ -3813,37 +3550,18 @@
     </w:p>
     <w:p>
       <w:pPr>
-        <w:spacing w:after="160"/>
+        <w:spacing w:before="0" w:after="160"/>
         <w:jc w:val="center"/>
       </w:pPr>
       <w:r>
         <w:rPr>
           <w:rFonts w:ascii="Calibri" w:hAnsi="Calibri"/>
+          <w:b w:val="0"/>
           <w:i/>
           <w:color w:val="595959"/>
           <w:sz w:val="18"/>
         </w:rPr>
-        <w:t xml:space="preserve">Figura. Distribución de horas por proyecto – David Cortes – </w:t>
-      </w:r>
-      <w:proofErr w:type="gramStart"/>
-      <w:r>
-        <w:rPr>
-          <w:rFonts w:ascii="Calibri" w:hAnsi="Calibri"/>
-          <w:i/>
-          <w:color w:val="595959"/>
-          <w:sz w:val="18"/>
-        </w:rPr>
-        <w:t>Marzo</w:t>
-      </w:r>
-      <w:proofErr w:type="gramEnd"/>
-      <w:r>
-        <w:rPr>
-          <w:rFonts w:ascii="Calibri" w:hAnsi="Calibri"/>
-          <w:i/>
-          <w:color w:val="595959"/>
-          <w:sz w:val="18"/>
-        </w:rPr>
-        <w:t xml:space="preserve"> 2026</w:t>
+        <w:t>Figura. Distribución de horas por proyecto – David Cortes – Marzo 2026</w:t>
       </w:r>
     </w:p>
     <w:p>
@@ -3871,19 +3589,19 @@
     <w:tbl>
       <w:tblPr>
         <w:tblStyle w:val="Tablaconcuadrcula"/>
-        <w:tblW w:w="0" w:type="auto"/>
-        <w:tblLook w:val="04A0" w:firstRow="1" w:lastRow="0" w:firstColumn="1" w:lastColumn="0" w:noHBand="0" w:noVBand="1"/>
+        <w:tblW w:type="auto" w:w="0"/>
+        <w:tblLook w:firstColumn="1" w:firstRow="1" w:lastColumn="0" w:lastRow="0" w:noHBand="0" w:noVBand="1" w:val="04A0"/>
       </w:tblPr>
       <w:tblGrid>
-        <w:gridCol w:w="2254"/>
-        <w:gridCol w:w="2251"/>
-        <w:gridCol w:w="2260"/>
-        <w:gridCol w:w="2251"/>
+        <w:gridCol w:w="2256"/>
+        <w:gridCol w:w="2256"/>
+        <w:gridCol w:w="2256"/>
+        <w:gridCol w:w="2256"/>
       </w:tblGrid>
       <w:tr>
         <w:tc>
           <w:tcPr>
-            <w:tcW w:w="2304" w:type="dxa"/>
+            <w:tcW w:type="dxa" w:w="2304"/>
             <w:shd w:val="clear" w:color="auto" w:fill="003059"/>
           </w:tcPr>
           <w:p>
@@ -3898,14 +3616,36 @@
                 <w:sz w:val="16"/>
               </w:rPr>
               <w:t>Proyectos Activos</w:t>
+              <w:br/>
             </w:r>
             <w:r>
               <w:rPr>
                 <w:rFonts w:ascii="Calibri" w:hAnsi="Calibri"/>
                 <w:b/>
                 <w:color w:val="FFFFFF"/>
+                <w:sz w:val="28"/>
+              </w:rPr>
+              <w:t>11</w:t>
+            </w:r>
+          </w:p>
+        </w:tc>
+        <w:tc>
+          <w:tcPr>
+            <w:tcW w:type="dxa" w:w="2304"/>
+            <w:shd w:val="clear" w:color="auto" w:fill="0070C0"/>
+          </w:tcPr>
+          <w:p>
+            <w:pPr>
+              <w:jc w:val="center"/>
+            </w:pPr>
+            <w:r>
+              <w:rPr>
+                <w:rFonts w:ascii="Calibri" w:hAnsi="Calibri"/>
+                <w:b/>
+                <w:color w:val="FFFFFF"/>
                 <w:sz w:val="16"/>
               </w:rPr>
+              <w:t>Horas Marzo</w:t>
               <w:br/>
             </w:r>
             <w:r>
@@ -3915,13 +3655,43 @@
                 <w:color w:val="FFFFFF"/>
                 <w:sz w:val="28"/>
               </w:rPr>
-              <w:t>11</w:t>
-            </w:r>
-          </w:p>
-        </w:tc>
-        <w:tc>
-          <w:tcPr>
-            <w:tcW w:w="2304" w:type="dxa"/>
+              <w:t>194h</w:t>
+            </w:r>
+          </w:p>
+        </w:tc>
+        <w:tc>
+          <w:tcPr>
+            <w:tcW w:type="dxa" w:w="2304"/>
+            <w:shd w:val="clear" w:color="auto" w:fill="003059"/>
+          </w:tcPr>
+          <w:p>
+            <w:pPr>
+              <w:jc w:val="center"/>
+            </w:pPr>
+            <w:r>
+              <w:rPr>
+                <w:rFonts w:ascii="Calibri" w:hAnsi="Calibri"/>
+                <w:b/>
+                <w:color w:val="FFFFFF"/>
+                <w:sz w:val="16"/>
+              </w:rPr>
+              <w:t>% Capacidad Marzo</w:t>
+              <w:br/>
+            </w:r>
+            <w:r>
+              <w:rPr>
+                <w:rFonts w:ascii="Calibri" w:hAnsi="Calibri"/>
+                <w:b/>
+                <w:color w:val="FFFFFF"/>
+                <w:sz w:val="28"/>
+              </w:rPr>
+              <w:t>100.2%</w:t>
+            </w:r>
+          </w:p>
+        </w:tc>
+        <w:tc>
+          <w:tcPr>
+            <w:tcW w:type="dxa" w:w="2304"/>
             <w:shd w:val="clear" w:color="auto" w:fill="0070C0"/>
           </w:tcPr>
           <w:p>
@@ -3935,91 +3705,7 @@
                 <w:color w:val="FFFFFF"/>
                 <w:sz w:val="16"/>
               </w:rPr>
-              <w:t>Horas Marzo</w:t>
-            </w:r>
-            <w:r>
-              <w:rPr>
-                <w:rFonts w:ascii="Calibri" w:hAnsi="Calibri"/>
-                <w:b/>
-                <w:color w:val="FFFFFF"/>
-                <w:sz w:val="16"/>
-              </w:rPr>
-              <w:br/>
-            </w:r>
-            <w:r>
-              <w:rPr>
-                <w:rFonts w:ascii="Calibri" w:hAnsi="Calibri"/>
-                <w:b/>
-                <w:color w:val="FFFFFF"/>
-                <w:sz w:val="28"/>
-              </w:rPr>
-              <w:t>194h</w:t>
-            </w:r>
-          </w:p>
-        </w:tc>
-        <w:tc>
-          <w:tcPr>
-            <w:tcW w:w="2304" w:type="dxa"/>
-            <w:shd w:val="clear" w:color="auto" w:fill="003059"/>
-          </w:tcPr>
-          <w:p>
-            <w:pPr>
-              <w:jc w:val="center"/>
-            </w:pPr>
-            <w:r>
-              <w:rPr>
-                <w:rFonts w:ascii="Calibri" w:hAnsi="Calibri"/>
-                <w:b/>
-                <w:color w:val="FFFFFF"/>
-                <w:sz w:val="16"/>
-              </w:rPr>
-              <w:t>% Capacidad Marzo</w:t>
-            </w:r>
-            <w:r>
-              <w:rPr>
-                <w:rFonts w:ascii="Calibri" w:hAnsi="Calibri"/>
-                <w:b/>
-                <w:color w:val="FFFFFF"/>
-                <w:sz w:val="16"/>
-              </w:rPr>
-              <w:br/>
-            </w:r>
-            <w:r>
-              <w:rPr>
-                <w:rFonts w:ascii="Calibri" w:hAnsi="Calibri"/>
-                <w:b/>
-                <w:color w:val="FFFFFF"/>
-                <w:sz w:val="28"/>
-              </w:rPr>
-              <w:t>100.2%</w:t>
-            </w:r>
-          </w:p>
-        </w:tc>
-        <w:tc>
-          <w:tcPr>
-            <w:tcW w:w="2304" w:type="dxa"/>
-            <w:shd w:val="clear" w:color="auto" w:fill="0070C0"/>
-          </w:tcPr>
-          <w:p>
-            <w:pPr>
-              <w:jc w:val="center"/>
-            </w:pPr>
-            <w:r>
-              <w:rPr>
-                <w:rFonts w:ascii="Calibri" w:hAnsi="Calibri"/>
-                <w:b/>
-                <w:color w:val="FFFFFF"/>
-                <w:sz w:val="16"/>
-              </w:rPr>
               <w:t>Horas Abril</w:t>
-            </w:r>
-            <w:r>
-              <w:rPr>
-                <w:rFonts w:ascii="Calibri" w:hAnsi="Calibri"/>
-                <w:b/>
-                <w:color w:val="FFFFFF"/>
-                <w:sz w:val="16"/>
-              </w:rPr>
               <w:br/>
             </w:r>
             <w:r>
@@ -4038,31 +3724,17 @@
     <w:p/>
     <w:p>
       <w:pPr>
-        <w:spacing w:after="120"/>
+        <w:spacing w:before="0" w:after="120"/>
         <w:jc w:val="left"/>
       </w:pPr>
       <w:r>
         <w:rPr>
           <w:rFonts w:ascii="Calibri" w:hAnsi="Calibri"/>
+          <w:b w:val="0"/>
+          <w:i w:val="0"/>
           <w:sz w:val="22"/>
         </w:rPr>
-        <w:t xml:space="preserve">Diana registra 145 horas en </w:t>
-      </w:r>
-      <w:proofErr w:type="gramStart"/>
-      <w:r>
-        <w:rPr>
-          <w:rFonts w:ascii="Calibri" w:hAnsi="Calibri"/>
-          <w:sz w:val="22"/>
-        </w:rPr>
-        <w:t>Meetings</w:t>
-      </w:r>
-      <w:proofErr w:type="gramEnd"/>
-      <w:r>
-        <w:rPr>
-          <w:rFonts w:ascii="Calibri" w:hAnsi="Calibri"/>
-          <w:sz w:val="22"/>
-        </w:rPr>
-        <w:t xml:space="preserve"> &amp; Training en marzo, representando el 74.7% de su tiempo. Los proyectos facturables activos (Ingenium API y Secretaría de Planeación) reciben solo el 24.7% de su tiempo.</w:t>
+        <w:t>Diana registra 145 horas en Meetings &amp; Training en marzo, representando el 74.7% de su tiempo. Los proyectos facturables activos (Ingenium API y Secretaría de Planeación) reciben solo el 24.7% de su tiempo.</w:t>
       </w:r>
     </w:p>
     <w:p>
@@ -4099,45 +3771,25 @@
           <w:color w:val="003059"/>
           <w:sz w:val="22"/>
         </w:rPr>
-        <w:t xml:space="preserve">Principales proyectos – </w:t>
-      </w:r>
-      <w:proofErr w:type="gramStart"/>
-      <w:r>
-        <w:rPr>
-          <w:rFonts w:ascii="Calibri" w:hAnsi="Calibri"/>
-          <w:b/>
-          <w:color w:val="003059"/>
-          <w:sz w:val="22"/>
-        </w:rPr>
-        <w:t>Marzo</w:t>
-      </w:r>
-      <w:proofErr w:type="gramEnd"/>
-      <w:r>
-        <w:rPr>
-          <w:rFonts w:ascii="Calibri" w:hAnsi="Calibri"/>
-          <w:b/>
-          <w:color w:val="003059"/>
-          <w:sz w:val="22"/>
-        </w:rPr>
-        <w:t xml:space="preserve"> 2026</w:t>
+        <w:t>Principales proyectos – Marzo 2026</w:t>
       </w:r>
     </w:p>
     <w:tbl>
       <w:tblPr>
         <w:tblStyle w:val="Tablaconcuadrcula"/>
-        <w:tblW w:w="0" w:type="auto"/>
-        <w:tblLook w:val="04A0" w:firstRow="1" w:lastRow="0" w:firstColumn="1" w:lastColumn="0" w:noHBand="0" w:noVBand="1"/>
+        <w:tblW w:type="auto" w:w="0"/>
+        <w:tblLook w:firstColumn="1" w:firstRow="1" w:lastColumn="0" w:lastRow="0" w:noHBand="0" w:noVBand="1" w:val="04A0"/>
       </w:tblPr>
       <w:tblGrid>
-        <w:gridCol w:w="2255"/>
-        <w:gridCol w:w="2255"/>
-        <w:gridCol w:w="2253"/>
-        <w:gridCol w:w="2253"/>
+        <w:gridCol w:w="2256"/>
+        <w:gridCol w:w="2256"/>
+        <w:gridCol w:w="2256"/>
+        <w:gridCol w:w="2256"/>
       </w:tblGrid>
       <w:tr>
         <w:tc>
           <w:tcPr>
-            <w:tcW w:w="2256" w:type="dxa"/>
+            <w:tcW w:type="dxa" w:w="2256"/>
             <w:shd w:val="clear" w:color="auto" w:fill="0070C0"/>
           </w:tcPr>
           <w:p>
@@ -4157,7 +3809,7 @@
         </w:tc>
         <w:tc>
           <w:tcPr>
-            <w:tcW w:w="2256" w:type="dxa"/>
+            <w:tcW w:type="dxa" w:w="2256"/>
             <w:shd w:val="clear" w:color="auto" w:fill="0070C0"/>
           </w:tcPr>
           <w:p>
@@ -4177,7 +3829,7 @@
         </w:tc>
         <w:tc>
           <w:tcPr>
-            <w:tcW w:w="2256" w:type="dxa"/>
+            <w:tcW w:type="dxa" w:w="2256"/>
             <w:shd w:val="clear" w:color="auto" w:fill="0070C0"/>
           </w:tcPr>
           <w:p>
@@ -4197,7 +3849,7 @@
         </w:tc>
         <w:tc>
           <w:tcPr>
-            <w:tcW w:w="2256" w:type="dxa"/>
+            <w:tcW w:type="dxa" w:w="2256"/>
             <w:shd w:val="clear" w:color="auto" w:fill="0070C0"/>
           </w:tcPr>
           <w:p>
@@ -4219,33 +3871,24 @@
       <w:tr>
         <w:tc>
           <w:tcPr>
-            <w:tcW w:w="2256" w:type="dxa"/>
+            <w:tcW w:type="dxa" w:w="2256"/>
           </w:tcPr>
           <w:p>
             <w:pPr>
               <w:jc w:val="left"/>
             </w:pPr>
-            <w:proofErr w:type="gramStart"/>
-            <w:r>
-              <w:rPr>
-                <w:rFonts w:ascii="Calibri" w:hAnsi="Calibri"/>
-                <w:sz w:val="18"/>
-              </w:rPr>
-              <w:t>Meetings</w:t>
-            </w:r>
-            <w:proofErr w:type="gramEnd"/>
-            <w:r>
-              <w:rPr>
-                <w:rFonts w:ascii="Calibri" w:hAnsi="Calibri"/>
-                <w:sz w:val="18"/>
-              </w:rPr>
-              <w:t xml:space="preserve"> &amp; Training</w:t>
-            </w:r>
-          </w:p>
-        </w:tc>
-        <w:tc>
-          <w:tcPr>
-            <w:tcW w:w="2256" w:type="dxa"/>
+            <w:r>
+              <w:rPr>
+                <w:rFonts w:ascii="Calibri" w:hAnsi="Calibri"/>
+                <w:sz w:val="18"/>
+              </w:rPr>
+              <w:t>Meetings &amp; Training</w:t>
+            </w:r>
+          </w:p>
+        </w:tc>
+        <w:tc>
+          <w:tcPr>
+            <w:tcW w:type="dxa" w:w="2256"/>
             <w:shd w:val="clear" w:color="auto" w:fill="BDD7EE"/>
           </w:tcPr>
           <w:p>
@@ -4263,7 +3906,7 @@
         </w:tc>
         <w:tc>
           <w:tcPr>
-            <w:tcW w:w="2256" w:type="dxa"/>
+            <w:tcW w:type="dxa" w:w="2256"/>
           </w:tcPr>
           <w:p>
             <w:pPr>
@@ -4280,7 +3923,7 @@
         </w:tc>
         <w:tc>
           <w:tcPr>
-            <w:tcW w:w="2256" w:type="dxa"/>
+            <w:tcW w:type="dxa" w:w="2256"/>
           </w:tcPr>
           <w:p>
             <w:pPr>
@@ -4299,30 +3942,26 @@
       <w:tr>
         <w:tc>
           <w:tcPr>
-            <w:tcW w:w="2256" w:type="dxa"/>
+            <w:tcW w:type="dxa" w:w="2256"/>
             <w:shd w:val="clear" w:color="auto" w:fill="F2F2F2"/>
           </w:tcPr>
           <w:p>
             <w:pPr>
               <w:jc w:val="left"/>
-              <w:rPr>
-                <w:lang w:val="en-US"/>
-              </w:rPr>
-            </w:pPr>
-            <w:r>
-              <w:rPr>
-                <w:rFonts w:ascii="Calibri" w:hAnsi="Calibri"/>
-                <w:sz w:val="18"/>
-                <w:lang w:val="en-US"/>
-              </w:rPr>
-              <w:lastRenderedPageBreak/>
+            </w:pPr>
+            <w:r>
+              <w:rPr>
+                <w:rFonts w:ascii="Calibri" w:hAnsi="Calibri"/>
+                <w:sz w:val="18"/>
+              </w:rPr>
               <w:t>CO - Ingenium - API Manager - Fixed</w:t>
             </w:r>
           </w:p>
         </w:tc>
         <w:tc>
           <w:tcPr>
-            <w:tcW w:w="2256" w:type="dxa"/>
+            <w:tcW w:type="dxa" w:w="2256"/>
+            <w:shd w:val="clear" w:color="auto" w:fill="F2F2F2"/>
             <w:shd w:val="clear" w:color="auto" w:fill="70AD47"/>
           </w:tcPr>
           <w:p>
@@ -4341,7 +3980,7 @@
         </w:tc>
         <w:tc>
           <w:tcPr>
-            <w:tcW w:w="2256" w:type="dxa"/>
+            <w:tcW w:type="dxa" w:w="2256"/>
             <w:shd w:val="clear" w:color="auto" w:fill="F2F2F2"/>
           </w:tcPr>
           <w:p>
@@ -4359,7 +3998,7 @@
         </w:tc>
         <w:tc>
           <w:tcPr>
-            <w:tcW w:w="2256" w:type="dxa"/>
+            <w:tcW w:type="dxa" w:w="2256"/>
             <w:shd w:val="clear" w:color="auto" w:fill="F2F2F2"/>
           </w:tcPr>
           <w:p>
@@ -4379,7 +4018,7 @@
       <w:tr>
         <w:tc>
           <w:tcPr>
-            <w:tcW w:w="2256" w:type="dxa"/>
+            <w:tcW w:type="dxa" w:w="2256"/>
           </w:tcPr>
           <w:p>
             <w:pPr>
@@ -4396,7 +4035,7 @@
         </w:tc>
         <w:tc>
           <w:tcPr>
-            <w:tcW w:w="2256" w:type="dxa"/>
+            <w:tcW w:type="dxa" w:w="2256"/>
             <w:shd w:val="clear" w:color="auto" w:fill="70AD47"/>
           </w:tcPr>
           <w:p>
@@ -4415,7 +4054,7 @@
         </w:tc>
         <w:tc>
           <w:tcPr>
-            <w:tcW w:w="2256" w:type="dxa"/>
+            <w:tcW w:type="dxa" w:w="2256"/>
           </w:tcPr>
           <w:p>
             <w:pPr>
@@ -4432,7 +4071,7 @@
         </w:tc>
         <w:tc>
           <w:tcPr>
-            <w:tcW w:w="2256" w:type="dxa"/>
+            <w:tcW w:type="dxa" w:w="2256"/>
           </w:tcPr>
           <w:p>
             <w:pPr>
@@ -4451,7 +4090,7 @@
       <w:tr>
         <w:tc>
           <w:tcPr>
-            <w:tcW w:w="2256" w:type="dxa"/>
+            <w:tcW w:type="dxa" w:w="2256"/>
             <w:shd w:val="clear" w:color="auto" w:fill="F2F2F2"/>
           </w:tcPr>
           <w:p>
@@ -4469,7 +4108,8 @@
         </w:tc>
         <w:tc>
           <w:tcPr>
-            <w:tcW w:w="2256" w:type="dxa"/>
+            <w:tcW w:type="dxa" w:w="2256"/>
+            <w:shd w:val="clear" w:color="auto" w:fill="F2F2F2"/>
             <w:shd w:val="clear" w:color="auto" w:fill="BDD7EE"/>
           </w:tcPr>
           <w:p>
@@ -4487,7 +4127,7 @@
         </w:tc>
         <w:tc>
           <w:tcPr>
-            <w:tcW w:w="2256" w:type="dxa"/>
+            <w:tcW w:type="dxa" w:w="2256"/>
             <w:shd w:val="clear" w:color="auto" w:fill="F2F2F2"/>
           </w:tcPr>
           <w:p>
@@ -4505,7 +4145,7 @@
         </w:tc>
         <w:tc>
           <w:tcPr>
-            <w:tcW w:w="2256" w:type="dxa"/>
+            <w:tcW w:type="dxa" w:w="2256"/>
             <w:shd w:val="clear" w:color="auto" w:fill="F2F2F2"/>
           </w:tcPr>
           <w:p>
@@ -4529,26 +4169,22 @@
         <w:jc w:val="center"/>
       </w:pPr>
       <w:r>
-        <w:rPr>
-          <w:noProof/>
-        </w:rPr>
         <w:drawing>
-          <wp:inline distT="0" distB="0" distL="0" distR="0" wp14:anchorId="2A5D6D6A" wp14:editId="5D3B3CFE">
+          <wp:inline xmlns:a="http://schemas.openxmlformats.org/drawingml/2006/main" xmlns:pic="http://schemas.openxmlformats.org/drawingml/2006/picture">
             <wp:extent cx="5029200" cy="2463381"/>
-            <wp:effectExtent l="0" t="0" r="0" b="0"/>
             <wp:docPr id="5" name="Picture 5"/>
             <wp:cNvGraphicFramePr>
-              <a:graphicFrameLocks xmlns:a="http://schemas.openxmlformats.org/drawingml/2006/main" noChangeAspect="1"/>
+              <a:graphicFrameLocks noChangeAspect="1"/>
             </wp:cNvGraphicFramePr>
-            <a:graphic xmlns:a="http://schemas.openxmlformats.org/drawingml/2006/main">
+            <a:graphic>
               <a:graphicData uri="http://schemas.openxmlformats.org/drawingml/2006/picture">
-                <pic:pic xmlns:pic="http://schemas.openxmlformats.org/drawingml/2006/picture">
+                <pic:pic>
                   <pic:nvPicPr>
                     <pic:cNvPr id="0" name="chart_pm_Diana_Castro.png"/>
                     <pic:cNvPicPr/>
                   </pic:nvPicPr>
                   <pic:blipFill>
-                    <a:blip r:embed="rId15"/>
+                    <a:blip r:embed="rId20"/>
                     <a:stretch>
                       <a:fillRect/>
                     </a:stretch>
@@ -4558,9 +4194,7 @@
                       <a:off x="0" y="0"/>
                       <a:ext cx="5029200" cy="2463381"/>
                     </a:xfrm>
-                    <a:prstGeom prst="rect">
-                      <a:avLst/>
-                    </a:prstGeom>
+                    <a:prstGeom prst="rect"/>
                   </pic:spPr>
                 </pic:pic>
               </a:graphicData>
@@ -4571,37 +4205,18 @@
     </w:p>
     <w:p>
       <w:pPr>
-        <w:spacing w:after="160"/>
+        <w:spacing w:before="0" w:after="160"/>
         <w:jc w:val="center"/>
       </w:pPr>
       <w:r>
         <w:rPr>
           <w:rFonts w:ascii="Calibri" w:hAnsi="Calibri"/>
+          <w:b w:val="0"/>
           <w:i/>
           <w:color w:val="595959"/>
           <w:sz w:val="18"/>
         </w:rPr>
-        <w:t xml:space="preserve">Figura. Distribución de horas por proyecto – Diana Castro – </w:t>
-      </w:r>
-      <w:proofErr w:type="gramStart"/>
-      <w:r>
-        <w:rPr>
-          <w:rFonts w:ascii="Calibri" w:hAnsi="Calibri"/>
-          <w:i/>
-          <w:color w:val="595959"/>
-          <w:sz w:val="18"/>
-        </w:rPr>
-        <w:t>Marzo</w:t>
-      </w:r>
-      <w:proofErr w:type="gramEnd"/>
-      <w:r>
-        <w:rPr>
-          <w:rFonts w:ascii="Calibri" w:hAnsi="Calibri"/>
-          <w:i/>
-          <w:color w:val="595959"/>
-          <w:sz w:val="18"/>
-        </w:rPr>
-        <w:t xml:space="preserve"> 2026</w:t>
+        <w:t>Figura. Distribución de horas por proyecto – Diana Castro – Marzo 2026</w:t>
       </w:r>
     </w:p>
     <w:p>
@@ -4629,19 +4244,19 @@
     <w:tbl>
       <w:tblPr>
         <w:tblStyle w:val="Tablaconcuadrcula"/>
-        <w:tblW w:w="0" w:type="auto"/>
-        <w:tblLook w:val="04A0" w:firstRow="1" w:lastRow="0" w:firstColumn="1" w:lastColumn="0" w:noHBand="0" w:noVBand="1"/>
+        <w:tblW w:type="auto" w:w="0"/>
+        <w:tblLook w:firstColumn="1" w:firstRow="1" w:lastColumn="0" w:lastRow="0" w:noHBand="0" w:noVBand="1" w:val="04A0"/>
       </w:tblPr>
       <w:tblGrid>
-        <w:gridCol w:w="2254"/>
-        <w:gridCol w:w="2251"/>
-        <w:gridCol w:w="2260"/>
-        <w:gridCol w:w="2251"/>
+        <w:gridCol w:w="2256"/>
+        <w:gridCol w:w="2256"/>
+        <w:gridCol w:w="2256"/>
+        <w:gridCol w:w="2256"/>
       </w:tblGrid>
       <w:tr>
         <w:tc>
           <w:tcPr>
-            <w:tcW w:w="2304" w:type="dxa"/>
+            <w:tcW w:type="dxa" w:w="2304"/>
             <w:shd w:val="clear" w:color="auto" w:fill="003059"/>
           </w:tcPr>
           <w:p>
@@ -4656,14 +4271,36 @@
                 <w:sz w:val="16"/>
               </w:rPr>
               <w:t>Proyectos Activos</w:t>
+              <w:br/>
             </w:r>
             <w:r>
               <w:rPr>
                 <w:rFonts w:ascii="Calibri" w:hAnsi="Calibri"/>
                 <w:b/>
                 <w:color w:val="FFFFFF"/>
+                <w:sz w:val="28"/>
+              </w:rPr>
+              <w:t>12</w:t>
+            </w:r>
+          </w:p>
+        </w:tc>
+        <w:tc>
+          <w:tcPr>
+            <w:tcW w:type="dxa" w:w="2304"/>
+            <w:shd w:val="clear" w:color="auto" w:fill="0070C0"/>
+          </w:tcPr>
+          <w:p>
+            <w:pPr>
+              <w:jc w:val="center"/>
+            </w:pPr>
+            <w:r>
+              <w:rPr>
+                <w:rFonts w:ascii="Calibri" w:hAnsi="Calibri"/>
+                <w:b/>
+                <w:color w:val="FFFFFF"/>
                 <w:sz w:val="16"/>
               </w:rPr>
+              <w:t>Horas Marzo</w:t>
               <w:br/>
             </w:r>
             <w:r>
@@ -4673,13 +4310,43 @@
                 <w:color w:val="FFFFFF"/>
                 <w:sz w:val="28"/>
               </w:rPr>
-              <w:t>9</w:t>
-            </w:r>
-          </w:p>
-        </w:tc>
-        <w:tc>
-          <w:tcPr>
-            <w:tcW w:w="2304" w:type="dxa"/>
+              <w:t>194h</w:t>
+            </w:r>
+          </w:p>
+        </w:tc>
+        <w:tc>
+          <w:tcPr>
+            <w:tcW w:type="dxa" w:w="2304"/>
+            <w:shd w:val="clear" w:color="auto" w:fill="003059"/>
+          </w:tcPr>
+          <w:p>
+            <w:pPr>
+              <w:jc w:val="center"/>
+            </w:pPr>
+            <w:r>
+              <w:rPr>
+                <w:rFonts w:ascii="Calibri" w:hAnsi="Calibri"/>
+                <w:b/>
+                <w:color w:val="FFFFFF"/>
+                <w:sz w:val="16"/>
+              </w:rPr>
+              <w:t>% Capacidad Marzo</w:t>
+              <w:br/>
+            </w:r>
+            <w:r>
+              <w:rPr>
+                <w:rFonts w:ascii="Calibri" w:hAnsi="Calibri"/>
+                <w:b/>
+                <w:color w:val="FFFFFF"/>
+                <w:sz w:val="28"/>
+              </w:rPr>
+              <w:t>100.2%</w:t>
+            </w:r>
+          </w:p>
+        </w:tc>
+        <w:tc>
+          <w:tcPr>
+            <w:tcW w:type="dxa" w:w="2304"/>
             <w:shd w:val="clear" w:color="auto" w:fill="0070C0"/>
           </w:tcPr>
           <w:p>
@@ -4693,91 +4360,7 @@
                 <w:color w:val="FFFFFF"/>
                 <w:sz w:val="16"/>
               </w:rPr>
-              <w:t>Horas Marzo</w:t>
-            </w:r>
-            <w:r>
-              <w:rPr>
-                <w:rFonts w:ascii="Calibri" w:hAnsi="Calibri"/>
-                <w:b/>
-                <w:color w:val="FFFFFF"/>
-                <w:sz w:val="16"/>
-              </w:rPr>
-              <w:br/>
-            </w:r>
-            <w:r>
-              <w:rPr>
-                <w:rFonts w:ascii="Calibri" w:hAnsi="Calibri"/>
-                <w:b/>
-                <w:color w:val="FFFFFF"/>
-                <w:sz w:val="28"/>
-              </w:rPr>
-              <w:t>194h</w:t>
-            </w:r>
-          </w:p>
-        </w:tc>
-        <w:tc>
-          <w:tcPr>
-            <w:tcW w:w="2304" w:type="dxa"/>
-            <w:shd w:val="clear" w:color="auto" w:fill="003059"/>
-          </w:tcPr>
-          <w:p>
-            <w:pPr>
-              <w:jc w:val="center"/>
-            </w:pPr>
-            <w:r>
-              <w:rPr>
-                <w:rFonts w:ascii="Calibri" w:hAnsi="Calibri"/>
-                <w:b/>
-                <w:color w:val="FFFFFF"/>
-                <w:sz w:val="16"/>
-              </w:rPr>
-              <w:t>% Capacidad Marzo</w:t>
-            </w:r>
-            <w:r>
-              <w:rPr>
-                <w:rFonts w:ascii="Calibri" w:hAnsi="Calibri"/>
-                <w:b/>
-                <w:color w:val="FFFFFF"/>
-                <w:sz w:val="16"/>
-              </w:rPr>
-              <w:br/>
-            </w:r>
-            <w:r>
-              <w:rPr>
-                <w:rFonts w:ascii="Calibri" w:hAnsi="Calibri"/>
-                <w:b/>
-                <w:color w:val="FFFFFF"/>
-                <w:sz w:val="28"/>
-              </w:rPr>
-              <w:t>100.2%</w:t>
-            </w:r>
-          </w:p>
-        </w:tc>
-        <w:tc>
-          <w:tcPr>
-            <w:tcW w:w="2304" w:type="dxa"/>
-            <w:shd w:val="clear" w:color="auto" w:fill="0070C0"/>
-          </w:tcPr>
-          <w:p>
-            <w:pPr>
-              <w:jc w:val="center"/>
-            </w:pPr>
-            <w:r>
-              <w:rPr>
-                <w:rFonts w:ascii="Calibri" w:hAnsi="Calibri"/>
-                <w:b/>
-                <w:color w:val="FFFFFF"/>
-                <w:sz w:val="16"/>
-              </w:rPr>
               <w:t>Horas Abril</w:t>
-            </w:r>
-            <w:r>
-              <w:rPr>
-                <w:rFonts w:ascii="Calibri" w:hAnsi="Calibri"/>
-                <w:b/>
-                <w:color w:val="FFFFFF"/>
-                <w:sz w:val="16"/>
-              </w:rPr>
               <w:br/>
             </w:r>
             <w:r>
@@ -4796,12 +4379,14 @@
     <w:p/>
     <w:p>
       <w:pPr>
-        <w:spacing w:after="120"/>
+        <w:spacing w:before="0" w:after="120"/>
         <w:jc w:val="left"/>
       </w:pPr>
       <w:r>
         <w:rPr>
           <w:rFonts w:ascii="Calibri" w:hAnsi="Calibri"/>
+          <w:b w:val="0"/>
+          <w:i w:val="0"/>
           <w:sz w:val="22"/>
         </w:rPr>
         <w:t>Diana gestiona proyectos de ADRES con alto volumen de horas. El proyecto ADRES Modernization consumió el 31.9% de sus horas en marzo. También gestiona múltiples proyectos de UNA y la operación ADRES.</w:t>
@@ -4841,45 +4426,25 @@
           <w:color w:val="003059"/>
           <w:sz w:val="22"/>
         </w:rPr>
-        <w:t xml:space="preserve">Principales proyectos – </w:t>
-      </w:r>
-      <w:proofErr w:type="gramStart"/>
-      <w:r>
-        <w:rPr>
-          <w:rFonts w:ascii="Calibri" w:hAnsi="Calibri"/>
-          <w:b/>
-          <w:color w:val="003059"/>
-          <w:sz w:val="22"/>
-        </w:rPr>
-        <w:t>Marzo</w:t>
-      </w:r>
-      <w:proofErr w:type="gramEnd"/>
-      <w:r>
-        <w:rPr>
-          <w:rFonts w:ascii="Calibri" w:hAnsi="Calibri"/>
-          <w:b/>
-          <w:color w:val="003059"/>
-          <w:sz w:val="22"/>
-        </w:rPr>
-        <w:t xml:space="preserve"> 2026</w:t>
+        <w:t>Principales proyectos – Marzo 2026</w:t>
       </w:r>
     </w:p>
     <w:tbl>
       <w:tblPr>
         <w:tblStyle w:val="Tablaconcuadrcula"/>
-        <w:tblW w:w="0" w:type="auto"/>
-        <w:tblLook w:val="04A0" w:firstRow="1" w:lastRow="0" w:firstColumn="1" w:lastColumn="0" w:noHBand="0" w:noVBand="1"/>
+        <w:tblW w:type="auto" w:w="0"/>
+        <w:tblLook w:firstColumn="1" w:firstRow="1" w:lastColumn="0" w:lastRow="0" w:noHBand="0" w:noVBand="1" w:val="04A0"/>
       </w:tblPr>
       <w:tblGrid>
-        <w:gridCol w:w="2255"/>
-        <w:gridCol w:w="2255"/>
-        <w:gridCol w:w="2253"/>
-        <w:gridCol w:w="2253"/>
+        <w:gridCol w:w="2256"/>
+        <w:gridCol w:w="2256"/>
+        <w:gridCol w:w="2256"/>
+        <w:gridCol w:w="2256"/>
       </w:tblGrid>
       <w:tr>
         <w:tc>
           <w:tcPr>
-            <w:tcW w:w="2256" w:type="dxa"/>
+            <w:tcW w:type="dxa" w:w="2256"/>
             <w:shd w:val="clear" w:color="auto" w:fill="0070C0"/>
           </w:tcPr>
           <w:p>
@@ -4899,7 +4464,7 @@
         </w:tc>
         <w:tc>
           <w:tcPr>
-            <w:tcW w:w="2256" w:type="dxa"/>
+            <w:tcW w:type="dxa" w:w="2256"/>
             <w:shd w:val="clear" w:color="auto" w:fill="0070C0"/>
           </w:tcPr>
           <w:p>
@@ -4919,7 +4484,7 @@
         </w:tc>
         <w:tc>
           <w:tcPr>
-            <w:tcW w:w="2256" w:type="dxa"/>
+            <w:tcW w:type="dxa" w:w="2256"/>
             <w:shd w:val="clear" w:color="auto" w:fill="0070C0"/>
           </w:tcPr>
           <w:p>
@@ -4939,7 +4504,7 @@
         </w:tc>
         <w:tc>
           <w:tcPr>
-            <w:tcW w:w="2256" w:type="dxa"/>
+            <w:tcW w:type="dxa" w:w="2256"/>
             <w:shd w:val="clear" w:color="auto" w:fill="0070C0"/>
           </w:tcPr>
           <w:p>
@@ -4961,7 +4526,7 @@
       <w:tr>
         <w:tc>
           <w:tcPr>
-            <w:tcW w:w="2256" w:type="dxa"/>
+            <w:tcW w:type="dxa" w:w="2256"/>
           </w:tcPr>
           <w:p>
             <w:pPr>
@@ -4978,7 +4543,7 @@
         </w:tc>
         <w:tc>
           <w:tcPr>
-            <w:tcW w:w="2256" w:type="dxa"/>
+            <w:tcW w:type="dxa" w:w="2256"/>
             <w:shd w:val="clear" w:color="auto" w:fill="70AD47"/>
           </w:tcPr>
           <w:p>
@@ -4997,7 +4562,7 @@
         </w:tc>
         <w:tc>
           <w:tcPr>
-            <w:tcW w:w="2256" w:type="dxa"/>
+            <w:tcW w:type="dxa" w:w="2256"/>
           </w:tcPr>
           <w:p>
             <w:pPr>
@@ -5014,7 +4579,7 @@
         </w:tc>
         <w:tc>
           <w:tcPr>
-            <w:tcW w:w="2256" w:type="dxa"/>
+            <w:tcW w:type="dxa" w:w="2256"/>
           </w:tcPr>
           <w:p>
             <w:pPr>
@@ -5033,21 +4598,17 @@
       <w:tr>
         <w:tc>
           <w:tcPr>
-            <w:tcW w:w="2256" w:type="dxa"/>
+            <w:tcW w:type="dxa" w:w="2256"/>
             <w:shd w:val="clear" w:color="auto" w:fill="F2F2F2"/>
           </w:tcPr>
           <w:p>
             <w:pPr>
               <w:jc w:val="left"/>
-              <w:rPr>
-                <w:lang w:val="en-US"/>
-              </w:rPr>
-            </w:pPr>
-            <w:r>
-              <w:rPr>
-                <w:rFonts w:ascii="Calibri" w:hAnsi="Calibri"/>
-                <w:sz w:val="18"/>
-                <w:lang w:val="en-US"/>
+            </w:pPr>
+            <w:r>
+              <w:rPr>
+                <w:rFonts w:ascii="Calibri" w:hAnsi="Calibri"/>
+                <w:sz w:val="18"/>
               </w:rPr>
               <w:t>CO - ADRES - AI Medical Audit Phase I - Fixed</w:t>
             </w:r>
@@ -5055,7 +4616,8 @@
         </w:tc>
         <w:tc>
           <w:tcPr>
-            <w:tcW w:w="2256" w:type="dxa"/>
+            <w:tcW w:type="dxa" w:w="2256"/>
+            <w:shd w:val="clear" w:color="auto" w:fill="F2F2F2"/>
             <w:shd w:val="clear" w:color="auto" w:fill="70AD47"/>
           </w:tcPr>
           <w:p>
@@ -5074,7 +4636,7 @@
         </w:tc>
         <w:tc>
           <w:tcPr>
-            <w:tcW w:w="2256" w:type="dxa"/>
+            <w:tcW w:type="dxa" w:w="2256"/>
             <w:shd w:val="clear" w:color="auto" w:fill="F2F2F2"/>
           </w:tcPr>
           <w:p>
@@ -5092,7 +4654,7 @@
         </w:tc>
         <w:tc>
           <w:tcPr>
-            <w:tcW w:w="2256" w:type="dxa"/>
+            <w:tcW w:type="dxa" w:w="2256"/>
             <w:shd w:val="clear" w:color="auto" w:fill="F2F2F2"/>
           </w:tcPr>
           <w:p>
@@ -5112,7 +4674,7 @@
       <w:tr>
         <w:tc>
           <w:tcPr>
-            <w:tcW w:w="2256" w:type="dxa"/>
+            <w:tcW w:type="dxa" w:w="2256"/>
           </w:tcPr>
           <w:p>
             <w:pPr>
@@ -5129,7 +4691,7 @@
         </w:tc>
         <w:tc>
           <w:tcPr>
-            <w:tcW w:w="2256" w:type="dxa"/>
+            <w:tcW w:type="dxa" w:w="2256"/>
             <w:shd w:val="clear" w:color="auto" w:fill="FFD966"/>
           </w:tcPr>
           <w:p>
@@ -5147,7 +4709,7 @@
         </w:tc>
         <w:tc>
           <w:tcPr>
-            <w:tcW w:w="2256" w:type="dxa"/>
+            <w:tcW w:type="dxa" w:w="2256"/>
           </w:tcPr>
           <w:p>
             <w:pPr>
@@ -5164,7 +4726,7 @@
         </w:tc>
         <w:tc>
           <w:tcPr>
-            <w:tcW w:w="2256" w:type="dxa"/>
+            <w:tcW w:type="dxa" w:w="2256"/>
           </w:tcPr>
           <w:p>
             <w:pPr>
@@ -5183,34 +4745,26 @@
       <w:tr>
         <w:tc>
           <w:tcPr>
-            <w:tcW w:w="2256" w:type="dxa"/>
+            <w:tcW w:type="dxa" w:w="2256"/>
             <w:shd w:val="clear" w:color="auto" w:fill="F2F2F2"/>
           </w:tcPr>
           <w:p>
             <w:pPr>
               <w:jc w:val="left"/>
             </w:pPr>
-            <w:proofErr w:type="gramStart"/>
-            <w:r>
-              <w:rPr>
-                <w:rFonts w:ascii="Calibri" w:hAnsi="Calibri"/>
-                <w:sz w:val="18"/>
-              </w:rPr>
-              <w:t>Meetings</w:t>
-            </w:r>
-            <w:proofErr w:type="gramEnd"/>
-            <w:r>
-              <w:rPr>
-                <w:rFonts w:ascii="Calibri" w:hAnsi="Calibri"/>
-                <w:sz w:val="18"/>
-              </w:rPr>
-              <w:t xml:space="preserve"> &amp; Training</w:t>
-            </w:r>
-          </w:p>
-        </w:tc>
-        <w:tc>
-          <w:tcPr>
-            <w:tcW w:w="2256" w:type="dxa"/>
+            <w:r>
+              <w:rPr>
+                <w:rFonts w:ascii="Calibri" w:hAnsi="Calibri"/>
+                <w:sz w:val="18"/>
+              </w:rPr>
+              <w:t>Meetings &amp; Training</w:t>
+            </w:r>
+          </w:p>
+        </w:tc>
+        <w:tc>
+          <w:tcPr>
+            <w:tcW w:type="dxa" w:w="2256"/>
+            <w:shd w:val="clear" w:color="auto" w:fill="F2F2F2"/>
             <w:shd w:val="clear" w:color="auto" w:fill="BDD7EE"/>
           </w:tcPr>
           <w:p>
@@ -5228,7 +4782,7 @@
         </w:tc>
         <w:tc>
           <w:tcPr>
-            <w:tcW w:w="2256" w:type="dxa"/>
+            <w:tcW w:type="dxa" w:w="2256"/>
             <w:shd w:val="clear" w:color="auto" w:fill="F2F2F2"/>
           </w:tcPr>
           <w:p>
@@ -5246,7 +4800,7 @@
         </w:tc>
         <w:tc>
           <w:tcPr>
-            <w:tcW w:w="2256" w:type="dxa"/>
+            <w:tcW w:type="dxa" w:w="2256"/>
             <w:shd w:val="clear" w:color="auto" w:fill="F2F2F2"/>
           </w:tcPr>
           <w:p>
@@ -5266,7 +4820,7 @@
       <w:tr>
         <w:tc>
           <w:tcPr>
-            <w:tcW w:w="2256" w:type="dxa"/>
+            <w:tcW w:type="dxa" w:w="2256"/>
           </w:tcPr>
           <w:p>
             <w:pPr>
@@ -5283,7 +4837,7 @@
         </w:tc>
         <w:tc>
           <w:tcPr>
-            <w:tcW w:w="2256" w:type="dxa"/>
+            <w:tcW w:type="dxa" w:w="2256"/>
             <w:shd w:val="clear" w:color="auto" w:fill="70AD47"/>
           </w:tcPr>
           <w:p>
@@ -5302,7 +4856,7 @@
         </w:tc>
         <w:tc>
           <w:tcPr>
-            <w:tcW w:w="2256" w:type="dxa"/>
+            <w:tcW w:type="dxa" w:w="2256"/>
           </w:tcPr>
           <w:p>
             <w:pPr>
@@ -5319,7 +4873,7 @@
         </w:tc>
         <w:tc>
           <w:tcPr>
-            <w:tcW w:w="2256" w:type="dxa"/>
+            <w:tcW w:type="dxa" w:w="2256"/>
           </w:tcPr>
           <w:p>
             <w:pPr>
@@ -5338,7 +4892,7 @@
       <w:tr>
         <w:tc>
           <w:tcPr>
-            <w:tcW w:w="2256" w:type="dxa"/>
+            <w:tcW w:type="dxa" w:w="2256"/>
             <w:shd w:val="clear" w:color="auto" w:fill="F2F2F2"/>
           </w:tcPr>
           <w:p>
@@ -5356,7 +4910,8 @@
         </w:tc>
         <w:tc>
           <w:tcPr>
-            <w:tcW w:w="2256" w:type="dxa"/>
+            <w:tcW w:type="dxa" w:w="2256"/>
+            <w:shd w:val="clear" w:color="auto" w:fill="F2F2F2"/>
             <w:shd w:val="clear" w:color="auto" w:fill="70AD47"/>
           </w:tcPr>
           <w:p>
@@ -5375,7 +4930,7 @@
         </w:tc>
         <w:tc>
           <w:tcPr>
-            <w:tcW w:w="2256" w:type="dxa"/>
+            <w:tcW w:type="dxa" w:w="2256"/>
             <w:shd w:val="clear" w:color="auto" w:fill="F2F2F2"/>
           </w:tcPr>
           <w:p>
@@ -5393,7 +4948,7 @@
         </w:tc>
         <w:tc>
           <w:tcPr>
-            <w:tcW w:w="2256" w:type="dxa"/>
+            <w:tcW w:type="dxa" w:w="2256"/>
             <w:shd w:val="clear" w:color="auto" w:fill="F2F2F2"/>
           </w:tcPr>
           <w:p>
@@ -5417,27 +4972,22 @@
         <w:jc w:val="center"/>
       </w:pPr>
       <w:r>
-        <w:rPr>
-          <w:noProof/>
-        </w:rPr>
-        <w:lastRenderedPageBreak/>
         <w:drawing>
-          <wp:inline distT="0" distB="0" distL="0" distR="0" wp14:anchorId="449FD309" wp14:editId="426FD64A">
+          <wp:inline xmlns:a="http://schemas.openxmlformats.org/drawingml/2006/main" xmlns:pic="http://schemas.openxmlformats.org/drawingml/2006/picture">
             <wp:extent cx="5029200" cy="2475462"/>
-            <wp:effectExtent l="0" t="0" r="0" b="0"/>
             <wp:docPr id="6" name="Picture 6"/>
             <wp:cNvGraphicFramePr>
-              <a:graphicFrameLocks xmlns:a="http://schemas.openxmlformats.org/drawingml/2006/main" noChangeAspect="1"/>
+              <a:graphicFrameLocks noChangeAspect="1"/>
             </wp:cNvGraphicFramePr>
-            <a:graphic xmlns:a="http://schemas.openxmlformats.org/drawingml/2006/main">
+            <a:graphic>
               <a:graphicData uri="http://schemas.openxmlformats.org/drawingml/2006/picture">
-                <pic:pic xmlns:pic="http://schemas.openxmlformats.org/drawingml/2006/picture">
+                <pic:pic>
                   <pic:nvPicPr>
                     <pic:cNvPr id="0" name="chart_pm_Diana_Rojas.png"/>
                     <pic:cNvPicPr/>
                   </pic:nvPicPr>
                   <pic:blipFill>
-                    <a:blip r:embed="rId16"/>
+                    <a:blip r:embed="rId21"/>
                     <a:stretch>
                       <a:fillRect/>
                     </a:stretch>
@@ -5447,9 +4997,7 @@
                       <a:off x="0" y="0"/>
                       <a:ext cx="5029200" cy="2475462"/>
                     </a:xfrm>
-                    <a:prstGeom prst="rect">
-                      <a:avLst/>
-                    </a:prstGeom>
+                    <a:prstGeom prst="rect"/>
                   </pic:spPr>
                 </pic:pic>
               </a:graphicData>
@@ -5460,37 +5008,18 @@
     </w:p>
     <w:p>
       <w:pPr>
-        <w:spacing w:after="160"/>
+        <w:spacing w:before="0" w:after="160"/>
         <w:jc w:val="center"/>
       </w:pPr>
       <w:r>
         <w:rPr>
           <w:rFonts w:ascii="Calibri" w:hAnsi="Calibri"/>
+          <w:b w:val="0"/>
           <w:i/>
           <w:color w:val="595959"/>
           <w:sz w:val="18"/>
         </w:rPr>
-        <w:t xml:space="preserve">Figura. Distribución de horas por proyecto – Diana Rojas – </w:t>
-      </w:r>
-      <w:proofErr w:type="gramStart"/>
-      <w:r>
-        <w:rPr>
-          <w:rFonts w:ascii="Calibri" w:hAnsi="Calibri"/>
-          <w:i/>
-          <w:color w:val="595959"/>
-          <w:sz w:val="18"/>
-        </w:rPr>
-        <w:t>Marzo</w:t>
-      </w:r>
-      <w:proofErr w:type="gramEnd"/>
-      <w:r>
-        <w:rPr>
-          <w:rFonts w:ascii="Calibri" w:hAnsi="Calibri"/>
-          <w:i/>
-          <w:color w:val="595959"/>
-          <w:sz w:val="18"/>
-        </w:rPr>
-        <w:t xml:space="preserve"> 2026</w:t>
+        <w:t>Figura. Distribución de horas por proyecto – Diana Rojas – Marzo 2026</w:t>
       </w:r>
     </w:p>
     <w:p>
@@ -5518,19 +5047,19 @@
     <w:tbl>
       <w:tblPr>
         <w:tblStyle w:val="Tablaconcuadrcula"/>
-        <w:tblW w:w="0" w:type="auto"/>
-        <w:tblLook w:val="04A0" w:firstRow="1" w:lastRow="0" w:firstColumn="1" w:lastColumn="0" w:noHBand="0" w:noVBand="1"/>
+        <w:tblW w:type="auto" w:w="0"/>
+        <w:tblLook w:firstColumn="1" w:firstRow="1" w:lastColumn="0" w:lastRow="0" w:noHBand="0" w:noVBand="1" w:val="04A0"/>
       </w:tblPr>
       <w:tblGrid>
         <w:gridCol w:w="2256"/>
-        <w:gridCol w:w="2252"/>
-        <w:gridCol w:w="2261"/>
-        <w:gridCol w:w="2247"/>
+        <w:gridCol w:w="2256"/>
+        <w:gridCol w:w="2256"/>
+        <w:gridCol w:w="2256"/>
       </w:tblGrid>
       <w:tr>
         <w:tc>
           <w:tcPr>
-            <w:tcW w:w="2304" w:type="dxa"/>
+            <w:tcW w:type="dxa" w:w="2304"/>
             <w:shd w:val="clear" w:color="auto" w:fill="003059"/>
           </w:tcPr>
           <w:p>
@@ -5545,14 +5074,36 @@
                 <w:sz w:val="16"/>
               </w:rPr>
               <w:t>Proyectos Activos</w:t>
+              <w:br/>
             </w:r>
             <w:r>
               <w:rPr>
                 <w:rFonts w:ascii="Calibri" w:hAnsi="Calibri"/>
                 <w:b/>
                 <w:color w:val="FFFFFF"/>
+                <w:sz w:val="28"/>
+              </w:rPr>
+              <w:t>4</w:t>
+            </w:r>
+          </w:p>
+        </w:tc>
+        <w:tc>
+          <w:tcPr>
+            <w:tcW w:type="dxa" w:w="2304"/>
+            <w:shd w:val="clear" w:color="auto" w:fill="0070C0"/>
+          </w:tcPr>
+          <w:p>
+            <w:pPr>
+              <w:jc w:val="center"/>
+            </w:pPr>
+            <w:r>
+              <w:rPr>
+                <w:rFonts w:ascii="Calibri" w:hAnsi="Calibri"/>
+                <w:b/>
+                <w:color w:val="FFFFFF"/>
                 <w:sz w:val="16"/>
               </w:rPr>
+              <w:t>Horas Marzo</w:t>
               <w:br/>
             </w:r>
             <w:r>
@@ -5562,13 +5113,43 @@
                 <w:color w:val="FFFFFF"/>
                 <w:sz w:val="28"/>
               </w:rPr>
-              <w:t>4</w:t>
-            </w:r>
-          </w:p>
-        </w:tc>
-        <w:tc>
-          <w:tcPr>
-            <w:tcW w:w="2304" w:type="dxa"/>
+              <w:t>203h</w:t>
+            </w:r>
+          </w:p>
+        </w:tc>
+        <w:tc>
+          <w:tcPr>
+            <w:tcW w:type="dxa" w:w="2304"/>
+            <w:shd w:val="clear" w:color="auto" w:fill="003059"/>
+          </w:tcPr>
+          <w:p>
+            <w:pPr>
+              <w:jc w:val="center"/>
+            </w:pPr>
+            <w:r>
+              <w:rPr>
+                <w:rFonts w:ascii="Calibri" w:hAnsi="Calibri"/>
+                <w:b/>
+                <w:color w:val="FFFFFF"/>
+                <w:sz w:val="16"/>
+              </w:rPr>
+              <w:t>% Capacidad Marzo</w:t>
+              <w:br/>
+            </w:r>
+            <w:r>
+              <w:rPr>
+                <w:rFonts w:ascii="Calibri" w:hAnsi="Calibri"/>
+                <w:b/>
+                <w:color w:val="FFFFFF"/>
+                <w:sz w:val="28"/>
+              </w:rPr>
+              <w:t>104.9%</w:t>
+            </w:r>
+          </w:p>
+        </w:tc>
+        <w:tc>
+          <w:tcPr>
+            <w:tcW w:type="dxa" w:w="2304"/>
             <w:shd w:val="clear" w:color="auto" w:fill="0070C0"/>
           </w:tcPr>
           <w:p>
@@ -5582,91 +5163,7 @@
                 <w:color w:val="FFFFFF"/>
                 <w:sz w:val="16"/>
               </w:rPr>
-              <w:t>Horas Marzo</w:t>
-            </w:r>
-            <w:r>
-              <w:rPr>
-                <w:rFonts w:ascii="Calibri" w:hAnsi="Calibri"/>
-                <w:b/>
-                <w:color w:val="FFFFFF"/>
-                <w:sz w:val="16"/>
-              </w:rPr>
-              <w:br/>
-            </w:r>
-            <w:r>
-              <w:rPr>
-                <w:rFonts w:ascii="Calibri" w:hAnsi="Calibri"/>
-                <w:b/>
-                <w:color w:val="FFFFFF"/>
-                <w:sz w:val="28"/>
-              </w:rPr>
-              <w:t>203h</w:t>
-            </w:r>
-          </w:p>
-        </w:tc>
-        <w:tc>
-          <w:tcPr>
-            <w:tcW w:w="2304" w:type="dxa"/>
-            <w:shd w:val="clear" w:color="auto" w:fill="003059"/>
-          </w:tcPr>
-          <w:p>
-            <w:pPr>
-              <w:jc w:val="center"/>
-            </w:pPr>
-            <w:r>
-              <w:rPr>
-                <w:rFonts w:ascii="Calibri" w:hAnsi="Calibri"/>
-                <w:b/>
-                <w:color w:val="FFFFFF"/>
-                <w:sz w:val="16"/>
-              </w:rPr>
-              <w:t>% Capacidad Marzo</w:t>
-            </w:r>
-            <w:r>
-              <w:rPr>
-                <w:rFonts w:ascii="Calibri" w:hAnsi="Calibri"/>
-                <w:b/>
-                <w:color w:val="FFFFFF"/>
-                <w:sz w:val="16"/>
-              </w:rPr>
-              <w:br/>
-            </w:r>
-            <w:r>
-              <w:rPr>
-                <w:rFonts w:ascii="Calibri" w:hAnsi="Calibri"/>
-                <w:b/>
-                <w:color w:val="FFFFFF"/>
-                <w:sz w:val="28"/>
-              </w:rPr>
-              <w:t>104.9%</w:t>
-            </w:r>
-          </w:p>
-        </w:tc>
-        <w:tc>
-          <w:tcPr>
-            <w:tcW w:w="2304" w:type="dxa"/>
-            <w:shd w:val="clear" w:color="auto" w:fill="0070C0"/>
-          </w:tcPr>
-          <w:p>
-            <w:pPr>
-              <w:jc w:val="center"/>
-            </w:pPr>
-            <w:r>
-              <w:rPr>
-                <w:rFonts w:ascii="Calibri" w:hAnsi="Calibri"/>
-                <w:b/>
-                <w:color w:val="FFFFFF"/>
-                <w:sz w:val="16"/>
-              </w:rPr>
               <w:t>Horas Abril</w:t>
-            </w:r>
-            <w:r>
-              <w:rPr>
-                <w:rFonts w:ascii="Calibri" w:hAnsi="Calibri"/>
-                <w:b/>
-                <w:color w:val="FFFFFF"/>
-                <w:sz w:val="16"/>
-              </w:rPr>
               <w:br/>
             </w:r>
             <w:r>
@@ -5685,12 +5182,14 @@
     <w:p/>
     <w:p>
       <w:pPr>
-        <w:spacing w:after="120"/>
+        <w:spacing w:before="0" w:after="120"/>
         <w:jc w:val="left"/>
       </w:pPr>
       <w:r>
         <w:rPr>
           <w:rFonts w:ascii="Calibri" w:hAnsi="Calibri"/>
+          <w:b w:val="0"/>
+          <w:i w:val="0"/>
           <w:sz w:val="22"/>
         </w:rPr>
         <w:t>Indira registró 203 horas en marzo (104.6% de capacidad), la mayor sobrecarga del equipo. El 88.2% de su tiempo fue dedicado al proyecto ADRES AI Medical Audit Phase I, con solo el 11.8% en reuniones internas.</w:t>
@@ -5730,45 +5229,25 @@
           <w:color w:val="003059"/>
           <w:sz w:val="22"/>
         </w:rPr>
-        <w:t xml:space="preserve">Principales proyectos – </w:t>
-      </w:r>
-      <w:proofErr w:type="gramStart"/>
-      <w:r>
-        <w:rPr>
-          <w:rFonts w:ascii="Calibri" w:hAnsi="Calibri"/>
-          <w:b/>
-          <w:color w:val="003059"/>
-          <w:sz w:val="22"/>
-        </w:rPr>
-        <w:t>Marzo</w:t>
-      </w:r>
-      <w:proofErr w:type="gramEnd"/>
-      <w:r>
-        <w:rPr>
-          <w:rFonts w:ascii="Calibri" w:hAnsi="Calibri"/>
-          <w:b/>
-          <w:color w:val="003059"/>
-          <w:sz w:val="22"/>
-        </w:rPr>
-        <w:t xml:space="preserve"> 2026</w:t>
+        <w:t>Principales proyectos – Marzo 2026</w:t>
       </w:r>
     </w:p>
     <w:tbl>
       <w:tblPr>
         <w:tblStyle w:val="Tablaconcuadrcula"/>
-        <w:tblW w:w="0" w:type="auto"/>
-        <w:tblLook w:val="04A0" w:firstRow="1" w:lastRow="0" w:firstColumn="1" w:lastColumn="0" w:noHBand="0" w:noVBand="1"/>
+        <w:tblW w:type="auto" w:w="0"/>
+        <w:tblLook w:firstColumn="1" w:firstRow="1" w:lastColumn="0" w:lastRow="0" w:noHBand="0" w:noVBand="1" w:val="04A0"/>
       </w:tblPr>
       <w:tblGrid>
-        <w:gridCol w:w="2255"/>
-        <w:gridCol w:w="2255"/>
-        <w:gridCol w:w="2253"/>
-        <w:gridCol w:w="2253"/>
+        <w:gridCol w:w="2256"/>
+        <w:gridCol w:w="2256"/>
+        <w:gridCol w:w="2256"/>
+        <w:gridCol w:w="2256"/>
       </w:tblGrid>
       <w:tr>
         <w:tc>
           <w:tcPr>
-            <w:tcW w:w="2256" w:type="dxa"/>
+            <w:tcW w:type="dxa" w:w="2256"/>
             <w:shd w:val="clear" w:color="auto" w:fill="0070C0"/>
           </w:tcPr>
           <w:p>
@@ -5788,7 +5267,7 @@
         </w:tc>
         <w:tc>
           <w:tcPr>
-            <w:tcW w:w="2256" w:type="dxa"/>
+            <w:tcW w:type="dxa" w:w="2256"/>
             <w:shd w:val="clear" w:color="auto" w:fill="0070C0"/>
           </w:tcPr>
           <w:p>
@@ -5808,7 +5287,7 @@
         </w:tc>
         <w:tc>
           <w:tcPr>
-            <w:tcW w:w="2256" w:type="dxa"/>
+            <w:tcW w:type="dxa" w:w="2256"/>
             <w:shd w:val="clear" w:color="auto" w:fill="0070C0"/>
           </w:tcPr>
           <w:p>
@@ -5828,7 +5307,7 @@
         </w:tc>
         <w:tc>
           <w:tcPr>
-            <w:tcW w:w="2256" w:type="dxa"/>
+            <w:tcW w:type="dxa" w:w="2256"/>
             <w:shd w:val="clear" w:color="auto" w:fill="0070C0"/>
           </w:tcPr>
           <w:p>
@@ -5850,20 +5329,16 @@
       <w:tr>
         <w:tc>
           <w:tcPr>
-            <w:tcW w:w="2256" w:type="dxa"/>
+            <w:tcW w:type="dxa" w:w="2256"/>
           </w:tcPr>
           <w:p>
             <w:pPr>
               <w:jc w:val="left"/>
-              <w:rPr>
-                <w:lang w:val="en-US"/>
-              </w:rPr>
-            </w:pPr>
-            <w:r>
-              <w:rPr>
-                <w:rFonts w:ascii="Calibri" w:hAnsi="Calibri"/>
-                <w:sz w:val="18"/>
-                <w:lang w:val="en-US"/>
+            </w:pPr>
+            <w:r>
+              <w:rPr>
+                <w:rFonts w:ascii="Calibri" w:hAnsi="Calibri"/>
+                <w:sz w:val="18"/>
               </w:rPr>
               <w:t>CO - ADRES - AI Medical Audit Phase I - Fixed</w:t>
             </w:r>
@@ -5871,7 +5346,7 @@
         </w:tc>
         <w:tc>
           <w:tcPr>
-            <w:tcW w:w="2256" w:type="dxa"/>
+            <w:tcW w:type="dxa" w:w="2256"/>
             <w:shd w:val="clear" w:color="auto" w:fill="70AD47"/>
           </w:tcPr>
           <w:p>
@@ -5890,7 +5365,7 @@
         </w:tc>
         <w:tc>
           <w:tcPr>
-            <w:tcW w:w="2256" w:type="dxa"/>
+            <w:tcW w:type="dxa" w:w="2256"/>
           </w:tcPr>
           <w:p>
             <w:pPr>
@@ -5907,7 +5382,7 @@
         </w:tc>
         <w:tc>
           <w:tcPr>
-            <w:tcW w:w="2256" w:type="dxa"/>
+            <w:tcW w:type="dxa" w:w="2256"/>
           </w:tcPr>
           <w:p>
             <w:pPr>
@@ -5926,34 +5401,26 @@
       <w:tr>
         <w:tc>
           <w:tcPr>
-            <w:tcW w:w="2256" w:type="dxa"/>
+            <w:tcW w:type="dxa" w:w="2256"/>
             <w:shd w:val="clear" w:color="auto" w:fill="F2F2F2"/>
           </w:tcPr>
           <w:p>
             <w:pPr>
               <w:jc w:val="left"/>
             </w:pPr>
-            <w:proofErr w:type="gramStart"/>
-            <w:r>
-              <w:rPr>
-                <w:rFonts w:ascii="Calibri" w:hAnsi="Calibri"/>
-                <w:sz w:val="18"/>
-              </w:rPr>
-              <w:t>Meetings</w:t>
-            </w:r>
-            <w:proofErr w:type="gramEnd"/>
-            <w:r>
-              <w:rPr>
-                <w:rFonts w:ascii="Calibri" w:hAnsi="Calibri"/>
-                <w:sz w:val="18"/>
-              </w:rPr>
-              <w:t xml:space="preserve"> &amp; Training</w:t>
-            </w:r>
-          </w:p>
-        </w:tc>
-        <w:tc>
-          <w:tcPr>
-            <w:tcW w:w="2256" w:type="dxa"/>
+            <w:r>
+              <w:rPr>
+                <w:rFonts w:ascii="Calibri" w:hAnsi="Calibri"/>
+                <w:sz w:val="18"/>
+              </w:rPr>
+              <w:t>Meetings &amp; Training</w:t>
+            </w:r>
+          </w:p>
+        </w:tc>
+        <w:tc>
+          <w:tcPr>
+            <w:tcW w:type="dxa" w:w="2256"/>
+            <w:shd w:val="clear" w:color="auto" w:fill="F2F2F2"/>
             <w:shd w:val="clear" w:color="auto" w:fill="BDD7EE"/>
           </w:tcPr>
           <w:p>
@@ -5971,7 +5438,7 @@
         </w:tc>
         <w:tc>
           <w:tcPr>
-            <w:tcW w:w="2256" w:type="dxa"/>
+            <w:tcW w:type="dxa" w:w="2256"/>
             <w:shd w:val="clear" w:color="auto" w:fill="F2F2F2"/>
           </w:tcPr>
           <w:p>
@@ -5989,7 +5456,7 @@
         </w:tc>
         <w:tc>
           <w:tcPr>
-            <w:tcW w:w="2256" w:type="dxa"/>
+            <w:tcW w:type="dxa" w:w="2256"/>
             <w:shd w:val="clear" w:color="auto" w:fill="F2F2F2"/>
           </w:tcPr>
           <w:p>
@@ -6013,26 +5480,22 @@
         <w:jc w:val="center"/>
       </w:pPr>
       <w:r>
-        <w:rPr>
-          <w:noProof/>
-        </w:rPr>
         <w:drawing>
-          <wp:inline distT="0" distB="0" distL="0" distR="0" wp14:anchorId="577C9C70" wp14:editId="628A606F">
+          <wp:inline xmlns:a="http://schemas.openxmlformats.org/drawingml/2006/main" xmlns:pic="http://schemas.openxmlformats.org/drawingml/2006/picture">
             <wp:extent cx="5029200" cy="2468169"/>
-            <wp:effectExtent l="0" t="0" r="0" b="0"/>
             <wp:docPr id="7" name="Picture 7"/>
             <wp:cNvGraphicFramePr>
-              <a:graphicFrameLocks xmlns:a="http://schemas.openxmlformats.org/drawingml/2006/main" noChangeAspect="1"/>
+              <a:graphicFrameLocks noChangeAspect="1"/>
             </wp:cNvGraphicFramePr>
-            <a:graphic xmlns:a="http://schemas.openxmlformats.org/drawingml/2006/main">
+            <a:graphic>
               <a:graphicData uri="http://schemas.openxmlformats.org/drawingml/2006/picture">
-                <pic:pic xmlns:pic="http://schemas.openxmlformats.org/drawingml/2006/picture">
+                <pic:pic>
                   <pic:nvPicPr>
                     <pic:cNvPr id="0" name="chart_pm_Indira_Duarte.png"/>
                     <pic:cNvPicPr/>
                   </pic:nvPicPr>
                   <pic:blipFill>
-                    <a:blip r:embed="rId17"/>
+                    <a:blip r:embed="rId22"/>
                     <a:stretch>
                       <a:fillRect/>
                     </a:stretch>
@@ -6042,9 +5505,7 @@
                       <a:off x="0" y="0"/>
                       <a:ext cx="5029200" cy="2468169"/>
                     </a:xfrm>
-                    <a:prstGeom prst="rect">
-                      <a:avLst/>
-                    </a:prstGeom>
+                    <a:prstGeom prst="rect"/>
                   </pic:spPr>
                 </pic:pic>
               </a:graphicData>
@@ -6055,37 +5516,18 @@
     </w:p>
     <w:p>
       <w:pPr>
-        <w:spacing w:after="160"/>
+        <w:spacing w:before="0" w:after="160"/>
         <w:jc w:val="center"/>
       </w:pPr>
       <w:r>
         <w:rPr>
           <w:rFonts w:ascii="Calibri" w:hAnsi="Calibri"/>
+          <w:b w:val="0"/>
           <w:i/>
           <w:color w:val="595959"/>
           <w:sz w:val="18"/>
         </w:rPr>
-        <w:t xml:space="preserve">Figura. Distribución de horas por proyecto – Indira Duarte – </w:t>
-      </w:r>
-      <w:proofErr w:type="gramStart"/>
-      <w:r>
-        <w:rPr>
-          <w:rFonts w:ascii="Calibri" w:hAnsi="Calibri"/>
-          <w:i/>
-          <w:color w:val="595959"/>
-          <w:sz w:val="18"/>
-        </w:rPr>
-        <w:t>Marzo</w:t>
-      </w:r>
-      <w:proofErr w:type="gramEnd"/>
-      <w:r>
-        <w:rPr>
-          <w:rFonts w:ascii="Calibri" w:hAnsi="Calibri"/>
-          <w:i/>
-          <w:color w:val="595959"/>
-          <w:sz w:val="18"/>
-        </w:rPr>
-        <w:t xml:space="preserve"> 2026</w:t>
+        <w:t>Figura. Distribución de horas por proyecto – Indira Duarte – Marzo 2026</w:t>
       </w:r>
     </w:p>
     <w:p>
@@ -6107,26 +5549,25 @@
           <w:color w:val="0070C0"/>
           <w:sz w:val="26"/>
         </w:rPr>
-        <w:lastRenderedPageBreak/>
         <w:t>3.6. Juan Bernal</w:t>
       </w:r>
     </w:p>
     <w:tbl>
       <w:tblPr>
         <w:tblStyle w:val="Tablaconcuadrcula"/>
-        <w:tblW w:w="0" w:type="auto"/>
-        <w:tblLook w:val="04A0" w:firstRow="1" w:lastRow="0" w:firstColumn="1" w:lastColumn="0" w:noHBand="0" w:noVBand="1"/>
+        <w:tblW w:type="auto" w:w="0"/>
+        <w:tblLook w:firstColumn="1" w:firstRow="1" w:lastColumn="0" w:lastRow="0" w:noHBand="0" w:noVBand="1" w:val="04A0"/>
       </w:tblPr>
       <w:tblGrid>
         <w:gridCol w:w="2256"/>
-        <w:gridCol w:w="2252"/>
-        <w:gridCol w:w="2261"/>
-        <w:gridCol w:w="2247"/>
+        <w:gridCol w:w="2256"/>
+        <w:gridCol w:w="2256"/>
+        <w:gridCol w:w="2256"/>
       </w:tblGrid>
       <w:tr>
         <w:tc>
           <w:tcPr>
-            <w:tcW w:w="2304" w:type="dxa"/>
+            <w:tcW w:type="dxa" w:w="2304"/>
             <w:shd w:val="clear" w:color="auto" w:fill="003059"/>
           </w:tcPr>
           <w:p>
@@ -6141,14 +5582,36 @@
                 <w:sz w:val="16"/>
               </w:rPr>
               <w:t>Proyectos Activos</w:t>
+              <w:br/>
             </w:r>
             <w:r>
               <w:rPr>
                 <w:rFonts w:ascii="Calibri" w:hAnsi="Calibri"/>
                 <w:b/>
                 <w:color w:val="FFFFFF"/>
+                <w:sz w:val="28"/>
+              </w:rPr>
+              <w:t>26</w:t>
+            </w:r>
+          </w:p>
+        </w:tc>
+        <w:tc>
+          <w:tcPr>
+            <w:tcW w:type="dxa" w:w="2304"/>
+            <w:shd w:val="clear" w:color="auto" w:fill="0070C0"/>
+          </w:tcPr>
+          <w:p>
+            <w:pPr>
+              <w:jc w:val="center"/>
+            </w:pPr>
+            <w:r>
+              <w:rPr>
+                <w:rFonts w:ascii="Calibri" w:hAnsi="Calibri"/>
+                <w:b/>
+                <w:color w:val="FFFFFF"/>
                 <w:sz w:val="16"/>
               </w:rPr>
+              <w:t>Horas Marzo</w:t>
               <w:br/>
             </w:r>
             <w:r>
@@ -6158,13 +5621,43 @@
                 <w:color w:val="FFFFFF"/>
                 <w:sz w:val="28"/>
               </w:rPr>
-              <w:t>26</w:t>
-            </w:r>
-          </w:p>
-        </w:tc>
-        <w:tc>
-          <w:tcPr>
-            <w:tcW w:w="2304" w:type="dxa"/>
+              <w:t>194h</w:t>
+            </w:r>
+          </w:p>
+        </w:tc>
+        <w:tc>
+          <w:tcPr>
+            <w:tcW w:type="dxa" w:w="2304"/>
+            <w:shd w:val="clear" w:color="auto" w:fill="003059"/>
+          </w:tcPr>
+          <w:p>
+            <w:pPr>
+              <w:jc w:val="center"/>
+            </w:pPr>
+            <w:r>
+              <w:rPr>
+                <w:rFonts w:ascii="Calibri" w:hAnsi="Calibri"/>
+                <w:b/>
+                <w:color w:val="FFFFFF"/>
+                <w:sz w:val="16"/>
+              </w:rPr>
+              <w:t>% Capacidad Marzo</w:t>
+              <w:br/>
+            </w:r>
+            <w:r>
+              <w:rPr>
+                <w:rFonts w:ascii="Calibri" w:hAnsi="Calibri"/>
+                <w:b/>
+                <w:color w:val="FFFFFF"/>
+                <w:sz w:val="28"/>
+              </w:rPr>
+              <w:t>100.2%</w:t>
+            </w:r>
+          </w:p>
+        </w:tc>
+        <w:tc>
+          <w:tcPr>
+            <w:tcW w:type="dxa" w:w="2304"/>
             <w:shd w:val="clear" w:color="auto" w:fill="0070C0"/>
           </w:tcPr>
           <w:p>
@@ -6178,91 +5671,7 @@
                 <w:color w:val="FFFFFF"/>
                 <w:sz w:val="16"/>
               </w:rPr>
-              <w:t>Horas Marzo</w:t>
-            </w:r>
-            <w:r>
-              <w:rPr>
-                <w:rFonts w:ascii="Calibri" w:hAnsi="Calibri"/>
-                <w:b/>
-                <w:color w:val="FFFFFF"/>
-                <w:sz w:val="16"/>
-              </w:rPr>
-              <w:br/>
-            </w:r>
-            <w:r>
-              <w:rPr>
-                <w:rFonts w:ascii="Calibri" w:hAnsi="Calibri"/>
-                <w:b/>
-                <w:color w:val="FFFFFF"/>
-                <w:sz w:val="28"/>
-              </w:rPr>
-              <w:t>194h</w:t>
-            </w:r>
-          </w:p>
-        </w:tc>
-        <w:tc>
-          <w:tcPr>
-            <w:tcW w:w="2304" w:type="dxa"/>
-            <w:shd w:val="clear" w:color="auto" w:fill="003059"/>
-          </w:tcPr>
-          <w:p>
-            <w:pPr>
-              <w:jc w:val="center"/>
-            </w:pPr>
-            <w:r>
-              <w:rPr>
-                <w:rFonts w:ascii="Calibri" w:hAnsi="Calibri"/>
-                <w:b/>
-                <w:color w:val="FFFFFF"/>
-                <w:sz w:val="16"/>
-              </w:rPr>
-              <w:t>% Capacidad Marzo</w:t>
-            </w:r>
-            <w:r>
-              <w:rPr>
-                <w:rFonts w:ascii="Calibri" w:hAnsi="Calibri"/>
-                <w:b/>
-                <w:color w:val="FFFFFF"/>
-                <w:sz w:val="16"/>
-              </w:rPr>
-              <w:br/>
-            </w:r>
-            <w:r>
-              <w:rPr>
-                <w:rFonts w:ascii="Calibri" w:hAnsi="Calibri"/>
-                <w:b/>
-                <w:color w:val="FFFFFF"/>
-                <w:sz w:val="28"/>
-              </w:rPr>
-              <w:t>100.2%</w:t>
-            </w:r>
-          </w:p>
-        </w:tc>
-        <w:tc>
-          <w:tcPr>
-            <w:tcW w:w="2304" w:type="dxa"/>
-            <w:shd w:val="clear" w:color="auto" w:fill="0070C0"/>
-          </w:tcPr>
-          <w:p>
-            <w:pPr>
-              <w:jc w:val="center"/>
-            </w:pPr>
-            <w:r>
-              <w:rPr>
-                <w:rFonts w:ascii="Calibri" w:hAnsi="Calibri"/>
-                <w:b/>
-                <w:color w:val="FFFFFF"/>
-                <w:sz w:val="16"/>
-              </w:rPr>
               <w:t>Horas Abril</w:t>
-            </w:r>
-            <w:r>
-              <w:rPr>
-                <w:rFonts w:ascii="Calibri" w:hAnsi="Calibri"/>
-                <w:b/>
-                <w:color w:val="FFFFFF"/>
-                <w:sz w:val="16"/>
-              </w:rPr>
               <w:br/>
             </w:r>
             <w:r>
@@ -6281,12 +5690,14 @@
     <w:p/>
     <w:p>
       <w:pPr>
-        <w:spacing w:after="120"/>
+        <w:spacing w:before="0" w:after="120"/>
         <w:jc w:val="left"/>
       </w:pPr>
       <w:r>
         <w:rPr>
           <w:rFonts w:ascii="Calibri" w:hAnsi="Calibri"/>
+          <w:b w:val="0"/>
+          <w:i w:val="0"/>
           <w:sz w:val="22"/>
         </w:rPr>
         <w:t>Juan maneja una cartera diversificada con 26 proyectos activos. En marzo distribuyó sus horas entre clientes del sector público colombiano: ICFES, JPM Cloud Services, Secretaría del Hábitat (SDH), DIAN y BID.</w:t>
@@ -6326,45 +5737,25 @@
           <w:color w:val="003059"/>
           <w:sz w:val="22"/>
         </w:rPr>
-        <w:t xml:space="preserve">Principales proyectos – </w:t>
-      </w:r>
-      <w:proofErr w:type="gramStart"/>
-      <w:r>
-        <w:rPr>
-          <w:rFonts w:ascii="Calibri" w:hAnsi="Calibri"/>
-          <w:b/>
-          <w:color w:val="003059"/>
-          <w:sz w:val="22"/>
-        </w:rPr>
-        <w:t>Marzo</w:t>
-      </w:r>
-      <w:proofErr w:type="gramEnd"/>
-      <w:r>
-        <w:rPr>
-          <w:rFonts w:ascii="Calibri" w:hAnsi="Calibri"/>
-          <w:b/>
-          <w:color w:val="003059"/>
-          <w:sz w:val="22"/>
-        </w:rPr>
-        <w:t xml:space="preserve"> 2026</w:t>
+        <w:t>Principales proyectos – Marzo 2026</w:t>
       </w:r>
     </w:p>
     <w:tbl>
       <w:tblPr>
         <w:tblStyle w:val="Tablaconcuadrcula"/>
-        <w:tblW w:w="0" w:type="auto"/>
-        <w:tblLook w:val="04A0" w:firstRow="1" w:lastRow="0" w:firstColumn="1" w:lastColumn="0" w:noHBand="0" w:noVBand="1"/>
+        <w:tblW w:type="auto" w:w="0"/>
+        <w:tblLook w:firstColumn="1" w:firstRow="1" w:lastColumn="0" w:lastRow="0" w:noHBand="0" w:noVBand="1" w:val="04A0"/>
       </w:tblPr>
       <w:tblGrid>
-        <w:gridCol w:w="2255"/>
-        <w:gridCol w:w="2254"/>
-        <w:gridCol w:w="2254"/>
-        <w:gridCol w:w="2253"/>
+        <w:gridCol w:w="2256"/>
+        <w:gridCol w:w="2256"/>
+        <w:gridCol w:w="2256"/>
+        <w:gridCol w:w="2256"/>
       </w:tblGrid>
       <w:tr>
         <w:tc>
           <w:tcPr>
-            <w:tcW w:w="2256" w:type="dxa"/>
+            <w:tcW w:type="dxa" w:w="2256"/>
             <w:shd w:val="clear" w:color="auto" w:fill="0070C0"/>
           </w:tcPr>
           <w:p>
@@ -6384,7 +5775,7 @@
         </w:tc>
         <w:tc>
           <w:tcPr>
-            <w:tcW w:w="2256" w:type="dxa"/>
+            <w:tcW w:type="dxa" w:w="2256"/>
             <w:shd w:val="clear" w:color="auto" w:fill="0070C0"/>
           </w:tcPr>
           <w:p>
@@ -6404,7 +5795,7 @@
         </w:tc>
         <w:tc>
           <w:tcPr>
-            <w:tcW w:w="2256" w:type="dxa"/>
+            <w:tcW w:type="dxa" w:w="2256"/>
             <w:shd w:val="clear" w:color="auto" w:fill="0070C0"/>
           </w:tcPr>
           <w:p>
@@ -6424,7 +5815,7 @@
         </w:tc>
         <w:tc>
           <w:tcPr>
-            <w:tcW w:w="2256" w:type="dxa"/>
+            <w:tcW w:type="dxa" w:w="2256"/>
             <w:shd w:val="clear" w:color="auto" w:fill="0070C0"/>
           </w:tcPr>
           <w:p>
@@ -6446,7 +5837,7 @@
       <w:tr>
         <w:tc>
           <w:tcPr>
-            <w:tcW w:w="2256" w:type="dxa"/>
+            <w:tcW w:type="dxa" w:w="2256"/>
           </w:tcPr>
           <w:p>
             <w:pPr>
@@ -6463,7 +5854,7 @@
         </w:tc>
         <w:tc>
           <w:tcPr>
-            <w:tcW w:w="2256" w:type="dxa"/>
+            <w:tcW w:type="dxa" w:w="2256"/>
             <w:shd w:val="clear" w:color="auto" w:fill="70AD47"/>
           </w:tcPr>
           <w:p>
@@ -6482,7 +5873,7 @@
         </w:tc>
         <w:tc>
           <w:tcPr>
-            <w:tcW w:w="2256" w:type="dxa"/>
+            <w:tcW w:type="dxa" w:w="2256"/>
           </w:tcPr>
           <w:p>
             <w:pPr>
@@ -6499,7 +5890,7 @@
         </w:tc>
         <w:tc>
           <w:tcPr>
-            <w:tcW w:w="2256" w:type="dxa"/>
+            <w:tcW w:type="dxa" w:w="2256"/>
           </w:tcPr>
           <w:p>
             <w:pPr>
@@ -6518,47 +5909,26 @@
       <w:tr>
         <w:tc>
           <w:tcPr>
-            <w:tcW w:w="2256" w:type="dxa"/>
+            <w:tcW w:type="dxa" w:w="2256"/>
             <w:shd w:val="clear" w:color="auto" w:fill="F2F2F2"/>
           </w:tcPr>
           <w:p>
             <w:pPr>
               <w:jc w:val="left"/>
-              <w:rPr>
-                <w:lang w:val="en-US"/>
-              </w:rPr>
-            </w:pPr>
-            <w:r>
-              <w:rPr>
-                <w:rFonts w:ascii="Calibri" w:hAnsi="Calibri"/>
-                <w:sz w:val="18"/>
-                <w:lang w:val="en-US"/>
-              </w:rPr>
-              <w:t xml:space="preserve">JPM - Cloud </w:t>
-            </w:r>
-            <w:proofErr w:type="gramStart"/>
-            <w:r>
-              <w:rPr>
-                <w:rFonts w:ascii="Calibri" w:hAnsi="Calibri"/>
-                <w:sz w:val="18"/>
-                <w:lang w:val="en-US"/>
-              </w:rPr>
-              <w:t>Managed  Services</w:t>
-            </w:r>
-            <w:proofErr w:type="gramEnd"/>
-            <w:r>
-              <w:rPr>
-                <w:rFonts w:ascii="Calibri" w:hAnsi="Calibri"/>
-                <w:sz w:val="18"/>
-                <w:lang w:val="en-US"/>
-              </w:rPr>
-              <w:t xml:space="preserve"> 2023-25 - Ret</w:t>
-            </w:r>
-          </w:p>
-        </w:tc>
-        <w:tc>
-          <w:tcPr>
-            <w:tcW w:w="2256" w:type="dxa"/>
+            </w:pPr>
+            <w:r>
+              <w:rPr>
+                <w:rFonts w:ascii="Calibri" w:hAnsi="Calibri"/>
+                <w:sz w:val="18"/>
+              </w:rPr>
+              <w:t>JPM - Cloud Managed  Services 2023-25 - Ret</w:t>
+            </w:r>
+          </w:p>
+        </w:tc>
+        <w:tc>
+          <w:tcPr>
+            <w:tcW w:type="dxa" w:w="2256"/>
+            <w:shd w:val="clear" w:color="auto" w:fill="F2F2F2"/>
             <w:shd w:val="clear" w:color="auto" w:fill="70AD47"/>
           </w:tcPr>
           <w:p>
@@ -6577,7 +5947,7 @@
         </w:tc>
         <w:tc>
           <w:tcPr>
-            <w:tcW w:w="2256" w:type="dxa"/>
+            <w:tcW w:type="dxa" w:w="2256"/>
             <w:shd w:val="clear" w:color="auto" w:fill="F2F2F2"/>
           </w:tcPr>
           <w:p>
@@ -6595,7 +5965,7 @@
         </w:tc>
         <w:tc>
           <w:tcPr>
-            <w:tcW w:w="2256" w:type="dxa"/>
+            <w:tcW w:type="dxa" w:w="2256"/>
             <w:shd w:val="clear" w:color="auto" w:fill="F2F2F2"/>
           </w:tcPr>
           <w:p>
@@ -6615,7 +5985,7 @@
       <w:tr>
         <w:tc>
           <w:tcPr>
-            <w:tcW w:w="2256" w:type="dxa"/>
+            <w:tcW w:type="dxa" w:w="2256"/>
           </w:tcPr>
           <w:p>
             <w:pPr>
@@ -6632,7 +6002,7 @@
         </w:tc>
         <w:tc>
           <w:tcPr>
-            <w:tcW w:w="2256" w:type="dxa"/>
+            <w:tcW w:type="dxa" w:w="2256"/>
             <w:shd w:val="clear" w:color="auto" w:fill="70AD47"/>
           </w:tcPr>
           <w:p>
@@ -6651,7 +6021,7 @@
         </w:tc>
         <w:tc>
           <w:tcPr>
-            <w:tcW w:w="2256" w:type="dxa"/>
+            <w:tcW w:type="dxa" w:w="2256"/>
           </w:tcPr>
           <w:p>
             <w:pPr>
@@ -6668,7 +6038,7 @@
         </w:tc>
         <w:tc>
           <w:tcPr>
-            <w:tcW w:w="2256" w:type="dxa"/>
+            <w:tcW w:type="dxa" w:w="2256"/>
           </w:tcPr>
           <w:p>
             <w:pPr>
@@ -6687,7 +6057,7 @@
       <w:tr>
         <w:tc>
           <w:tcPr>
-            <w:tcW w:w="2256" w:type="dxa"/>
+            <w:tcW w:type="dxa" w:w="2256"/>
             <w:shd w:val="clear" w:color="auto" w:fill="F2F2F2"/>
           </w:tcPr>
           <w:p>
@@ -6705,7 +6075,8 @@
         </w:tc>
         <w:tc>
           <w:tcPr>
-            <w:tcW w:w="2256" w:type="dxa"/>
+            <w:tcW w:type="dxa" w:w="2256"/>
+            <w:shd w:val="clear" w:color="auto" w:fill="F2F2F2"/>
             <w:shd w:val="clear" w:color="auto" w:fill="70AD47"/>
           </w:tcPr>
           <w:p>
@@ -6724,7 +6095,7 @@
         </w:tc>
         <w:tc>
           <w:tcPr>
-            <w:tcW w:w="2256" w:type="dxa"/>
+            <w:tcW w:type="dxa" w:w="2256"/>
             <w:shd w:val="clear" w:color="auto" w:fill="F2F2F2"/>
           </w:tcPr>
           <w:p>
@@ -6742,7 +6113,7 @@
         </w:tc>
         <w:tc>
           <w:tcPr>
-            <w:tcW w:w="2256" w:type="dxa"/>
+            <w:tcW w:type="dxa" w:w="2256"/>
             <w:shd w:val="clear" w:color="auto" w:fill="F2F2F2"/>
           </w:tcPr>
           <w:p>
@@ -6762,64 +6133,24 @@
       <w:tr>
         <w:tc>
           <w:tcPr>
-            <w:tcW w:w="2256" w:type="dxa"/>
+            <w:tcW w:type="dxa" w:w="2256"/>
           </w:tcPr>
           <w:p>
             <w:pPr>
               <w:jc w:val="left"/>
-              <w:rPr>
-                <w:lang w:val="en-US"/>
-              </w:rPr>
-            </w:pPr>
-            <w:r>
-              <w:rPr>
-                <w:rFonts w:ascii="Calibri" w:hAnsi="Calibri"/>
-                <w:sz w:val="18"/>
-                <w:lang w:val="en-US"/>
-              </w:rPr>
-              <w:t xml:space="preserve">CO - </w:t>
-            </w:r>
-            <w:proofErr w:type="spellStart"/>
-            <w:r>
-              <w:rPr>
-                <w:rFonts w:ascii="Calibri" w:hAnsi="Calibri"/>
-                <w:sz w:val="18"/>
-                <w:lang w:val="en-US"/>
-              </w:rPr>
-              <w:t>Icfes</w:t>
-            </w:r>
-            <w:proofErr w:type="spellEnd"/>
-            <w:r>
-              <w:rPr>
-                <w:rFonts w:ascii="Calibri" w:hAnsi="Calibri"/>
-                <w:sz w:val="18"/>
-                <w:lang w:val="en-US"/>
-              </w:rPr>
-              <w:t xml:space="preserve"> - </w:t>
-            </w:r>
-            <w:proofErr w:type="spellStart"/>
-            <w:r>
-              <w:rPr>
-                <w:rFonts w:ascii="Calibri" w:hAnsi="Calibri"/>
-                <w:sz w:val="18"/>
-                <w:lang w:val="en-US"/>
-              </w:rPr>
-              <w:t>Datalake</w:t>
-            </w:r>
-            <w:proofErr w:type="spellEnd"/>
-            <w:r>
-              <w:rPr>
-                <w:rFonts w:ascii="Calibri" w:hAnsi="Calibri"/>
-                <w:sz w:val="18"/>
-                <w:lang w:val="en-US"/>
-              </w:rPr>
-              <w:t xml:space="preserve"> - (Nov25 - Ene26) - Fixed</w:t>
-            </w:r>
-          </w:p>
-        </w:tc>
-        <w:tc>
-          <w:tcPr>
-            <w:tcW w:w="2256" w:type="dxa"/>
+            </w:pPr>
+            <w:r>
+              <w:rPr>
+                <w:rFonts w:ascii="Calibri" w:hAnsi="Calibri"/>
+                <w:sz w:val="18"/>
+              </w:rPr>
+              <w:t>CO - Icfes - Datalake - (Nov25 - Ene26) - Fixed</w:t>
+            </w:r>
+          </w:p>
+        </w:tc>
+        <w:tc>
+          <w:tcPr>
+            <w:tcW w:type="dxa" w:w="2256"/>
             <w:shd w:val="clear" w:color="auto" w:fill="70AD47"/>
           </w:tcPr>
           <w:p>
@@ -6838,7 +6169,7 @@
         </w:tc>
         <w:tc>
           <w:tcPr>
-            <w:tcW w:w="2256" w:type="dxa"/>
+            <w:tcW w:type="dxa" w:w="2256"/>
           </w:tcPr>
           <w:p>
             <w:pPr>
@@ -6855,7 +6186,7 @@
         </w:tc>
         <w:tc>
           <w:tcPr>
-            <w:tcW w:w="2256" w:type="dxa"/>
+            <w:tcW w:type="dxa" w:w="2256"/>
           </w:tcPr>
           <w:p>
             <w:pPr>
@@ -6874,7 +6205,7 @@
       <w:tr>
         <w:tc>
           <w:tcPr>
-            <w:tcW w:w="2256" w:type="dxa"/>
+            <w:tcW w:type="dxa" w:w="2256"/>
             <w:shd w:val="clear" w:color="auto" w:fill="F2F2F2"/>
           </w:tcPr>
           <w:p>
@@ -6892,7 +6223,8 @@
         </w:tc>
         <w:tc>
           <w:tcPr>
-            <w:tcW w:w="2256" w:type="dxa"/>
+            <w:tcW w:type="dxa" w:w="2256"/>
+            <w:shd w:val="clear" w:color="auto" w:fill="F2F2F2"/>
             <w:shd w:val="clear" w:color="auto" w:fill="70AD47"/>
           </w:tcPr>
           <w:p>
@@ -6911,7 +6243,7 @@
         </w:tc>
         <w:tc>
           <w:tcPr>
-            <w:tcW w:w="2256" w:type="dxa"/>
+            <w:tcW w:type="dxa" w:w="2256"/>
             <w:shd w:val="clear" w:color="auto" w:fill="F2F2F2"/>
           </w:tcPr>
           <w:p>
@@ -6929,7 +6261,7 @@
         </w:tc>
         <w:tc>
           <w:tcPr>
-            <w:tcW w:w="2256" w:type="dxa"/>
+            <w:tcW w:type="dxa" w:w="2256"/>
             <w:shd w:val="clear" w:color="auto" w:fill="F2F2F2"/>
           </w:tcPr>
           <w:p>
@@ -6953,26 +6285,22 @@
         <w:jc w:val="center"/>
       </w:pPr>
       <w:r>
-        <w:rPr>
-          <w:noProof/>
-        </w:rPr>
         <w:drawing>
-          <wp:inline distT="0" distB="0" distL="0" distR="0" wp14:anchorId="71A263CE" wp14:editId="7DDBBBBC">
+          <wp:inline xmlns:a="http://schemas.openxmlformats.org/drawingml/2006/main" xmlns:pic="http://schemas.openxmlformats.org/drawingml/2006/picture">
             <wp:extent cx="5029200" cy="2468259"/>
-            <wp:effectExtent l="0" t="0" r="0" b="0"/>
             <wp:docPr id="8" name="Picture 8"/>
             <wp:cNvGraphicFramePr>
-              <a:graphicFrameLocks xmlns:a="http://schemas.openxmlformats.org/drawingml/2006/main" noChangeAspect="1"/>
+              <a:graphicFrameLocks noChangeAspect="1"/>
             </wp:cNvGraphicFramePr>
-            <a:graphic xmlns:a="http://schemas.openxmlformats.org/drawingml/2006/main">
+            <a:graphic>
               <a:graphicData uri="http://schemas.openxmlformats.org/drawingml/2006/picture">
-                <pic:pic xmlns:pic="http://schemas.openxmlformats.org/drawingml/2006/picture">
+                <pic:pic>
                   <pic:nvPicPr>
                     <pic:cNvPr id="0" name="chart_pm_Juan_Bernal.png"/>
                     <pic:cNvPicPr/>
                   </pic:nvPicPr>
                   <pic:blipFill>
-                    <a:blip r:embed="rId18"/>
+                    <a:blip r:embed="rId23"/>
                     <a:stretch>
                       <a:fillRect/>
                     </a:stretch>
@@ -6982,9 +6310,7 @@
                       <a:off x="0" y="0"/>
                       <a:ext cx="5029200" cy="2468259"/>
                     </a:xfrm>
-                    <a:prstGeom prst="rect">
-                      <a:avLst/>
-                    </a:prstGeom>
+                    <a:prstGeom prst="rect"/>
                   </pic:spPr>
                 </pic:pic>
               </a:graphicData>
@@ -6995,37 +6321,18 @@
     </w:p>
     <w:p>
       <w:pPr>
-        <w:spacing w:after="160"/>
+        <w:spacing w:before="0" w:after="160"/>
         <w:jc w:val="center"/>
       </w:pPr>
       <w:r>
         <w:rPr>
           <w:rFonts w:ascii="Calibri" w:hAnsi="Calibri"/>
+          <w:b w:val="0"/>
           <w:i/>
           <w:color w:val="595959"/>
           <w:sz w:val="18"/>
         </w:rPr>
-        <w:t xml:space="preserve">Figura. Distribución de horas por proyecto – Juan Bernal – </w:t>
-      </w:r>
-      <w:proofErr w:type="gramStart"/>
-      <w:r>
-        <w:rPr>
-          <w:rFonts w:ascii="Calibri" w:hAnsi="Calibri"/>
-          <w:i/>
-          <w:color w:val="595959"/>
-          <w:sz w:val="18"/>
-        </w:rPr>
-        <w:t>Marzo</w:t>
-      </w:r>
-      <w:proofErr w:type="gramEnd"/>
-      <w:r>
-        <w:rPr>
-          <w:rFonts w:ascii="Calibri" w:hAnsi="Calibri"/>
-          <w:i/>
-          <w:color w:val="595959"/>
-          <w:sz w:val="18"/>
-        </w:rPr>
-        <w:t xml:space="preserve"> 2026</w:t>
+        <w:t>Figura. Distribución de horas por proyecto – Juan Bernal – Marzo 2026</w:t>
       </w:r>
     </w:p>
     <w:p>
@@ -7053,19 +6360,19 @@
     <w:tbl>
       <w:tblPr>
         <w:tblStyle w:val="Tablaconcuadrcula"/>
-        <w:tblW w:w="0" w:type="auto"/>
-        <w:tblLook w:val="04A0" w:firstRow="1" w:lastRow="0" w:firstColumn="1" w:lastColumn="0" w:noHBand="0" w:noVBand="1"/>
+        <w:tblW w:type="auto" w:w="0"/>
+        <w:tblLook w:firstColumn="1" w:firstRow="1" w:lastColumn="0" w:lastRow="0" w:noHBand="0" w:noVBand="1" w:val="04A0"/>
       </w:tblPr>
       <w:tblGrid>
         <w:gridCol w:w="2256"/>
-        <w:gridCol w:w="2252"/>
-        <w:gridCol w:w="2261"/>
-        <w:gridCol w:w="2247"/>
+        <w:gridCol w:w="2256"/>
+        <w:gridCol w:w="2256"/>
+        <w:gridCol w:w="2256"/>
       </w:tblGrid>
       <w:tr>
         <w:tc>
           <w:tcPr>
-            <w:tcW w:w="2304" w:type="dxa"/>
+            <w:tcW w:type="dxa" w:w="2304"/>
             <w:shd w:val="clear" w:color="auto" w:fill="003059"/>
           </w:tcPr>
           <w:p>
@@ -7080,14 +6387,36 @@
                 <w:sz w:val="16"/>
               </w:rPr>
               <w:t>Proyectos Activos</w:t>
+              <w:br/>
             </w:r>
             <w:r>
               <w:rPr>
                 <w:rFonts w:ascii="Calibri" w:hAnsi="Calibri"/>
                 <w:b/>
                 <w:color w:val="FFFFFF"/>
+                <w:sz w:val="28"/>
+              </w:rPr>
+              <w:t>14</w:t>
+            </w:r>
+          </w:p>
+        </w:tc>
+        <w:tc>
+          <w:tcPr>
+            <w:tcW w:type="dxa" w:w="2304"/>
+            <w:shd w:val="clear" w:color="auto" w:fill="0070C0"/>
+          </w:tcPr>
+          <w:p>
+            <w:pPr>
+              <w:jc w:val="center"/>
+            </w:pPr>
+            <w:r>
+              <w:rPr>
+                <w:rFonts w:ascii="Calibri" w:hAnsi="Calibri"/>
+                <w:b/>
+                <w:color w:val="FFFFFF"/>
                 <w:sz w:val="16"/>
               </w:rPr>
+              <w:t>Horas Marzo</w:t>
               <w:br/>
             </w:r>
             <w:r>
@@ -7097,13 +6426,43 @@
                 <w:color w:val="FFFFFF"/>
                 <w:sz w:val="28"/>
               </w:rPr>
-              <w:t>14</w:t>
-            </w:r>
-          </w:p>
-        </w:tc>
-        <w:tc>
-          <w:tcPr>
-            <w:tcW w:w="2304" w:type="dxa"/>
+              <w:t>194h</w:t>
+            </w:r>
+          </w:p>
+        </w:tc>
+        <w:tc>
+          <w:tcPr>
+            <w:tcW w:type="dxa" w:w="2304"/>
+            <w:shd w:val="clear" w:color="auto" w:fill="003059"/>
+          </w:tcPr>
+          <w:p>
+            <w:pPr>
+              <w:jc w:val="center"/>
+            </w:pPr>
+            <w:r>
+              <w:rPr>
+                <w:rFonts w:ascii="Calibri" w:hAnsi="Calibri"/>
+                <w:b/>
+                <w:color w:val="FFFFFF"/>
+                <w:sz w:val="16"/>
+              </w:rPr>
+              <w:t>% Capacidad Marzo</w:t>
+              <w:br/>
+            </w:r>
+            <w:r>
+              <w:rPr>
+                <w:rFonts w:ascii="Calibri" w:hAnsi="Calibri"/>
+                <w:b/>
+                <w:color w:val="FFFFFF"/>
+                <w:sz w:val="28"/>
+              </w:rPr>
+              <w:t>100.2%</w:t>
+            </w:r>
+          </w:p>
+        </w:tc>
+        <w:tc>
+          <w:tcPr>
+            <w:tcW w:type="dxa" w:w="2304"/>
             <w:shd w:val="clear" w:color="auto" w:fill="0070C0"/>
           </w:tcPr>
           <w:p>
@@ -7117,91 +6476,7 @@
                 <w:color w:val="FFFFFF"/>
                 <w:sz w:val="16"/>
               </w:rPr>
-              <w:t>Horas Marzo</w:t>
-            </w:r>
-            <w:r>
-              <w:rPr>
-                <w:rFonts w:ascii="Calibri" w:hAnsi="Calibri"/>
-                <w:b/>
-                <w:color w:val="FFFFFF"/>
-                <w:sz w:val="16"/>
-              </w:rPr>
-              <w:br/>
-            </w:r>
-            <w:r>
-              <w:rPr>
-                <w:rFonts w:ascii="Calibri" w:hAnsi="Calibri"/>
-                <w:b/>
-                <w:color w:val="FFFFFF"/>
-                <w:sz w:val="28"/>
-              </w:rPr>
-              <w:t>194h</w:t>
-            </w:r>
-          </w:p>
-        </w:tc>
-        <w:tc>
-          <w:tcPr>
-            <w:tcW w:w="2304" w:type="dxa"/>
-            <w:shd w:val="clear" w:color="auto" w:fill="003059"/>
-          </w:tcPr>
-          <w:p>
-            <w:pPr>
-              <w:jc w:val="center"/>
-            </w:pPr>
-            <w:r>
-              <w:rPr>
-                <w:rFonts w:ascii="Calibri" w:hAnsi="Calibri"/>
-                <w:b/>
-                <w:color w:val="FFFFFF"/>
-                <w:sz w:val="16"/>
-              </w:rPr>
-              <w:t>% Capacidad Marzo</w:t>
-            </w:r>
-            <w:r>
-              <w:rPr>
-                <w:rFonts w:ascii="Calibri" w:hAnsi="Calibri"/>
-                <w:b/>
-                <w:color w:val="FFFFFF"/>
-                <w:sz w:val="16"/>
-              </w:rPr>
-              <w:br/>
-            </w:r>
-            <w:r>
-              <w:rPr>
-                <w:rFonts w:ascii="Calibri" w:hAnsi="Calibri"/>
-                <w:b/>
-                <w:color w:val="FFFFFF"/>
-                <w:sz w:val="28"/>
-              </w:rPr>
-              <w:t>100.2%</w:t>
-            </w:r>
-          </w:p>
-        </w:tc>
-        <w:tc>
-          <w:tcPr>
-            <w:tcW w:w="2304" w:type="dxa"/>
-            <w:shd w:val="clear" w:color="auto" w:fill="0070C0"/>
-          </w:tcPr>
-          <w:p>
-            <w:pPr>
-              <w:jc w:val="center"/>
-            </w:pPr>
-            <w:r>
-              <w:rPr>
-                <w:rFonts w:ascii="Calibri" w:hAnsi="Calibri"/>
-                <w:b/>
-                <w:color w:val="FFFFFF"/>
-                <w:sz w:val="16"/>
-              </w:rPr>
               <w:t>Horas Abril</w:t>
-            </w:r>
-            <w:r>
-              <w:rPr>
-                <w:rFonts w:ascii="Calibri" w:hAnsi="Calibri"/>
-                <w:b/>
-                <w:color w:val="FFFFFF"/>
-                <w:sz w:val="16"/>
-              </w:rPr>
               <w:br/>
             </w:r>
             <w:r>
@@ -7220,31 +6495,17 @@
     <w:p/>
     <w:p>
       <w:pPr>
-        <w:spacing w:after="120"/>
+        <w:spacing w:before="0" w:after="120"/>
         <w:jc w:val="left"/>
       </w:pPr>
       <w:r>
         <w:rPr>
           <w:rFonts w:ascii="Calibri" w:hAnsi="Calibri"/>
+          <w:b w:val="0"/>
+          <w:i w:val="0"/>
           <w:sz w:val="22"/>
         </w:rPr>
-        <w:t xml:space="preserve">Kelly gestiona proyectos estratégicos de infraestructura para clientes como Cali (Tesorería a un Clic), BTG Pactual y Fiduagraria. El proyecto Treasury at a </w:t>
-      </w:r>
-      <w:proofErr w:type="gramStart"/>
-      <w:r>
-        <w:rPr>
-          <w:rFonts w:ascii="Calibri" w:hAnsi="Calibri"/>
-          <w:sz w:val="22"/>
-        </w:rPr>
-        <w:t>Click</w:t>
-      </w:r>
-      <w:proofErr w:type="gramEnd"/>
-      <w:r>
-        <w:rPr>
-          <w:rFonts w:ascii="Calibri" w:hAnsi="Calibri"/>
-          <w:sz w:val="22"/>
-        </w:rPr>
-        <w:t xml:space="preserve"> en Cali es el de mayor demanda (33.5% de sus horas de marzo).</w:t>
+        <w:t>Kelly gestiona proyectos estratégicos de infraestructura para clientes como Cali (Tesorería a un Clic), BTG Pactual y Fiduagraria. El proyecto Treasury at a Click en Cali es el de mayor demanda (33.5% de sus horas de marzo).</w:t>
       </w:r>
     </w:p>
     <w:p>
@@ -7259,7 +6520,6 @@
           <w:color w:val="FF6B00"/>
           <w:sz w:val="22"/>
         </w:rPr>
-        <w:lastRenderedPageBreak/>
         <w:t xml:space="preserve">⚑ Alerta: </w:t>
       </w:r>
       <w:r>
@@ -7282,45 +6542,25 @@
           <w:color w:val="003059"/>
           <w:sz w:val="22"/>
         </w:rPr>
-        <w:t xml:space="preserve">Principales proyectos – </w:t>
-      </w:r>
-      <w:proofErr w:type="gramStart"/>
-      <w:r>
-        <w:rPr>
-          <w:rFonts w:ascii="Calibri" w:hAnsi="Calibri"/>
-          <w:b/>
-          <w:color w:val="003059"/>
-          <w:sz w:val="22"/>
-        </w:rPr>
-        <w:t>Marzo</w:t>
-      </w:r>
-      <w:proofErr w:type="gramEnd"/>
-      <w:r>
-        <w:rPr>
-          <w:rFonts w:ascii="Calibri" w:hAnsi="Calibri"/>
-          <w:b/>
-          <w:color w:val="003059"/>
-          <w:sz w:val="22"/>
-        </w:rPr>
-        <w:t xml:space="preserve"> 2026</w:t>
+        <w:t>Principales proyectos – Marzo 2026</w:t>
       </w:r>
     </w:p>
     <w:tbl>
       <w:tblPr>
         <w:tblStyle w:val="Tablaconcuadrcula"/>
-        <w:tblW w:w="0" w:type="auto"/>
-        <w:tblLook w:val="04A0" w:firstRow="1" w:lastRow="0" w:firstColumn="1" w:lastColumn="0" w:noHBand="0" w:noVBand="1"/>
+        <w:tblW w:type="auto" w:w="0"/>
+        <w:tblLook w:firstColumn="1" w:firstRow="1" w:lastColumn="0" w:lastRow="0" w:noHBand="0" w:noVBand="1" w:val="04A0"/>
       </w:tblPr>
       <w:tblGrid>
-        <w:gridCol w:w="2254"/>
-        <w:gridCol w:w="2254"/>
-        <w:gridCol w:w="2254"/>
-        <w:gridCol w:w="2254"/>
+        <w:gridCol w:w="2256"/>
+        <w:gridCol w:w="2256"/>
+        <w:gridCol w:w="2256"/>
+        <w:gridCol w:w="2256"/>
       </w:tblGrid>
       <w:tr>
         <w:tc>
           <w:tcPr>
-            <w:tcW w:w="2256" w:type="dxa"/>
+            <w:tcW w:type="dxa" w:w="2256"/>
             <w:shd w:val="clear" w:color="auto" w:fill="0070C0"/>
           </w:tcPr>
           <w:p>
@@ -7340,7 +6580,7 @@
         </w:tc>
         <w:tc>
           <w:tcPr>
-            <w:tcW w:w="2256" w:type="dxa"/>
+            <w:tcW w:type="dxa" w:w="2256"/>
             <w:shd w:val="clear" w:color="auto" w:fill="0070C0"/>
           </w:tcPr>
           <w:p>
@@ -7360,7 +6600,7 @@
         </w:tc>
         <w:tc>
           <w:tcPr>
-            <w:tcW w:w="2256" w:type="dxa"/>
+            <w:tcW w:type="dxa" w:w="2256"/>
             <w:shd w:val="clear" w:color="auto" w:fill="0070C0"/>
           </w:tcPr>
           <w:p>
@@ -7380,7 +6620,7 @@
         </w:tc>
         <w:tc>
           <w:tcPr>
-            <w:tcW w:w="2256" w:type="dxa"/>
+            <w:tcW w:type="dxa" w:w="2256"/>
             <w:shd w:val="clear" w:color="auto" w:fill="0070C0"/>
           </w:tcPr>
           <w:p>
@@ -7402,20 +6642,16 @@
       <w:tr>
         <w:tc>
           <w:tcPr>
-            <w:tcW w:w="2256" w:type="dxa"/>
+            <w:tcW w:type="dxa" w:w="2256"/>
           </w:tcPr>
           <w:p>
             <w:pPr>
               <w:jc w:val="left"/>
-              <w:rPr>
-                <w:lang w:val="en-US"/>
-              </w:rPr>
-            </w:pPr>
-            <w:r>
-              <w:rPr>
-                <w:rFonts w:ascii="Calibri" w:hAnsi="Calibri"/>
-                <w:sz w:val="18"/>
-                <w:lang w:val="en-US"/>
+            </w:pPr>
+            <w:r>
+              <w:rPr>
+                <w:rFonts w:ascii="Calibri" w:hAnsi="Calibri"/>
+                <w:sz w:val="18"/>
               </w:rPr>
               <w:t>CO - Cali Mayors Office - Treasury at a Click - Fixed</w:t>
             </w:r>
@@ -7423,7 +6659,7 @@
         </w:tc>
         <w:tc>
           <w:tcPr>
-            <w:tcW w:w="2256" w:type="dxa"/>
+            <w:tcW w:type="dxa" w:w="2256"/>
             <w:shd w:val="clear" w:color="auto" w:fill="70AD47"/>
           </w:tcPr>
           <w:p>
@@ -7442,7 +6678,7 @@
         </w:tc>
         <w:tc>
           <w:tcPr>
-            <w:tcW w:w="2256" w:type="dxa"/>
+            <w:tcW w:type="dxa" w:w="2256"/>
           </w:tcPr>
           <w:p>
             <w:pPr>
@@ -7459,7 +6695,7 @@
         </w:tc>
         <w:tc>
           <w:tcPr>
-            <w:tcW w:w="2256" w:type="dxa"/>
+            <w:tcW w:type="dxa" w:w="2256"/>
           </w:tcPr>
           <w:p>
             <w:pPr>
@@ -7478,7 +6714,7 @@
       <w:tr>
         <w:tc>
           <w:tcPr>
-            <w:tcW w:w="2256" w:type="dxa"/>
+            <w:tcW w:type="dxa" w:w="2256"/>
             <w:shd w:val="clear" w:color="auto" w:fill="F2F2F2"/>
           </w:tcPr>
           <w:p>
@@ -7496,7 +6732,8 @@
         </w:tc>
         <w:tc>
           <w:tcPr>
-            <w:tcW w:w="2256" w:type="dxa"/>
+            <w:tcW w:type="dxa" w:w="2256"/>
+            <w:shd w:val="clear" w:color="auto" w:fill="F2F2F2"/>
             <w:shd w:val="clear" w:color="auto" w:fill="70AD47"/>
           </w:tcPr>
           <w:p>
@@ -7515,7 +6752,7 @@
         </w:tc>
         <w:tc>
           <w:tcPr>
-            <w:tcW w:w="2256" w:type="dxa"/>
+            <w:tcW w:type="dxa" w:w="2256"/>
             <w:shd w:val="clear" w:color="auto" w:fill="F2F2F2"/>
           </w:tcPr>
           <w:p>
@@ -7533,7 +6770,7 @@
         </w:tc>
         <w:tc>
           <w:tcPr>
-            <w:tcW w:w="2256" w:type="dxa"/>
+            <w:tcW w:type="dxa" w:w="2256"/>
             <w:shd w:val="clear" w:color="auto" w:fill="F2F2F2"/>
           </w:tcPr>
           <w:p>
@@ -7553,7 +6790,7 @@
       <w:tr>
         <w:tc>
           <w:tcPr>
-            <w:tcW w:w="2256" w:type="dxa"/>
+            <w:tcW w:type="dxa" w:w="2256"/>
           </w:tcPr>
           <w:p>
             <w:pPr>
@@ -7570,7 +6807,7 @@
         </w:tc>
         <w:tc>
           <w:tcPr>
-            <w:tcW w:w="2256" w:type="dxa"/>
+            <w:tcW w:type="dxa" w:w="2256"/>
             <w:shd w:val="clear" w:color="auto" w:fill="70AD47"/>
           </w:tcPr>
           <w:p>
@@ -7589,7 +6826,7 @@
         </w:tc>
         <w:tc>
           <w:tcPr>
-            <w:tcW w:w="2256" w:type="dxa"/>
+            <w:tcW w:type="dxa" w:w="2256"/>
           </w:tcPr>
           <w:p>
             <w:pPr>
@@ -7606,7 +6843,7 @@
         </w:tc>
         <w:tc>
           <w:tcPr>
-            <w:tcW w:w="2256" w:type="dxa"/>
+            <w:tcW w:type="dxa" w:w="2256"/>
           </w:tcPr>
           <w:p>
             <w:pPr>
@@ -7625,7 +6862,7 @@
       <w:tr>
         <w:tc>
           <w:tcPr>
-            <w:tcW w:w="2256" w:type="dxa"/>
+            <w:tcW w:type="dxa" w:w="2256"/>
             <w:shd w:val="clear" w:color="auto" w:fill="F2F2F2"/>
           </w:tcPr>
           <w:p>
@@ -7643,7 +6880,8 @@
         </w:tc>
         <w:tc>
           <w:tcPr>
-            <w:tcW w:w="2256" w:type="dxa"/>
+            <w:tcW w:type="dxa" w:w="2256"/>
+            <w:shd w:val="clear" w:color="auto" w:fill="F2F2F2"/>
             <w:shd w:val="clear" w:color="auto" w:fill="70AD47"/>
           </w:tcPr>
           <w:p>
@@ -7662,7 +6900,7 @@
         </w:tc>
         <w:tc>
           <w:tcPr>
-            <w:tcW w:w="2256" w:type="dxa"/>
+            <w:tcW w:type="dxa" w:w="2256"/>
             <w:shd w:val="clear" w:color="auto" w:fill="F2F2F2"/>
           </w:tcPr>
           <w:p>
@@ -7680,7 +6918,7 @@
         </w:tc>
         <w:tc>
           <w:tcPr>
-            <w:tcW w:w="2256" w:type="dxa"/>
+            <w:tcW w:type="dxa" w:w="2256"/>
             <w:shd w:val="clear" w:color="auto" w:fill="F2F2F2"/>
           </w:tcPr>
           <w:p>
@@ -7700,7 +6938,7 @@
       <w:tr>
         <w:tc>
           <w:tcPr>
-            <w:tcW w:w="2256" w:type="dxa"/>
+            <w:tcW w:type="dxa" w:w="2256"/>
           </w:tcPr>
           <w:p>
             <w:pPr>
@@ -7717,7 +6955,7 @@
         </w:tc>
         <w:tc>
           <w:tcPr>
-            <w:tcW w:w="2256" w:type="dxa"/>
+            <w:tcW w:type="dxa" w:w="2256"/>
             <w:shd w:val="clear" w:color="auto" w:fill="70AD47"/>
           </w:tcPr>
           <w:p>
@@ -7736,7 +6974,7 @@
         </w:tc>
         <w:tc>
           <w:tcPr>
-            <w:tcW w:w="2256" w:type="dxa"/>
+            <w:tcW w:type="dxa" w:w="2256"/>
           </w:tcPr>
           <w:p>
             <w:pPr>
@@ -7753,7 +6991,7 @@
         </w:tc>
         <w:tc>
           <w:tcPr>
-            <w:tcW w:w="2256" w:type="dxa"/>
+            <w:tcW w:type="dxa" w:w="2256"/>
           </w:tcPr>
           <w:p>
             <w:pPr>
@@ -7772,7 +7010,7 @@
       <w:tr>
         <w:tc>
           <w:tcPr>
-            <w:tcW w:w="2256" w:type="dxa"/>
+            <w:tcW w:type="dxa" w:w="2256"/>
             <w:shd w:val="clear" w:color="auto" w:fill="F2F2F2"/>
           </w:tcPr>
           <w:p>
@@ -7790,7 +7028,8 @@
         </w:tc>
         <w:tc>
           <w:tcPr>
-            <w:tcW w:w="2256" w:type="dxa"/>
+            <w:tcW w:type="dxa" w:w="2256"/>
+            <w:shd w:val="clear" w:color="auto" w:fill="F2F2F2"/>
             <w:shd w:val="clear" w:color="auto" w:fill="70AD47"/>
           </w:tcPr>
           <w:p>
@@ -7809,7 +7048,7 @@
         </w:tc>
         <w:tc>
           <w:tcPr>
-            <w:tcW w:w="2256" w:type="dxa"/>
+            <w:tcW w:type="dxa" w:w="2256"/>
             <w:shd w:val="clear" w:color="auto" w:fill="F2F2F2"/>
           </w:tcPr>
           <w:p>
@@ -7827,7 +7066,7 @@
         </w:tc>
         <w:tc>
           <w:tcPr>
-            <w:tcW w:w="2256" w:type="dxa"/>
+            <w:tcW w:type="dxa" w:w="2256"/>
             <w:shd w:val="clear" w:color="auto" w:fill="F2F2F2"/>
           </w:tcPr>
           <w:p>
@@ -7851,26 +7090,22 @@
         <w:jc w:val="center"/>
       </w:pPr>
       <w:r>
-        <w:rPr>
-          <w:noProof/>
-        </w:rPr>
         <w:drawing>
-          <wp:inline distT="0" distB="0" distL="0" distR="0" wp14:anchorId="71BE1CB2" wp14:editId="255FCD2E">
+          <wp:inline xmlns:a="http://schemas.openxmlformats.org/drawingml/2006/main" xmlns:pic="http://schemas.openxmlformats.org/drawingml/2006/picture">
             <wp:extent cx="5029200" cy="2475462"/>
-            <wp:effectExtent l="0" t="0" r="0" b="0"/>
             <wp:docPr id="9" name="Picture 9"/>
             <wp:cNvGraphicFramePr>
-              <a:graphicFrameLocks xmlns:a="http://schemas.openxmlformats.org/drawingml/2006/main" noChangeAspect="1"/>
+              <a:graphicFrameLocks noChangeAspect="1"/>
             </wp:cNvGraphicFramePr>
-            <a:graphic xmlns:a="http://schemas.openxmlformats.org/drawingml/2006/main">
+            <a:graphic>
               <a:graphicData uri="http://schemas.openxmlformats.org/drawingml/2006/picture">
-                <pic:pic xmlns:pic="http://schemas.openxmlformats.org/drawingml/2006/picture">
+                <pic:pic>
                   <pic:nvPicPr>
                     <pic:cNvPr id="0" name="chart_pm_Kelly_Carbonell.png"/>
                     <pic:cNvPicPr/>
                   </pic:nvPicPr>
                   <pic:blipFill>
-                    <a:blip r:embed="rId19"/>
+                    <a:blip r:embed="rId24"/>
                     <a:stretch>
                       <a:fillRect/>
                     </a:stretch>
@@ -7880,9 +7115,7 @@
                       <a:off x="0" y="0"/>
                       <a:ext cx="5029200" cy="2475462"/>
                     </a:xfrm>
-                    <a:prstGeom prst="rect">
-                      <a:avLst/>
-                    </a:prstGeom>
+                    <a:prstGeom prst="rect"/>
                   </pic:spPr>
                 </pic:pic>
               </a:graphicData>
@@ -7893,37 +7126,18 @@
     </w:p>
     <w:p>
       <w:pPr>
-        <w:spacing w:after="160"/>
+        <w:spacing w:before="0" w:after="160"/>
         <w:jc w:val="center"/>
       </w:pPr>
       <w:r>
         <w:rPr>
           <w:rFonts w:ascii="Calibri" w:hAnsi="Calibri"/>
+          <w:b w:val="0"/>
           <w:i/>
           <w:color w:val="595959"/>
           <w:sz w:val="18"/>
         </w:rPr>
-        <w:t xml:space="preserve">Figura. Distribución de horas por proyecto – Kelly Carbonell – </w:t>
-      </w:r>
-      <w:proofErr w:type="gramStart"/>
-      <w:r>
-        <w:rPr>
-          <w:rFonts w:ascii="Calibri" w:hAnsi="Calibri"/>
-          <w:i/>
-          <w:color w:val="595959"/>
-          <w:sz w:val="18"/>
-        </w:rPr>
-        <w:t>Marzo</w:t>
-      </w:r>
-      <w:proofErr w:type="gramEnd"/>
-      <w:r>
-        <w:rPr>
-          <w:rFonts w:ascii="Calibri" w:hAnsi="Calibri"/>
-          <w:i/>
-          <w:color w:val="595959"/>
-          <w:sz w:val="18"/>
-        </w:rPr>
-        <w:t xml:space="preserve"> 2026</w:t>
+        <w:t>Figura. Distribución de horas por proyecto – Kelly Carbonell – Marzo 2026</w:t>
       </w:r>
     </w:p>
     <w:p>
@@ -7951,19 +7165,19 @@
     <w:tbl>
       <w:tblPr>
         <w:tblStyle w:val="Tablaconcuadrcula"/>
-        <w:tblW w:w="0" w:type="auto"/>
-        <w:tblLook w:val="04A0" w:firstRow="1" w:lastRow="0" w:firstColumn="1" w:lastColumn="0" w:noHBand="0" w:noVBand="1"/>
+        <w:tblW w:type="auto" w:w="0"/>
+        <w:tblLook w:firstColumn="1" w:firstRow="1" w:lastColumn="0" w:lastRow="0" w:noHBand="0" w:noVBand="1" w:val="04A0"/>
       </w:tblPr>
       <w:tblGrid>
-        <w:gridCol w:w="2254"/>
-        <w:gridCol w:w="2251"/>
-        <w:gridCol w:w="2260"/>
-        <w:gridCol w:w="2251"/>
+        <w:gridCol w:w="2256"/>
+        <w:gridCol w:w="2256"/>
+        <w:gridCol w:w="2256"/>
+        <w:gridCol w:w="2256"/>
       </w:tblGrid>
       <w:tr>
         <w:tc>
           <w:tcPr>
-            <w:tcW w:w="2304" w:type="dxa"/>
+            <w:tcW w:type="dxa" w:w="2304"/>
             <w:shd w:val="clear" w:color="auto" w:fill="003059"/>
           </w:tcPr>
           <w:p>
@@ -7978,14 +7192,36 @@
                 <w:sz w:val="16"/>
               </w:rPr>
               <w:t>Proyectos Activos</w:t>
+              <w:br/>
             </w:r>
             <w:r>
               <w:rPr>
                 <w:rFonts w:ascii="Calibri" w:hAnsi="Calibri"/>
                 <w:b/>
                 <w:color w:val="FFFFFF"/>
+                <w:sz w:val="28"/>
+              </w:rPr>
+              <w:t>15</w:t>
+            </w:r>
+          </w:p>
+        </w:tc>
+        <w:tc>
+          <w:tcPr>
+            <w:tcW w:type="dxa" w:w="2304"/>
+            <w:shd w:val="clear" w:color="auto" w:fill="0070C0"/>
+          </w:tcPr>
+          <w:p>
+            <w:pPr>
+              <w:jc w:val="center"/>
+            </w:pPr>
+            <w:r>
+              <w:rPr>
+                <w:rFonts w:ascii="Calibri" w:hAnsi="Calibri"/>
+                <w:b/>
+                <w:color w:val="FFFFFF"/>
                 <w:sz w:val="16"/>
               </w:rPr>
+              <w:t>Horas Marzo</w:t>
               <w:br/>
             </w:r>
             <w:r>
@@ -7995,13 +7231,43 @@
                 <w:color w:val="FFFFFF"/>
                 <w:sz w:val="28"/>
               </w:rPr>
-              <w:t>15</w:t>
-            </w:r>
-          </w:p>
-        </w:tc>
-        <w:tc>
-          <w:tcPr>
-            <w:tcW w:w="2304" w:type="dxa"/>
+              <w:t>194h</w:t>
+            </w:r>
+          </w:p>
+        </w:tc>
+        <w:tc>
+          <w:tcPr>
+            <w:tcW w:type="dxa" w:w="2304"/>
+            <w:shd w:val="clear" w:color="auto" w:fill="003059"/>
+          </w:tcPr>
+          <w:p>
+            <w:pPr>
+              <w:jc w:val="center"/>
+            </w:pPr>
+            <w:r>
+              <w:rPr>
+                <w:rFonts w:ascii="Calibri" w:hAnsi="Calibri"/>
+                <w:b/>
+                <w:color w:val="FFFFFF"/>
+                <w:sz w:val="16"/>
+              </w:rPr>
+              <w:t>% Capacidad Marzo</w:t>
+              <w:br/>
+            </w:r>
+            <w:r>
+              <w:rPr>
+                <w:rFonts w:ascii="Calibri" w:hAnsi="Calibri"/>
+                <w:b/>
+                <w:color w:val="FFFFFF"/>
+                <w:sz w:val="28"/>
+              </w:rPr>
+              <w:t>100.2%</w:t>
+            </w:r>
+          </w:p>
+        </w:tc>
+        <w:tc>
+          <w:tcPr>
+            <w:tcW w:type="dxa" w:w="2304"/>
             <w:shd w:val="clear" w:color="auto" w:fill="0070C0"/>
           </w:tcPr>
           <w:p>
@@ -8015,91 +7281,7 @@
                 <w:color w:val="FFFFFF"/>
                 <w:sz w:val="16"/>
               </w:rPr>
-              <w:t>Horas Marzo</w:t>
-            </w:r>
-            <w:r>
-              <w:rPr>
-                <w:rFonts w:ascii="Calibri" w:hAnsi="Calibri"/>
-                <w:b/>
-                <w:color w:val="FFFFFF"/>
-                <w:sz w:val="16"/>
-              </w:rPr>
-              <w:br/>
-            </w:r>
-            <w:r>
-              <w:rPr>
-                <w:rFonts w:ascii="Calibri" w:hAnsi="Calibri"/>
-                <w:b/>
-                <w:color w:val="FFFFFF"/>
-                <w:sz w:val="28"/>
-              </w:rPr>
-              <w:t>194h</w:t>
-            </w:r>
-          </w:p>
-        </w:tc>
-        <w:tc>
-          <w:tcPr>
-            <w:tcW w:w="2304" w:type="dxa"/>
-            <w:shd w:val="clear" w:color="auto" w:fill="003059"/>
-          </w:tcPr>
-          <w:p>
-            <w:pPr>
-              <w:jc w:val="center"/>
-            </w:pPr>
-            <w:r>
-              <w:rPr>
-                <w:rFonts w:ascii="Calibri" w:hAnsi="Calibri"/>
-                <w:b/>
-                <w:color w:val="FFFFFF"/>
-                <w:sz w:val="16"/>
-              </w:rPr>
-              <w:t>% Capacidad Marzo</w:t>
-            </w:r>
-            <w:r>
-              <w:rPr>
-                <w:rFonts w:ascii="Calibri" w:hAnsi="Calibri"/>
-                <w:b/>
-                <w:color w:val="FFFFFF"/>
-                <w:sz w:val="16"/>
-              </w:rPr>
-              <w:br/>
-            </w:r>
-            <w:r>
-              <w:rPr>
-                <w:rFonts w:ascii="Calibri" w:hAnsi="Calibri"/>
-                <w:b/>
-                <w:color w:val="FFFFFF"/>
-                <w:sz w:val="28"/>
-              </w:rPr>
-              <w:t>100.2%</w:t>
-            </w:r>
-          </w:p>
-        </w:tc>
-        <w:tc>
-          <w:tcPr>
-            <w:tcW w:w="2304" w:type="dxa"/>
-            <w:shd w:val="clear" w:color="auto" w:fill="0070C0"/>
-          </w:tcPr>
-          <w:p>
-            <w:pPr>
-              <w:jc w:val="center"/>
-            </w:pPr>
-            <w:r>
-              <w:rPr>
-                <w:rFonts w:ascii="Calibri" w:hAnsi="Calibri"/>
-                <w:b/>
-                <w:color w:val="FFFFFF"/>
-                <w:sz w:val="16"/>
-              </w:rPr>
               <w:t>Horas Abril</w:t>
-            </w:r>
-            <w:r>
-              <w:rPr>
-                <w:rFonts w:ascii="Calibri" w:hAnsi="Calibri"/>
-                <w:b/>
-                <w:color w:val="FFFFFF"/>
-                <w:sz w:val="16"/>
-              </w:rPr>
               <w:br/>
             </w:r>
             <w:r>
@@ -8118,12 +7300,14 @@
     <w:p/>
     <w:p>
       <w:pPr>
-        <w:spacing w:after="120"/>
+        <w:spacing w:before="0" w:after="120"/>
         <w:jc w:val="left"/>
       </w:pPr>
       <w:r>
         <w:rPr>
           <w:rFonts w:ascii="Calibri" w:hAnsi="Calibri"/>
+          <w:b w:val="0"/>
+          <w:i w:val="0"/>
           <w:sz w:val="22"/>
         </w:rPr>
         <w:t>Miguel trabaja en una mezcla de proyectos colombianos e internacionales. En marzo, el proyecto HotelPlanner (internacional) consumió el 25.8% de sus horas, seguido de proyectos nacionales como Secretaría de Educación (17% del tiempo).</w:t>
@@ -8163,45 +7347,25 @@
           <w:color w:val="003059"/>
           <w:sz w:val="22"/>
         </w:rPr>
-        <w:t xml:space="preserve">Principales proyectos – </w:t>
-      </w:r>
-      <w:proofErr w:type="gramStart"/>
-      <w:r>
-        <w:rPr>
-          <w:rFonts w:ascii="Calibri" w:hAnsi="Calibri"/>
-          <w:b/>
-          <w:color w:val="003059"/>
-          <w:sz w:val="22"/>
-        </w:rPr>
-        <w:t>Marzo</w:t>
-      </w:r>
-      <w:proofErr w:type="gramEnd"/>
-      <w:r>
-        <w:rPr>
-          <w:rFonts w:ascii="Calibri" w:hAnsi="Calibri"/>
-          <w:b/>
-          <w:color w:val="003059"/>
-          <w:sz w:val="22"/>
-        </w:rPr>
-        <w:t xml:space="preserve"> 2026</w:t>
+        <w:t>Principales proyectos – Marzo 2026</w:t>
       </w:r>
     </w:p>
     <w:tbl>
       <w:tblPr>
         <w:tblStyle w:val="Tablaconcuadrcula"/>
-        <w:tblW w:w="0" w:type="auto"/>
-        <w:tblLook w:val="04A0" w:firstRow="1" w:lastRow="0" w:firstColumn="1" w:lastColumn="0" w:noHBand="0" w:noVBand="1"/>
+        <w:tblW w:type="auto" w:w="0"/>
+        <w:tblLook w:firstColumn="1" w:firstRow="1" w:lastColumn="0" w:lastRow="0" w:noHBand="0" w:noVBand="1" w:val="04A0"/>
       </w:tblPr>
       <w:tblGrid>
-        <w:gridCol w:w="2255"/>
-        <w:gridCol w:w="2255"/>
-        <w:gridCol w:w="2253"/>
-        <w:gridCol w:w="2253"/>
+        <w:gridCol w:w="2256"/>
+        <w:gridCol w:w="2256"/>
+        <w:gridCol w:w="2256"/>
+        <w:gridCol w:w="2256"/>
       </w:tblGrid>
       <w:tr>
         <w:tc>
           <w:tcPr>
-            <w:tcW w:w="2256" w:type="dxa"/>
+            <w:tcW w:type="dxa" w:w="2256"/>
             <w:shd w:val="clear" w:color="auto" w:fill="0070C0"/>
           </w:tcPr>
           <w:p>
@@ -8221,7 +7385,7 @@
         </w:tc>
         <w:tc>
           <w:tcPr>
-            <w:tcW w:w="2256" w:type="dxa"/>
+            <w:tcW w:type="dxa" w:w="2256"/>
             <w:shd w:val="clear" w:color="auto" w:fill="0070C0"/>
           </w:tcPr>
           <w:p>
@@ -8241,7 +7405,7 @@
         </w:tc>
         <w:tc>
           <w:tcPr>
-            <w:tcW w:w="2256" w:type="dxa"/>
+            <w:tcW w:type="dxa" w:w="2256"/>
             <w:shd w:val="clear" w:color="auto" w:fill="0070C0"/>
           </w:tcPr>
           <w:p>
@@ -8261,7 +7425,7 @@
         </w:tc>
         <w:tc>
           <w:tcPr>
-            <w:tcW w:w="2256" w:type="dxa"/>
+            <w:tcW w:type="dxa" w:w="2256"/>
             <w:shd w:val="clear" w:color="auto" w:fill="0070C0"/>
           </w:tcPr>
           <w:p>
@@ -8283,33 +7447,24 @@
       <w:tr>
         <w:tc>
           <w:tcPr>
-            <w:tcW w:w="2256" w:type="dxa"/>
+            <w:tcW w:type="dxa" w:w="2256"/>
           </w:tcPr>
           <w:p>
             <w:pPr>
               <w:jc w:val="left"/>
             </w:pPr>
-            <w:proofErr w:type="gramStart"/>
-            <w:r>
-              <w:rPr>
-                <w:rFonts w:ascii="Calibri" w:hAnsi="Calibri"/>
-                <w:sz w:val="18"/>
-              </w:rPr>
-              <w:t>Meetings</w:t>
-            </w:r>
-            <w:proofErr w:type="gramEnd"/>
-            <w:r>
-              <w:rPr>
-                <w:rFonts w:ascii="Calibri" w:hAnsi="Calibri"/>
-                <w:sz w:val="18"/>
-              </w:rPr>
-              <w:t xml:space="preserve"> &amp; Training</w:t>
-            </w:r>
-          </w:p>
-        </w:tc>
-        <w:tc>
-          <w:tcPr>
-            <w:tcW w:w="2256" w:type="dxa"/>
+            <w:r>
+              <w:rPr>
+                <w:rFonts w:ascii="Calibri" w:hAnsi="Calibri"/>
+                <w:sz w:val="18"/>
+              </w:rPr>
+              <w:t>Meetings &amp; Training</w:t>
+            </w:r>
+          </w:p>
+        </w:tc>
+        <w:tc>
+          <w:tcPr>
+            <w:tcW w:type="dxa" w:w="2256"/>
             <w:shd w:val="clear" w:color="auto" w:fill="BDD7EE"/>
           </w:tcPr>
           <w:p>
@@ -8327,7 +7482,7 @@
         </w:tc>
         <w:tc>
           <w:tcPr>
-            <w:tcW w:w="2256" w:type="dxa"/>
+            <w:tcW w:type="dxa" w:w="2256"/>
           </w:tcPr>
           <w:p>
             <w:pPr>
@@ -8344,7 +7499,7 @@
         </w:tc>
         <w:tc>
           <w:tcPr>
-            <w:tcW w:w="2256" w:type="dxa"/>
+            <w:tcW w:type="dxa" w:w="2256"/>
           </w:tcPr>
           <w:p>
             <w:pPr>
@@ -8363,39 +7518,26 @@
       <w:tr>
         <w:tc>
           <w:tcPr>
-            <w:tcW w:w="2256" w:type="dxa"/>
+            <w:tcW w:type="dxa" w:w="2256"/>
             <w:shd w:val="clear" w:color="auto" w:fill="F2F2F2"/>
           </w:tcPr>
           <w:p>
             <w:pPr>
               <w:jc w:val="left"/>
-              <w:rPr>
-                <w:lang w:val="en-US"/>
-              </w:rPr>
-            </w:pPr>
-            <w:proofErr w:type="spellStart"/>
-            <w:r>
-              <w:rPr>
-                <w:rFonts w:ascii="Calibri" w:hAnsi="Calibri"/>
-                <w:sz w:val="18"/>
-                <w:lang w:val="en-US"/>
-              </w:rPr>
-              <w:t>HotelPlanner</w:t>
-            </w:r>
-            <w:proofErr w:type="spellEnd"/>
-            <w:r>
-              <w:rPr>
-                <w:rFonts w:ascii="Calibri" w:hAnsi="Calibri"/>
-                <w:sz w:val="18"/>
-                <w:lang w:val="en-US"/>
-              </w:rPr>
-              <w:t xml:space="preserve"> - AWS Database Migration - Fix</w:t>
-            </w:r>
-          </w:p>
-        </w:tc>
-        <w:tc>
-          <w:tcPr>
-            <w:tcW w:w="2256" w:type="dxa"/>
+            </w:pPr>
+            <w:r>
+              <w:rPr>
+                <w:rFonts w:ascii="Calibri" w:hAnsi="Calibri"/>
+                <w:sz w:val="18"/>
+              </w:rPr>
+              <w:t>HotelPlanner - AWS Database Migration - Fix</w:t>
+            </w:r>
+          </w:p>
+        </w:tc>
+        <w:tc>
+          <w:tcPr>
+            <w:tcW w:type="dxa" w:w="2256"/>
+            <w:shd w:val="clear" w:color="auto" w:fill="F2F2F2"/>
             <w:shd w:val="clear" w:color="auto" w:fill="70AD47"/>
           </w:tcPr>
           <w:p>
@@ -8414,7 +7556,7 @@
         </w:tc>
         <w:tc>
           <w:tcPr>
-            <w:tcW w:w="2256" w:type="dxa"/>
+            <w:tcW w:type="dxa" w:w="2256"/>
             <w:shd w:val="clear" w:color="auto" w:fill="F2F2F2"/>
           </w:tcPr>
           <w:p>
@@ -8432,7 +7574,7 @@
         </w:tc>
         <w:tc>
           <w:tcPr>
-            <w:tcW w:w="2256" w:type="dxa"/>
+            <w:tcW w:type="dxa" w:w="2256"/>
             <w:shd w:val="clear" w:color="auto" w:fill="F2F2F2"/>
           </w:tcPr>
           <w:p>
@@ -8452,20 +7594,16 @@
       <w:tr>
         <w:tc>
           <w:tcPr>
-            <w:tcW w:w="2256" w:type="dxa"/>
+            <w:tcW w:type="dxa" w:w="2256"/>
           </w:tcPr>
           <w:p>
             <w:pPr>
               <w:jc w:val="left"/>
-              <w:rPr>
-                <w:lang w:val="en-US"/>
-              </w:rPr>
-            </w:pPr>
-            <w:r>
-              <w:rPr>
-                <w:rFonts w:ascii="Calibri" w:hAnsi="Calibri"/>
-                <w:sz w:val="18"/>
-                <w:lang w:val="en-US"/>
+            </w:pPr>
+            <w:r>
+              <w:rPr>
+                <w:rFonts w:ascii="Calibri" w:hAnsi="Calibri"/>
+                <w:sz w:val="18"/>
               </w:rPr>
               <w:t>CO- Secretary of Education- Insurance - Fixed</w:t>
             </w:r>
@@ -8473,7 +7611,7 @@
         </w:tc>
         <w:tc>
           <w:tcPr>
-            <w:tcW w:w="2256" w:type="dxa"/>
+            <w:tcW w:type="dxa" w:w="2256"/>
             <w:shd w:val="clear" w:color="auto" w:fill="70AD47"/>
           </w:tcPr>
           <w:p>
@@ -8492,7 +7630,7 @@
         </w:tc>
         <w:tc>
           <w:tcPr>
-            <w:tcW w:w="2256" w:type="dxa"/>
+            <w:tcW w:type="dxa" w:w="2256"/>
           </w:tcPr>
           <w:p>
             <w:pPr>
@@ -8509,7 +7647,7 @@
         </w:tc>
         <w:tc>
           <w:tcPr>
-            <w:tcW w:w="2256" w:type="dxa"/>
+            <w:tcW w:type="dxa" w:w="2256"/>
           </w:tcPr>
           <w:p>
             <w:pPr>
@@ -8528,7 +7666,7 @@
       <w:tr>
         <w:tc>
           <w:tcPr>
-            <w:tcW w:w="2256" w:type="dxa"/>
+            <w:tcW w:type="dxa" w:w="2256"/>
             <w:shd w:val="clear" w:color="auto" w:fill="F2F2F2"/>
           </w:tcPr>
           <w:p>
@@ -8540,14 +7678,14 @@
                 <w:rFonts w:ascii="Calibri" w:hAnsi="Calibri"/>
                 <w:sz w:val="18"/>
               </w:rPr>
-              <w:lastRenderedPageBreak/>
               <w:t>CO - Superservicios renovacion observatorio de datos- F</w:t>
             </w:r>
           </w:p>
         </w:tc>
         <w:tc>
           <w:tcPr>
-            <w:tcW w:w="2256" w:type="dxa"/>
+            <w:tcW w:type="dxa" w:w="2256"/>
+            <w:shd w:val="clear" w:color="auto" w:fill="F2F2F2"/>
             <w:shd w:val="clear" w:color="auto" w:fill="70AD47"/>
           </w:tcPr>
           <w:p>
@@ -8566,7 +7704,7 @@
         </w:tc>
         <w:tc>
           <w:tcPr>
-            <w:tcW w:w="2256" w:type="dxa"/>
+            <w:tcW w:type="dxa" w:w="2256"/>
             <w:shd w:val="clear" w:color="auto" w:fill="F2F2F2"/>
           </w:tcPr>
           <w:p>
@@ -8584,7 +7722,7 @@
         </w:tc>
         <w:tc>
           <w:tcPr>
-            <w:tcW w:w="2256" w:type="dxa"/>
+            <w:tcW w:type="dxa" w:w="2256"/>
             <w:shd w:val="clear" w:color="auto" w:fill="F2F2F2"/>
           </w:tcPr>
           <w:p>
@@ -8604,7 +7742,7 @@
       <w:tr>
         <w:tc>
           <w:tcPr>
-            <w:tcW w:w="2256" w:type="dxa"/>
+            <w:tcW w:type="dxa" w:w="2256"/>
           </w:tcPr>
           <w:p>
             <w:pPr>
@@ -8621,7 +7759,7 @@
         </w:tc>
         <w:tc>
           <w:tcPr>
-            <w:tcW w:w="2256" w:type="dxa"/>
+            <w:tcW w:type="dxa" w:w="2256"/>
             <w:shd w:val="clear" w:color="auto" w:fill="70AD47"/>
           </w:tcPr>
           <w:p>
@@ -8640,7 +7778,7 @@
         </w:tc>
         <w:tc>
           <w:tcPr>
-            <w:tcW w:w="2256" w:type="dxa"/>
+            <w:tcW w:type="dxa" w:w="2256"/>
           </w:tcPr>
           <w:p>
             <w:pPr>
@@ -8657,7 +7795,7 @@
         </w:tc>
         <w:tc>
           <w:tcPr>
-            <w:tcW w:w="2256" w:type="dxa"/>
+            <w:tcW w:type="dxa" w:w="2256"/>
           </w:tcPr>
           <w:p>
             <w:pPr>
@@ -8676,7 +7814,7 @@
       <w:tr>
         <w:tc>
           <w:tcPr>
-            <w:tcW w:w="2256" w:type="dxa"/>
+            <w:tcW w:type="dxa" w:w="2256"/>
             <w:shd w:val="clear" w:color="auto" w:fill="F2F2F2"/>
           </w:tcPr>
           <w:p>
@@ -8694,7 +7832,8 @@
         </w:tc>
         <w:tc>
           <w:tcPr>
-            <w:tcW w:w="2256" w:type="dxa"/>
+            <w:tcW w:type="dxa" w:w="2256"/>
+            <w:shd w:val="clear" w:color="auto" w:fill="F2F2F2"/>
             <w:shd w:val="clear" w:color="auto" w:fill="FFD966"/>
           </w:tcPr>
           <w:p>
@@ -8712,7 +7851,7 @@
         </w:tc>
         <w:tc>
           <w:tcPr>
-            <w:tcW w:w="2256" w:type="dxa"/>
+            <w:tcW w:type="dxa" w:w="2256"/>
             <w:shd w:val="clear" w:color="auto" w:fill="F2F2F2"/>
           </w:tcPr>
           <w:p>
@@ -8730,7 +7869,7 @@
         </w:tc>
         <w:tc>
           <w:tcPr>
-            <w:tcW w:w="2256" w:type="dxa"/>
+            <w:tcW w:type="dxa" w:w="2256"/>
             <w:shd w:val="clear" w:color="auto" w:fill="F2F2F2"/>
           </w:tcPr>
           <w:p>
@@ -8754,26 +7893,22 @@
         <w:jc w:val="center"/>
       </w:pPr>
       <w:r>
-        <w:rPr>
-          <w:noProof/>
-        </w:rPr>
         <w:drawing>
-          <wp:inline distT="0" distB="0" distL="0" distR="0" wp14:anchorId="674F2291" wp14:editId="61EE121B">
+          <wp:inline xmlns:a="http://schemas.openxmlformats.org/drawingml/2006/main" xmlns:pic="http://schemas.openxmlformats.org/drawingml/2006/picture">
             <wp:extent cx="5029200" cy="2475462"/>
-            <wp:effectExtent l="0" t="0" r="0" b="0"/>
             <wp:docPr id="10" name="Picture 10"/>
             <wp:cNvGraphicFramePr>
-              <a:graphicFrameLocks xmlns:a="http://schemas.openxmlformats.org/drawingml/2006/main" noChangeAspect="1"/>
+              <a:graphicFrameLocks noChangeAspect="1"/>
             </wp:cNvGraphicFramePr>
-            <a:graphic xmlns:a="http://schemas.openxmlformats.org/drawingml/2006/main">
+            <a:graphic>
               <a:graphicData uri="http://schemas.openxmlformats.org/drawingml/2006/picture">
-                <pic:pic xmlns:pic="http://schemas.openxmlformats.org/drawingml/2006/picture">
+                <pic:pic>
                   <pic:nvPicPr>
                     <pic:cNvPr id="0" name="chart_pm_Miguel_Garcia.png"/>
                     <pic:cNvPicPr/>
                   </pic:nvPicPr>
                   <pic:blipFill>
-                    <a:blip r:embed="rId20"/>
+                    <a:blip r:embed="rId25"/>
                     <a:stretch>
                       <a:fillRect/>
                     </a:stretch>
@@ -8783,9 +7918,7 @@
                       <a:off x="0" y="0"/>
                       <a:ext cx="5029200" cy="2475462"/>
                     </a:xfrm>
-                    <a:prstGeom prst="rect">
-                      <a:avLst/>
-                    </a:prstGeom>
+                    <a:prstGeom prst="rect"/>
                   </pic:spPr>
                 </pic:pic>
               </a:graphicData>
@@ -8796,37 +7929,18 @@
     </w:p>
     <w:p>
       <w:pPr>
-        <w:spacing w:after="160"/>
+        <w:spacing w:before="0" w:after="160"/>
         <w:jc w:val="center"/>
       </w:pPr>
       <w:r>
         <w:rPr>
           <w:rFonts w:ascii="Calibri" w:hAnsi="Calibri"/>
+          <w:b w:val="0"/>
           <w:i/>
           <w:color w:val="595959"/>
           <w:sz w:val="18"/>
         </w:rPr>
-        <w:t xml:space="preserve">Figura. Distribución de horas por proyecto – Miguel Garcia – </w:t>
-      </w:r>
-      <w:proofErr w:type="gramStart"/>
-      <w:r>
-        <w:rPr>
-          <w:rFonts w:ascii="Calibri" w:hAnsi="Calibri"/>
-          <w:i/>
-          <w:color w:val="595959"/>
-          <w:sz w:val="18"/>
-        </w:rPr>
-        <w:t>Marzo</w:t>
-      </w:r>
-      <w:proofErr w:type="gramEnd"/>
-      <w:r>
-        <w:rPr>
-          <w:rFonts w:ascii="Calibri" w:hAnsi="Calibri"/>
-          <w:i/>
-          <w:color w:val="595959"/>
-          <w:sz w:val="18"/>
-        </w:rPr>
-        <w:t xml:space="preserve"> 2026</w:t>
+        <w:t>Figura. Distribución de horas por proyecto – Miguel Garcia – Marzo 2026</w:t>
       </w:r>
     </w:p>
     <w:p>
@@ -8854,19 +7968,19 @@
     <w:tbl>
       <w:tblPr>
         <w:tblStyle w:val="Tablaconcuadrcula"/>
-        <w:tblW w:w="0" w:type="auto"/>
-        <w:tblLook w:val="04A0" w:firstRow="1" w:lastRow="0" w:firstColumn="1" w:lastColumn="0" w:noHBand="0" w:noVBand="1"/>
+        <w:tblW w:type="auto" w:w="0"/>
+        <w:tblLook w:firstColumn="1" w:firstRow="1" w:lastColumn="0" w:lastRow="0" w:noHBand="0" w:noVBand="1" w:val="04A0"/>
       </w:tblPr>
       <w:tblGrid>
         <w:gridCol w:w="2256"/>
-        <w:gridCol w:w="2252"/>
-        <w:gridCol w:w="2261"/>
-        <w:gridCol w:w="2247"/>
+        <w:gridCol w:w="2256"/>
+        <w:gridCol w:w="2256"/>
+        <w:gridCol w:w="2256"/>
       </w:tblGrid>
       <w:tr>
         <w:tc>
           <w:tcPr>
-            <w:tcW w:w="2304" w:type="dxa"/>
+            <w:tcW w:type="dxa" w:w="2304"/>
             <w:shd w:val="clear" w:color="auto" w:fill="003059"/>
           </w:tcPr>
           <w:p>
@@ -8881,14 +7995,36 @@
                 <w:sz w:val="16"/>
               </w:rPr>
               <w:t>Proyectos Activos</w:t>
+              <w:br/>
             </w:r>
             <w:r>
               <w:rPr>
                 <w:rFonts w:ascii="Calibri" w:hAnsi="Calibri"/>
                 <w:b/>
                 <w:color w:val="FFFFFF"/>
+                <w:sz w:val="28"/>
+              </w:rPr>
+              <w:t>56</w:t>
+            </w:r>
+          </w:p>
+        </w:tc>
+        <w:tc>
+          <w:tcPr>
+            <w:tcW w:type="dxa" w:w="2304"/>
+            <w:shd w:val="clear" w:color="auto" w:fill="0070C0"/>
+          </w:tcPr>
+          <w:p>
+            <w:pPr>
+              <w:jc w:val="center"/>
+            </w:pPr>
+            <w:r>
+              <w:rPr>
+                <w:rFonts w:ascii="Calibri" w:hAnsi="Calibri"/>
+                <w:b/>
+                <w:color w:val="FFFFFF"/>
                 <w:sz w:val="16"/>
               </w:rPr>
+              <w:t>Horas Marzo</w:t>
               <w:br/>
             </w:r>
             <w:r>
@@ -8898,13 +8034,43 @@
                 <w:color w:val="FFFFFF"/>
                 <w:sz w:val="28"/>
               </w:rPr>
-              <w:t>56</w:t>
-            </w:r>
-          </w:p>
-        </w:tc>
-        <w:tc>
-          <w:tcPr>
-            <w:tcW w:w="2304" w:type="dxa"/>
+              <w:t>194h</w:t>
+            </w:r>
+          </w:p>
+        </w:tc>
+        <w:tc>
+          <w:tcPr>
+            <w:tcW w:type="dxa" w:w="2304"/>
+            <w:shd w:val="clear" w:color="auto" w:fill="003059"/>
+          </w:tcPr>
+          <w:p>
+            <w:pPr>
+              <w:jc w:val="center"/>
+            </w:pPr>
+            <w:r>
+              <w:rPr>
+                <w:rFonts w:ascii="Calibri" w:hAnsi="Calibri"/>
+                <w:b/>
+                <w:color w:val="FFFFFF"/>
+                <w:sz w:val="16"/>
+              </w:rPr>
+              <w:t>% Capacidad Marzo</w:t>
+              <w:br/>
+            </w:r>
+            <w:r>
+              <w:rPr>
+                <w:rFonts w:ascii="Calibri" w:hAnsi="Calibri"/>
+                <w:b/>
+                <w:color w:val="FFFFFF"/>
+                <w:sz w:val="28"/>
+              </w:rPr>
+              <w:t>100.2%</w:t>
+            </w:r>
+          </w:p>
+        </w:tc>
+        <w:tc>
+          <w:tcPr>
+            <w:tcW w:type="dxa" w:w="2304"/>
             <w:shd w:val="clear" w:color="auto" w:fill="0070C0"/>
           </w:tcPr>
           <w:p>
@@ -8918,91 +8084,7 @@
                 <w:color w:val="FFFFFF"/>
                 <w:sz w:val="16"/>
               </w:rPr>
-              <w:t>Horas Marzo</w:t>
-            </w:r>
-            <w:r>
-              <w:rPr>
-                <w:rFonts w:ascii="Calibri" w:hAnsi="Calibri"/>
-                <w:b/>
-                <w:color w:val="FFFFFF"/>
-                <w:sz w:val="16"/>
-              </w:rPr>
-              <w:br/>
-            </w:r>
-            <w:r>
-              <w:rPr>
-                <w:rFonts w:ascii="Calibri" w:hAnsi="Calibri"/>
-                <w:b/>
-                <w:color w:val="FFFFFF"/>
-                <w:sz w:val="28"/>
-              </w:rPr>
-              <w:t>194h</w:t>
-            </w:r>
-          </w:p>
-        </w:tc>
-        <w:tc>
-          <w:tcPr>
-            <w:tcW w:w="2304" w:type="dxa"/>
-            <w:shd w:val="clear" w:color="auto" w:fill="003059"/>
-          </w:tcPr>
-          <w:p>
-            <w:pPr>
-              <w:jc w:val="center"/>
-            </w:pPr>
-            <w:r>
-              <w:rPr>
-                <w:rFonts w:ascii="Calibri" w:hAnsi="Calibri"/>
-                <w:b/>
-                <w:color w:val="FFFFFF"/>
-                <w:sz w:val="16"/>
-              </w:rPr>
-              <w:t>% Capacidad Marzo</w:t>
-            </w:r>
-            <w:r>
-              <w:rPr>
-                <w:rFonts w:ascii="Calibri" w:hAnsi="Calibri"/>
-                <w:b/>
-                <w:color w:val="FFFFFF"/>
-                <w:sz w:val="16"/>
-              </w:rPr>
-              <w:br/>
-            </w:r>
-            <w:r>
-              <w:rPr>
-                <w:rFonts w:ascii="Calibri" w:hAnsi="Calibri"/>
-                <w:b/>
-                <w:color w:val="FFFFFF"/>
-                <w:sz w:val="28"/>
-              </w:rPr>
-              <w:t>100.2%</w:t>
-            </w:r>
-          </w:p>
-        </w:tc>
-        <w:tc>
-          <w:tcPr>
-            <w:tcW w:w="2304" w:type="dxa"/>
-            <w:shd w:val="clear" w:color="auto" w:fill="0070C0"/>
-          </w:tcPr>
-          <w:p>
-            <w:pPr>
-              <w:jc w:val="center"/>
-            </w:pPr>
-            <w:r>
-              <w:rPr>
-                <w:rFonts w:ascii="Calibri" w:hAnsi="Calibri"/>
-                <w:b/>
-                <w:color w:val="FFFFFF"/>
-                <w:sz w:val="16"/>
-              </w:rPr>
               <w:t>Horas Abril</w:t>
-            </w:r>
-            <w:r>
-              <w:rPr>
-                <w:rFonts w:ascii="Calibri" w:hAnsi="Calibri"/>
-                <w:b/>
-                <w:color w:val="FFFFFF"/>
-                <w:sz w:val="16"/>
-              </w:rPr>
               <w:br/>
             </w:r>
             <w:r>
@@ -9021,12 +8103,14 @@
     <w:p/>
     <w:p>
       <w:pPr>
-        <w:spacing w:after="120"/>
+        <w:spacing w:before="0" w:after="120"/>
         <w:jc w:val="left"/>
       </w:pPr>
       <w:r>
         <w:rPr>
           <w:rFonts w:ascii="Calibri" w:hAnsi="Calibri"/>
+          <w:b w:val="0"/>
+          <w:i w:val="0"/>
           <w:sz w:val="22"/>
         </w:rPr>
         <w:t>Oscar gestiona la mayor cartera de proyectos activos (56 proyectos). Durante marzo concentró su tiempo en el mantenimiento de SmartCash para BTG Pactual, los proyectos de UNA (Universidad Nacional) y el proyecto CAT de IA generativa.</w:t>
@@ -9066,45 +8150,25 @@
           <w:color w:val="003059"/>
           <w:sz w:val="22"/>
         </w:rPr>
-        <w:t xml:space="preserve">Principales proyectos – </w:t>
-      </w:r>
-      <w:proofErr w:type="gramStart"/>
-      <w:r>
-        <w:rPr>
-          <w:rFonts w:ascii="Calibri" w:hAnsi="Calibri"/>
-          <w:b/>
-          <w:color w:val="003059"/>
-          <w:sz w:val="22"/>
-        </w:rPr>
-        <w:t>Marzo</w:t>
-      </w:r>
-      <w:proofErr w:type="gramEnd"/>
-      <w:r>
-        <w:rPr>
-          <w:rFonts w:ascii="Calibri" w:hAnsi="Calibri"/>
-          <w:b/>
-          <w:color w:val="003059"/>
-          <w:sz w:val="22"/>
-        </w:rPr>
-        <w:t xml:space="preserve"> 2026</w:t>
+        <w:t>Principales proyectos – Marzo 2026</w:t>
       </w:r>
     </w:p>
     <w:tbl>
       <w:tblPr>
         <w:tblStyle w:val="Tablaconcuadrcula"/>
-        <w:tblW w:w="0" w:type="auto"/>
-        <w:tblLook w:val="04A0" w:firstRow="1" w:lastRow="0" w:firstColumn="1" w:lastColumn="0" w:noHBand="0" w:noVBand="1"/>
+        <w:tblW w:type="auto" w:w="0"/>
+        <w:tblLook w:firstColumn="1" w:firstRow="1" w:lastColumn="0" w:lastRow="0" w:noHBand="0" w:noVBand="1" w:val="04A0"/>
       </w:tblPr>
       <w:tblGrid>
-        <w:gridCol w:w="2254"/>
-        <w:gridCol w:w="2254"/>
-        <w:gridCol w:w="2254"/>
-        <w:gridCol w:w="2254"/>
+        <w:gridCol w:w="2256"/>
+        <w:gridCol w:w="2256"/>
+        <w:gridCol w:w="2256"/>
+        <w:gridCol w:w="2256"/>
       </w:tblGrid>
       <w:tr>
         <w:tc>
           <w:tcPr>
-            <w:tcW w:w="2256" w:type="dxa"/>
+            <w:tcW w:type="dxa" w:w="2256"/>
             <w:shd w:val="clear" w:color="auto" w:fill="0070C0"/>
           </w:tcPr>
           <w:p>
@@ -9124,7 +8188,7 @@
         </w:tc>
         <w:tc>
           <w:tcPr>
-            <w:tcW w:w="2256" w:type="dxa"/>
+            <w:tcW w:type="dxa" w:w="2256"/>
             <w:shd w:val="clear" w:color="auto" w:fill="0070C0"/>
           </w:tcPr>
           <w:p>
@@ -9144,7 +8208,7 @@
         </w:tc>
         <w:tc>
           <w:tcPr>
-            <w:tcW w:w="2256" w:type="dxa"/>
+            <w:tcW w:type="dxa" w:w="2256"/>
             <w:shd w:val="clear" w:color="auto" w:fill="0070C0"/>
           </w:tcPr>
           <w:p>
@@ -9164,7 +8228,7 @@
         </w:tc>
         <w:tc>
           <w:tcPr>
-            <w:tcW w:w="2256" w:type="dxa"/>
+            <w:tcW w:type="dxa" w:w="2256"/>
             <w:shd w:val="clear" w:color="auto" w:fill="0070C0"/>
           </w:tcPr>
           <w:p>
@@ -9186,7 +8250,7 @@
       <w:tr>
         <w:tc>
           <w:tcPr>
-            <w:tcW w:w="2256" w:type="dxa"/>
+            <w:tcW w:type="dxa" w:w="2256"/>
           </w:tcPr>
           <w:p>
             <w:pPr>
@@ -9203,7 +8267,7 @@
         </w:tc>
         <w:tc>
           <w:tcPr>
-            <w:tcW w:w="2256" w:type="dxa"/>
+            <w:tcW w:type="dxa" w:w="2256"/>
             <w:shd w:val="clear" w:color="auto" w:fill="70AD47"/>
           </w:tcPr>
           <w:p>
@@ -9222,7 +8286,7 @@
         </w:tc>
         <w:tc>
           <w:tcPr>
-            <w:tcW w:w="2256" w:type="dxa"/>
+            <w:tcW w:type="dxa" w:w="2256"/>
           </w:tcPr>
           <w:p>
             <w:pPr>
@@ -9239,7 +8303,7 @@
         </w:tc>
         <w:tc>
           <w:tcPr>
-            <w:tcW w:w="2256" w:type="dxa"/>
+            <w:tcW w:type="dxa" w:w="2256"/>
           </w:tcPr>
           <w:p>
             <w:pPr>
@@ -9258,7 +8322,7 @@
       <w:tr>
         <w:tc>
           <w:tcPr>
-            <w:tcW w:w="2256" w:type="dxa"/>
+            <w:tcW w:type="dxa" w:w="2256"/>
             <w:shd w:val="clear" w:color="auto" w:fill="F2F2F2"/>
           </w:tcPr>
           <w:p>
@@ -9276,7 +8340,8 @@
         </w:tc>
         <w:tc>
           <w:tcPr>
-            <w:tcW w:w="2256" w:type="dxa"/>
+            <w:tcW w:type="dxa" w:w="2256"/>
+            <w:shd w:val="clear" w:color="auto" w:fill="F2F2F2"/>
             <w:shd w:val="clear" w:color="auto" w:fill="70AD47"/>
           </w:tcPr>
           <w:p>
@@ -9295,7 +8360,7 @@
         </w:tc>
         <w:tc>
           <w:tcPr>
-            <w:tcW w:w="2256" w:type="dxa"/>
+            <w:tcW w:type="dxa" w:w="2256"/>
             <w:shd w:val="clear" w:color="auto" w:fill="F2F2F2"/>
           </w:tcPr>
           <w:p>
@@ -9313,7 +8378,7 @@
         </w:tc>
         <w:tc>
           <w:tcPr>
-            <w:tcW w:w="2256" w:type="dxa"/>
+            <w:tcW w:type="dxa" w:w="2256"/>
             <w:shd w:val="clear" w:color="auto" w:fill="F2F2F2"/>
           </w:tcPr>
           <w:p>
@@ -9333,7 +8398,7 @@
       <w:tr>
         <w:tc>
           <w:tcPr>
-            <w:tcW w:w="2256" w:type="dxa"/>
+            <w:tcW w:type="dxa" w:w="2256"/>
           </w:tcPr>
           <w:p>
             <w:pPr>
@@ -9350,7 +8415,7 @@
         </w:tc>
         <w:tc>
           <w:tcPr>
-            <w:tcW w:w="2256" w:type="dxa"/>
+            <w:tcW w:type="dxa" w:w="2256"/>
             <w:shd w:val="clear" w:color="auto" w:fill="70AD47"/>
           </w:tcPr>
           <w:p>
@@ -9369,7 +8434,7 @@
         </w:tc>
         <w:tc>
           <w:tcPr>
-            <w:tcW w:w="2256" w:type="dxa"/>
+            <w:tcW w:type="dxa" w:w="2256"/>
           </w:tcPr>
           <w:p>
             <w:pPr>
@@ -9386,7 +8451,7 @@
         </w:tc>
         <w:tc>
           <w:tcPr>
-            <w:tcW w:w="2256" w:type="dxa"/>
+            <w:tcW w:type="dxa" w:w="2256"/>
           </w:tcPr>
           <w:p>
             <w:pPr>
@@ -9405,7 +8470,7 @@
       <w:tr>
         <w:tc>
           <w:tcPr>
-            <w:tcW w:w="2256" w:type="dxa"/>
+            <w:tcW w:type="dxa" w:w="2256"/>
             <w:shd w:val="clear" w:color="auto" w:fill="F2F2F2"/>
           </w:tcPr>
           <w:p>
@@ -9423,7 +8488,8 @@
         </w:tc>
         <w:tc>
           <w:tcPr>
-            <w:tcW w:w="2256" w:type="dxa"/>
+            <w:tcW w:type="dxa" w:w="2256"/>
+            <w:shd w:val="clear" w:color="auto" w:fill="F2F2F2"/>
             <w:shd w:val="clear" w:color="auto" w:fill="70AD47"/>
           </w:tcPr>
           <w:p>
@@ -9442,7 +8508,7 @@
         </w:tc>
         <w:tc>
           <w:tcPr>
-            <w:tcW w:w="2256" w:type="dxa"/>
+            <w:tcW w:type="dxa" w:w="2256"/>
             <w:shd w:val="clear" w:color="auto" w:fill="F2F2F2"/>
           </w:tcPr>
           <w:p>
@@ -9460,7 +8526,7 @@
         </w:tc>
         <w:tc>
           <w:tcPr>
-            <w:tcW w:w="2256" w:type="dxa"/>
+            <w:tcW w:type="dxa" w:w="2256"/>
             <w:shd w:val="clear" w:color="auto" w:fill="F2F2F2"/>
           </w:tcPr>
           <w:p>
@@ -9480,7 +8546,7 @@
       <w:tr>
         <w:tc>
           <w:tcPr>
-            <w:tcW w:w="2256" w:type="dxa"/>
+            <w:tcW w:type="dxa" w:w="2256"/>
           </w:tcPr>
           <w:p>
             <w:pPr>
@@ -9497,7 +8563,7 @@
         </w:tc>
         <w:tc>
           <w:tcPr>
-            <w:tcW w:w="2256" w:type="dxa"/>
+            <w:tcW w:type="dxa" w:w="2256"/>
             <w:shd w:val="clear" w:color="auto" w:fill="70AD47"/>
           </w:tcPr>
           <w:p>
@@ -9516,7 +8582,7 @@
         </w:tc>
         <w:tc>
           <w:tcPr>
-            <w:tcW w:w="2256" w:type="dxa"/>
+            <w:tcW w:type="dxa" w:w="2256"/>
           </w:tcPr>
           <w:p>
             <w:pPr>
@@ -9533,7 +8599,7 @@
         </w:tc>
         <w:tc>
           <w:tcPr>
-            <w:tcW w:w="2256" w:type="dxa"/>
+            <w:tcW w:type="dxa" w:w="2256"/>
           </w:tcPr>
           <w:p>
             <w:pPr>
@@ -9552,7 +8618,7 @@
       <w:tr>
         <w:tc>
           <w:tcPr>
-            <w:tcW w:w="2256" w:type="dxa"/>
+            <w:tcW w:type="dxa" w:w="2256"/>
             <w:shd w:val="clear" w:color="auto" w:fill="F2F2F2"/>
           </w:tcPr>
           <w:p>
@@ -9570,7 +8636,8 @@
         </w:tc>
         <w:tc>
           <w:tcPr>
-            <w:tcW w:w="2256" w:type="dxa"/>
+            <w:tcW w:type="dxa" w:w="2256"/>
+            <w:shd w:val="clear" w:color="auto" w:fill="F2F2F2"/>
             <w:shd w:val="clear" w:color="auto" w:fill="70AD47"/>
           </w:tcPr>
           <w:p>
@@ -9589,7 +8656,7 @@
         </w:tc>
         <w:tc>
           <w:tcPr>
-            <w:tcW w:w="2256" w:type="dxa"/>
+            <w:tcW w:type="dxa" w:w="2256"/>
             <w:shd w:val="clear" w:color="auto" w:fill="F2F2F2"/>
           </w:tcPr>
           <w:p>
@@ -9607,7 +8674,7 @@
         </w:tc>
         <w:tc>
           <w:tcPr>
-            <w:tcW w:w="2256" w:type="dxa"/>
+            <w:tcW w:type="dxa" w:w="2256"/>
             <w:shd w:val="clear" w:color="auto" w:fill="F2F2F2"/>
           </w:tcPr>
           <w:p>
@@ -9631,27 +8698,22 @@
         <w:jc w:val="center"/>
       </w:pPr>
       <w:r>
-        <w:rPr>
-          <w:noProof/>
-        </w:rPr>
-        <w:lastRenderedPageBreak/>
         <w:drawing>
-          <wp:inline distT="0" distB="0" distL="0" distR="0" wp14:anchorId="05397233" wp14:editId="07DEC095">
+          <wp:inline xmlns:a="http://schemas.openxmlformats.org/drawingml/2006/main" xmlns:pic="http://schemas.openxmlformats.org/drawingml/2006/picture">
             <wp:extent cx="5029200" cy="2477873"/>
-            <wp:effectExtent l="0" t="0" r="0" b="0"/>
             <wp:docPr id="11" name="Picture 11"/>
             <wp:cNvGraphicFramePr>
-              <a:graphicFrameLocks xmlns:a="http://schemas.openxmlformats.org/drawingml/2006/main" noChangeAspect="1"/>
+              <a:graphicFrameLocks noChangeAspect="1"/>
             </wp:cNvGraphicFramePr>
-            <a:graphic xmlns:a="http://schemas.openxmlformats.org/drawingml/2006/main">
+            <a:graphic>
               <a:graphicData uri="http://schemas.openxmlformats.org/drawingml/2006/picture">
-                <pic:pic xmlns:pic="http://schemas.openxmlformats.org/drawingml/2006/picture">
+                <pic:pic>
                   <pic:nvPicPr>
                     <pic:cNvPr id="0" name="chart_pm_Oscar_Barragan.png"/>
                     <pic:cNvPicPr/>
                   </pic:nvPicPr>
                   <pic:blipFill>
-                    <a:blip r:embed="rId21"/>
+                    <a:blip r:embed="rId26"/>
                     <a:stretch>
                       <a:fillRect/>
                     </a:stretch>
@@ -9661,9 +8723,7 @@
                       <a:off x="0" y="0"/>
                       <a:ext cx="5029200" cy="2477873"/>
                     </a:xfrm>
-                    <a:prstGeom prst="rect">
-                      <a:avLst/>
-                    </a:prstGeom>
+                    <a:prstGeom prst="rect"/>
                   </pic:spPr>
                 </pic:pic>
               </a:graphicData>
@@ -9674,37 +8734,18 @@
     </w:p>
     <w:p>
       <w:pPr>
-        <w:spacing w:after="160"/>
+        <w:spacing w:before="0" w:after="160"/>
         <w:jc w:val="center"/>
       </w:pPr>
       <w:r>
         <w:rPr>
           <w:rFonts w:ascii="Calibri" w:hAnsi="Calibri"/>
+          <w:b w:val="0"/>
           <w:i/>
           <w:color w:val="595959"/>
           <w:sz w:val="18"/>
         </w:rPr>
-        <w:t xml:space="preserve">Figura. Distribución de horas por proyecto – Oscar Barragan – </w:t>
-      </w:r>
-      <w:proofErr w:type="gramStart"/>
-      <w:r>
-        <w:rPr>
-          <w:rFonts w:ascii="Calibri" w:hAnsi="Calibri"/>
-          <w:i/>
-          <w:color w:val="595959"/>
-          <w:sz w:val="18"/>
-        </w:rPr>
-        <w:t>Marzo</w:t>
-      </w:r>
-      <w:proofErr w:type="gramEnd"/>
-      <w:r>
-        <w:rPr>
-          <w:rFonts w:ascii="Calibri" w:hAnsi="Calibri"/>
-          <w:i/>
-          <w:color w:val="595959"/>
-          <w:sz w:val="18"/>
-        </w:rPr>
-        <w:t xml:space="preserve"> 2026</w:t>
+        <w:t>Figura. Distribución de horas por proyecto – Oscar Barragan – Marzo 2026</w:t>
       </w:r>
     </w:p>
     <w:p>
@@ -9731,7 +8772,6 @@
           <w:color w:val="003059"/>
           <w:sz w:val="32"/>
         </w:rPr>
-        <w:lastRenderedPageBreak/>
         <w:t>4. Comparativa General del Equipo</w:t>
       </w:r>
     </w:p>
@@ -9745,12 +8785,14 @@
     </w:p>
     <w:p>
       <w:pPr>
-        <w:spacing w:after="160"/>
+        <w:spacing w:before="0" w:after="160"/>
         <w:jc w:val="left"/>
       </w:pPr>
       <w:r>
         <w:rPr>
           <w:rFonts w:ascii="Calibri" w:hAnsi="Calibri"/>
+          <w:b w:val="0"/>
+          <w:i w:val="0"/>
           <w:sz w:val="22"/>
         </w:rPr>
         <w:t>La siguiente gráfica muestra la evolución semanal de horas registradas por cada PM durante el período analizado, evidenciando la consistencia en la carga de trabajo semana a semana.</w:t>
@@ -9761,26 +8803,22 @@
         <w:jc w:val="center"/>
       </w:pPr>
       <w:r>
-        <w:rPr>
-          <w:noProof/>
-        </w:rPr>
         <w:drawing>
-          <wp:inline distT="0" distB="0" distL="0" distR="0" wp14:anchorId="078ED47F" wp14:editId="0D7AC0BD">
+          <wp:inline xmlns:a="http://schemas.openxmlformats.org/drawingml/2006/main" xmlns:pic="http://schemas.openxmlformats.org/drawingml/2006/picture">
             <wp:extent cx="5943600" cy="3950041"/>
-            <wp:effectExtent l="0" t="0" r="0" b="0"/>
             <wp:docPr id="12" name="Picture 12"/>
             <wp:cNvGraphicFramePr>
-              <a:graphicFrameLocks xmlns:a="http://schemas.openxmlformats.org/drawingml/2006/main" noChangeAspect="1"/>
+              <a:graphicFrameLocks noChangeAspect="1"/>
             </wp:cNvGraphicFramePr>
-            <a:graphic xmlns:a="http://schemas.openxmlformats.org/drawingml/2006/main">
+            <a:graphic>
               <a:graphicData uri="http://schemas.openxmlformats.org/drawingml/2006/picture">
-                <pic:pic xmlns:pic="http://schemas.openxmlformats.org/drawingml/2006/picture">
+                <pic:pic>
                   <pic:nvPicPr>
                     <pic:cNvPr id="0" name="chart_evolucion_semanal.png"/>
                     <pic:cNvPicPr/>
                   </pic:nvPicPr>
                   <pic:blipFill>
-                    <a:blip r:embed="rId22"/>
+                    <a:blip r:embed="rId27"/>
                     <a:stretch>
                       <a:fillRect/>
                     </a:stretch>
@@ -9790,9 +8828,7 @@
                       <a:off x="0" y="0"/>
                       <a:ext cx="5943600" cy="3950041"/>
                     </a:xfrm>
-                    <a:prstGeom prst="rect">
-                      <a:avLst/>
-                    </a:prstGeom>
+                    <a:prstGeom prst="rect"/>
                   </pic:spPr>
                 </pic:pic>
               </a:graphicData>
@@ -9803,65 +8839,42 @@
     </w:p>
     <w:p>
       <w:pPr>
-        <w:spacing w:after="200"/>
+        <w:spacing w:before="0" w:after="200"/>
         <w:jc w:val="center"/>
       </w:pPr>
       <w:r>
         <w:rPr>
           <w:rFonts w:ascii="Calibri" w:hAnsi="Calibri"/>
+          <w:b w:val="0"/>
           <w:i/>
           <w:color w:val="595959"/>
           <w:sz w:val="18"/>
         </w:rPr>
-        <w:t xml:space="preserve">Figura 3. Evolución semanal de horas por PM – Marzo y </w:t>
+        <w:t>Figura 3. Evolución semanal de horas por PM – Marzo y Abril 2026. La línea naranja indica el límite de 44 horas semanales.</w:t>
       </w:r>
-      <w:proofErr w:type="gramStart"/>
+    </w:p>
+    <w:p/>
+    <w:p>
+      <w:pPr>
+        <w:jc w:val="center"/>
+      </w:pPr>
       <w:r>
-        <w:rPr>
-          <w:rFonts w:ascii="Calibri" w:hAnsi="Calibri"/>
-          <w:i/>
-          <w:color w:val="595959"/>
-          <w:sz w:val="18"/>
-        </w:rPr>
-        <w:t>Abril</w:t>
-      </w:r>
-      <w:proofErr w:type="gramEnd"/>
-      <w:r>
-        <w:rPr>
-          <w:rFonts w:ascii="Calibri" w:hAnsi="Calibri"/>
-          <w:i/>
-          <w:color w:val="595959"/>
-          <w:sz w:val="18"/>
-        </w:rPr>
-        <w:t xml:space="preserve"> 2026. La línea naranja indica el límite de 44 horas semanales.</w:t>
-      </w:r>
-    </w:p>
-    <w:p/>
-    <w:p>
-      <w:pPr>
-        <w:jc w:val="center"/>
-      </w:pPr>
-      <w:r>
-        <w:rPr>
-          <w:noProof/>
-        </w:rPr>
         <w:drawing>
-          <wp:inline distT="0" distB="0" distL="0" distR="0" wp14:anchorId="3940D9C5" wp14:editId="07EF1C82">
+          <wp:inline xmlns:a="http://schemas.openxmlformats.org/drawingml/2006/main" xmlns:pic="http://schemas.openxmlformats.org/drawingml/2006/picture">
             <wp:extent cx="5303520" cy="2637835"/>
-            <wp:effectExtent l="0" t="0" r="0" b="0"/>
             <wp:docPr id="13" name="Picture 13"/>
             <wp:cNvGraphicFramePr>
-              <a:graphicFrameLocks xmlns:a="http://schemas.openxmlformats.org/drawingml/2006/main" noChangeAspect="1"/>
+              <a:graphicFrameLocks noChangeAspect="1"/>
             </wp:cNvGraphicFramePr>
-            <a:graphic xmlns:a="http://schemas.openxmlformats.org/drawingml/2006/main">
+            <a:graphic>
               <a:graphicData uri="http://schemas.openxmlformats.org/drawingml/2006/picture">
-                <pic:pic xmlns:pic="http://schemas.openxmlformats.org/drawingml/2006/picture">
+                <pic:pic>
                   <pic:nvPicPr>
                     <pic:cNvPr id="0" name="chart_proyectos_activos.png"/>
                     <pic:cNvPicPr/>
                   </pic:nvPicPr>
                   <pic:blipFill>
-                    <a:blip r:embed="rId23"/>
+                    <a:blip r:embed="rId28"/>
                     <a:stretch>
                       <a:fillRect/>
                     </a:stretch>
@@ -9871,9 +8884,7 @@
                       <a:off x="0" y="0"/>
                       <a:ext cx="5303520" cy="2637835"/>
                     </a:xfrm>
-                    <a:prstGeom prst="rect">
-                      <a:avLst/>
-                    </a:prstGeom>
+                    <a:prstGeom prst="rect"/>
                   </pic:spPr>
                 </pic:pic>
               </a:graphicData>
@@ -9884,12 +8895,13 @@
     </w:p>
     <w:p>
       <w:pPr>
-        <w:spacing w:after="200"/>
+        <w:spacing w:before="0" w:after="200"/>
         <w:jc w:val="center"/>
       </w:pPr>
       <w:r>
         <w:rPr>
           <w:rFonts w:ascii="Calibri" w:hAnsi="Calibri"/>
+          <w:b w:val="0"/>
           <w:i/>
           <w:color w:val="595959"/>
           <w:sz w:val="18"/>
@@ -9903,27 +8915,22 @@
         <w:jc w:val="center"/>
       </w:pPr>
       <w:r>
-        <w:rPr>
-          <w:noProof/>
-        </w:rPr>
-        <w:lastRenderedPageBreak/>
         <w:drawing>
-          <wp:inline distT="0" distB="0" distL="0" distR="0" wp14:anchorId="7B2554B4" wp14:editId="622F8768">
+          <wp:inline xmlns:a="http://schemas.openxmlformats.org/drawingml/2006/main" xmlns:pic="http://schemas.openxmlformats.org/drawingml/2006/picture">
             <wp:extent cx="5486400" cy="2501449"/>
-            <wp:effectExtent l="0" t="0" r="0" b="0"/>
             <wp:docPr id="14" name="Picture 14"/>
             <wp:cNvGraphicFramePr>
-              <a:graphicFrameLocks xmlns:a="http://schemas.openxmlformats.org/drawingml/2006/main" noChangeAspect="1"/>
+              <a:graphicFrameLocks noChangeAspect="1"/>
             </wp:cNvGraphicFramePr>
-            <a:graphic xmlns:a="http://schemas.openxmlformats.org/drawingml/2006/main">
+            <a:graphic>
               <a:graphicData uri="http://schemas.openxmlformats.org/drawingml/2006/picture">
-                <pic:pic xmlns:pic="http://schemas.openxmlformats.org/drawingml/2006/picture">
+                <pic:pic>
                   <pic:nvPicPr>
                     <pic:cNvPr id="0" name="chart_distribucion_categoria.png"/>
                     <pic:cNvPicPr/>
                   </pic:nvPicPr>
                   <pic:blipFill>
-                    <a:blip r:embed="rId24"/>
+                    <a:blip r:embed="rId29"/>
                     <a:stretch>
                       <a:fillRect/>
                     </a:stretch>
@@ -9933,9 +8940,7 @@
                       <a:off x="0" y="0"/>
                       <a:ext cx="5486400" cy="2501449"/>
                     </a:xfrm>
-                    <a:prstGeom prst="rect">
-                      <a:avLst/>
-                    </a:prstGeom>
+                    <a:prstGeom prst="rect"/>
                   </pic:spPr>
                 </pic:pic>
               </a:graphicData>
@@ -9946,37 +8951,18 @@
     </w:p>
     <w:p>
       <w:pPr>
-        <w:spacing w:after="200"/>
+        <w:spacing w:before="0" w:after="200"/>
         <w:jc w:val="center"/>
       </w:pPr>
       <w:r>
         <w:rPr>
           <w:rFonts w:ascii="Calibri" w:hAnsi="Calibri"/>
+          <w:b w:val="0"/>
           <w:i/>
           <w:color w:val="595959"/>
           <w:sz w:val="18"/>
         </w:rPr>
-        <w:t xml:space="preserve">Figura 5. Distribución de horas por categoría (facturable, interno/administrativo, vacaciones/ausencia) por PM – </w:t>
-      </w:r>
-      <w:proofErr w:type="gramStart"/>
-      <w:r>
-        <w:rPr>
-          <w:rFonts w:ascii="Calibri" w:hAnsi="Calibri"/>
-          <w:i/>
-          <w:color w:val="595959"/>
-          <w:sz w:val="18"/>
-        </w:rPr>
-        <w:t>Marzo</w:t>
-      </w:r>
-      <w:proofErr w:type="gramEnd"/>
-      <w:r>
-        <w:rPr>
-          <w:rFonts w:ascii="Calibri" w:hAnsi="Calibri"/>
-          <w:i/>
-          <w:color w:val="595959"/>
-          <w:sz w:val="18"/>
-        </w:rPr>
-        <w:t xml:space="preserve"> 2026.</w:t>
+        <w:t>Figura 5. Distribución de horas por categoría (facturable, interno/administrativo, vacaciones/ausencia) por PM – Marzo 2026.</w:t>
       </w:r>
     </w:p>
     <w:p>
@@ -9995,7 +8981,6 @@
           <w:color w:val="003059"/>
           <w:sz w:val="32"/>
         </w:rPr>
-        <w:lastRenderedPageBreak/>
         <w:t>5. Conclusiones y Alertas</w:t>
       </w:r>
     </w:p>
@@ -10009,12 +8994,14 @@
     </w:p>
     <w:p>
       <w:pPr>
-        <w:spacing w:after="160"/>
+        <w:spacing w:before="0" w:after="160"/>
         <w:jc w:val="left"/>
       </w:pPr>
       <w:r>
         <w:rPr>
           <w:rFonts w:ascii="Calibri" w:hAnsi="Calibri"/>
+          <w:b w:val="0"/>
+          <w:i w:val="0"/>
           <w:sz w:val="22"/>
         </w:rPr>
         <w:t>A partir del análisis de los datos de OpenAir para marzo y abril de 2026, se identifican los siguientes hallazgos clave:</w:t>
@@ -10120,27 +9107,7 @@
           <w:color w:val="003059"/>
           <w:sz w:val="22"/>
         </w:rPr>
-        <w:t xml:space="preserve">• Proyectos con códigos </w:t>
-      </w:r>
-      <w:proofErr w:type="gramStart"/>
-      <w:r>
-        <w:rPr>
-          <w:rFonts w:ascii="Calibri" w:hAnsi="Calibri"/>
-          <w:b/>
-          <w:color w:val="003059"/>
-          <w:sz w:val="22"/>
-        </w:rPr>
-        <w:t>INACTIVO activos</w:t>
-      </w:r>
-      <w:proofErr w:type="gramEnd"/>
-      <w:r>
-        <w:rPr>
-          <w:rFonts w:ascii="Calibri" w:hAnsi="Calibri"/>
-          <w:b/>
-          <w:color w:val="003059"/>
-          <w:sz w:val="22"/>
-        </w:rPr>
-        <w:t xml:space="preserve">: </w:t>
+        <w:t xml:space="preserve">• Proyectos con códigos INACTIVO activos: </w:t>
       </w:r>
       <w:r>
         <w:rPr>
@@ -10162,27 +9129,7 @@
           <w:color w:val="003059"/>
           <w:sz w:val="22"/>
         </w:rPr>
-        <w:t xml:space="preserve">• </w:t>
-      </w:r>
-      <w:proofErr w:type="gramStart"/>
-      <w:r>
-        <w:rPr>
-          <w:rFonts w:ascii="Calibri" w:hAnsi="Calibri"/>
-          <w:b/>
-          <w:color w:val="003059"/>
-          <w:sz w:val="22"/>
-        </w:rPr>
-        <w:t>Abril</w:t>
-      </w:r>
-      <w:proofErr w:type="gramEnd"/>
-      <w:r>
-        <w:rPr>
-          <w:rFonts w:ascii="Calibri" w:hAnsi="Calibri"/>
-          <w:b/>
-          <w:color w:val="003059"/>
-          <w:sz w:val="22"/>
-        </w:rPr>
-        <w:t xml:space="preserve"> con datos parciales: </w:t>
+        <w:t xml:space="preserve">• Abril con datos parciales: </w:t>
       </w:r>
       <w:r>
         <w:rPr>
@@ -10208,7 +9155,6 @@
           <w:color w:val="003059"/>
           <w:sz w:val="32"/>
         </w:rPr>
-        <w:lastRenderedPageBreak/>
         <w:t>6. Fuentes y Metodología</w:t>
       </w:r>
     </w:p>
@@ -10231,23 +9177,7 @@
           <w:rFonts w:ascii="Calibri" w:hAnsi="Calibri"/>
           <w:sz w:val="22"/>
         </w:rPr>
-        <w:t xml:space="preserve">• Archivo de horas: OpenAir Export – Horas Marzo </w:t>
-      </w:r>
-      <w:proofErr w:type="gramStart"/>
-      <w:r>
-        <w:rPr>
-          <w:rFonts w:ascii="Calibri" w:hAnsi="Calibri"/>
-          <w:sz w:val="22"/>
-        </w:rPr>
-        <w:t>Abril</w:t>
-      </w:r>
-      <w:proofErr w:type="gramEnd"/>
-      <w:r>
-        <w:rPr>
-          <w:rFonts w:ascii="Calibri" w:hAnsi="Calibri"/>
-          <w:sz w:val="22"/>
-        </w:rPr>
-        <w:t xml:space="preserve"> 2026 (42,542 registros)</w:t>
+        <w:t>• Archivo de horas: OpenAir Export – Horas Marzo Abril 2026 (42,542 registros)</w:t>
       </w:r>
     </w:p>
     <w:p>
@@ -10335,8 +9265,8 @@
       </w:r>
     </w:p>
     <w:sectPr>
-      <w:headerReference w:type="default" r:id="rId25"/>
-      <w:footerReference w:type="default" r:id="rId26"/>
+      <w:headerReference w:type="default" r:id="rId11"/>
+      <w:footerReference w:type="default" r:id="rId12"/>
       <w:pgSz w:w="11906" w:h="16838" w:code="9"/>
       <w:pgMar w:top="1440" w:right="1440" w:bottom="1440" w:left="1440" w:header="720" w:footer="720" w:gutter="0"/>
       <w:cols w:space="720"/>
@@ -15214,6 +14144,30 @@
 </file>
 
 <file path=customXml/item2.xml><?xml version="1.0" encoding="utf-8"?>
+<p:properties xmlns:p="http://schemas.microsoft.com/office/2006/metadata/properties" xmlns:xsi="http://www.w3.org/2001/XMLSchema-instance" xmlns:pc="http://schemas.microsoft.com/office/infopath/2007/PartnerControls">
+  <documentManagement>
+    <TaxCatchAll xmlns="b51ed564-f2f8-468f-a388-e07184f1c0a6" xsi:nil="true"/>
+    <lcf76f155ced4ddcb4097134ff3c332f xmlns="275c1206-a37b-4f22-88c9-a3db5fceade2">
+      <Terms xmlns="http://schemas.microsoft.com/office/infopath/2007/PartnerControls"/>
+    </lcf76f155ced4ddcb4097134ff3c332f>
+    <MigrationSourceID xmlns="b51ed564-f2f8-468f-a388-e07184f1c0a6" xsi:nil="true"/>
+    <Metadata xmlns="275c1206-a37b-4f22-88c9-a3db5fceade2" xsi:nil="true"/>
+    <Tag xmlns="275c1206-a37b-4f22-88c9-a3db5fceade2" xsi:nil="true"/>
+    <Ubicaci_x00f3_n xmlns="275c1206-a37b-4f22-88c9-a3db5fceade2" xsi:nil="true"/>
+  </documentManagement>
+</p:properties>
+</file>
+
+<file path=customXml/item3.xml><?xml version="1.0" encoding="utf-8"?>
+<?mso-contentType ?>
+<FormTemplates xmlns="http://schemas.microsoft.com/sharepoint/v3/contenttype/forms">
+  <Display>DocumentLibraryForm</Display>
+  <Edit>DocumentLibraryForm</Edit>
+  <New>DocumentLibraryForm</New>
+</FormTemplates>
+</file>
+
+<file path=customXml/item4.xml><?xml version="1.0" encoding="utf-8"?>
 <ct:contentTypeSchema xmlns:ct="http://schemas.microsoft.com/office/2006/metadata/contentType" xmlns:ma="http://schemas.microsoft.com/office/2006/metadata/properties/metaAttributes" ct:_="" ma:_="" ma:contentTypeName="Documento" ma:contentTypeID="0x010100287321ADF990554C99469D38E0963953" ma:contentTypeVersion="25" ma:contentTypeDescription="Crear nuevo documento." ma:contentTypeScope="" ma:versionID="0ff0edb78055d15912fe15121f4b413d">
   <xsd:schema xmlns:xsd="http://www.w3.org/2001/XMLSchema" xmlns:xs="http://www.w3.org/2001/XMLSchema" xmlns:p="http://schemas.microsoft.com/office/2006/metadata/properties" xmlns:ns2="b51ed564-f2f8-468f-a388-e07184f1c0a6" xmlns:ns3="275c1206-a37b-4f22-88c9-a3db5fceade2" targetNamespace="http://schemas.microsoft.com/office/2006/metadata/properties" ma:root="true" ma:fieldsID="743cecb10e542df0136df2da7abf08e9" ns2:_="" ns3:_="">
     <xsd:import namespace="b51ed564-f2f8-468f-a388-e07184f1c0a6"/>
@@ -15496,30 +14450,6 @@
 </ct:contentTypeSchema>
 </file>
 
-<file path=customXml/item3.xml><?xml version="1.0" encoding="utf-8"?>
-<?mso-contentType ?>
-<FormTemplates xmlns="http://schemas.microsoft.com/sharepoint/v3/contenttype/forms">
-  <Display>DocumentLibraryForm</Display>
-  <Edit>DocumentLibraryForm</Edit>
-  <New>DocumentLibraryForm</New>
-</FormTemplates>
-</file>
-
-<file path=customXml/item4.xml><?xml version="1.0" encoding="utf-8"?>
-<p:properties xmlns:p="http://schemas.microsoft.com/office/2006/metadata/properties" xmlns:xsi="http://www.w3.org/2001/XMLSchema-instance" xmlns:pc="http://schemas.microsoft.com/office/infopath/2007/PartnerControls">
-  <documentManagement>
-    <TaxCatchAll xmlns="b51ed564-f2f8-468f-a388-e07184f1c0a6" xsi:nil="true"/>
-    <lcf76f155ced4ddcb4097134ff3c332f xmlns="275c1206-a37b-4f22-88c9-a3db5fceade2">
-      <Terms xmlns="http://schemas.microsoft.com/office/infopath/2007/PartnerControls"/>
-    </lcf76f155ced4ddcb4097134ff3c332f>
-    <MigrationSourceID xmlns="b51ed564-f2f8-468f-a388-e07184f1c0a6" xsi:nil="true"/>
-    <Metadata xmlns="275c1206-a37b-4f22-88c9-a3db5fceade2" xsi:nil="true"/>
-    <Tag xmlns="275c1206-a37b-4f22-88c9-a3db5fceade2" xsi:nil="true"/>
-    <Ubicaci_x00f3_n xmlns="275c1206-a37b-4f22-88c9-a3db5fceade2" xsi:nil="true"/>
-  </documentManagement>
-</p:properties>
-</file>
-
 <file path=customXml/itemProps1.xml><?xml version="1.0" encoding="utf-8"?>
 <ds:datastoreItem xmlns:ds="http://schemas.openxmlformats.org/officeDocument/2006/customXml" ds:itemID="{FDAD0959-764E-4B4E-950A-C2654C3487A1}">
   <ds:schemaRefs>
@@ -15529,6 +14459,25 @@
 </file>
 
 <file path=customXml/itemProps2.xml><?xml version="1.0" encoding="utf-8"?>
+<ds:datastoreItem xmlns:ds="http://schemas.openxmlformats.org/officeDocument/2006/customXml" ds:itemID="{6CF4775B-9016-442E-9CA2-081DDD36C08D}">
+  <ds:schemaRefs>
+    <ds:schemaRef ds:uri="http://schemas.microsoft.com/office/2006/metadata/properties"/>
+    <ds:schemaRef ds:uri="http://schemas.microsoft.com/office/infopath/2007/PartnerControls"/>
+    <ds:schemaRef ds:uri="b51ed564-f2f8-468f-a388-e07184f1c0a6"/>
+    <ds:schemaRef ds:uri="275c1206-a37b-4f22-88c9-a3db5fceade2"/>
+  </ds:schemaRefs>
+</ds:datastoreItem>
+</file>
+
+<file path=customXml/itemProps3.xml><?xml version="1.0" encoding="utf-8"?>
+<ds:datastoreItem xmlns:ds="http://schemas.openxmlformats.org/officeDocument/2006/customXml" ds:itemID="{1EE02CE1-AC3F-4FF5-B7BE-AC8DED322CC5}">
+  <ds:schemaRefs>
+    <ds:schemaRef ds:uri="http://schemas.microsoft.com/sharepoint/v3/contenttype/forms"/>
+  </ds:schemaRefs>
+</ds:datastoreItem>
+</file>
+
+<file path=customXml/itemProps4.xml><?xml version="1.0" encoding="utf-8"?>
 <ds:datastoreItem xmlns:ds="http://schemas.openxmlformats.org/officeDocument/2006/customXml" ds:itemID="{3649D1ED-40DD-4FF9-9622-99FDEDE6C870}">
   <ds:schemaRefs>
     <ds:schemaRef ds:uri="http://schemas.microsoft.com/office/2006/metadata/contentType"/>
@@ -15545,23 +14494,4 @@
     <ds:schemaRef ds:uri="http://schemas.microsoft.com/internal/obd"/>
   </ds:schemaRefs>
 </ds:datastoreItem>
-</file>
-
-<file path=customXml/itemProps3.xml><?xml version="1.0" encoding="utf-8"?>
-<ds:datastoreItem xmlns:ds="http://schemas.openxmlformats.org/officeDocument/2006/customXml" ds:itemID="{1EE02CE1-AC3F-4FF5-B7BE-AC8DED322CC5}">
-  <ds:schemaRefs>
-    <ds:schemaRef ds:uri="http://schemas.microsoft.com/sharepoint/v3/contenttype/forms"/>
-  </ds:schemaRefs>
-</ds:datastoreItem>
-</file>
-
-<file path=customXml/itemProps4.xml><?xml version="1.0" encoding="utf-8"?>
-<ds:datastoreItem xmlns:ds="http://schemas.openxmlformats.org/officeDocument/2006/customXml" ds:itemID="{6CF4775B-9016-442E-9CA2-081DDD36C08D}">
-  <ds:schemaRefs>
-    <ds:schemaRef ds:uri="http://schemas.microsoft.com/office/2006/metadata/properties"/>
-    <ds:schemaRef ds:uri="http://schemas.microsoft.com/office/infopath/2007/PartnerControls"/>
-    <ds:schemaRef ds:uri="b51ed564-f2f8-468f-a388-e07184f1c0a6"/>
-    <ds:schemaRef ds:uri="275c1206-a37b-4f22-88c9-a3db5fceade2"/>
-  </ds:schemaRefs>
-</ds:datastoreItem>
 </file>